--- a/docs/Buch Bayrische Nächte/Vergleichstext.docx
+++ b/docs/Buch Bayrische Nächte/Vergleichstext.docx
@@ -3,103 +3,2591 @@
 <w:document xmlns:wpc="http://schemas.microsoft.com/office/word/2010/wordprocessingCanvas" xmlns:cx="http://schemas.microsoft.com/office/drawing/2014/chartex" xmlns:cx1="http://schemas.microsoft.com/office/drawing/2015/9/8/chartex" xmlns:cx2="http://schemas.microsoft.com/office/drawing/2015/10/21/chartex" xmlns:cx3="http://schemas.microsoft.com/office/drawing/2016/5/9/chartex" xmlns:cx4="http://schemas.microsoft.com/office/drawing/2016/5/10/chartex" xmlns:cx5="http://schemas.microsoft.com/office/drawing/2016/5/11/chartex" xmlns:cx6="http://schemas.microsoft.com/office/drawing/2016/5/12/chartex" xmlns:cx7="http://schemas.microsoft.com/office/drawing/2016/5/13/chartex" xmlns:cx8="http://schemas.microsoft.com/office/drawing/2016/5/14/chartex" xmlns:mc="http://schemas.openxmlformats.org/markup-compatibility/2006" xmlns:aink="http://schemas.microsoft.com/office/drawing/2016/ink" xmlns:am3d="http://schemas.microsoft.com/office/drawing/2017/model3d" xmlns:o="urn:schemas-microsoft-com:office:office" xmlns:oel="http://schemas.microsoft.com/office/2019/extlst" xmlns:r="http://schemas.openxmlformats.org/officeDocument/2006/relationships" xmlns:m="http://schemas.openxmlformats.org/officeDocument/2006/math" xmlns:v="urn:schemas-microsoft-com:vml" xmlns:wp14="http://schemas.microsoft.com/office/word/2010/wordprocessingDrawing" xmlns:wp="http://schemas.openxmlformats.org/drawingml/2006/wordprocessingDrawing" xmlns:w10="urn:schemas-microsoft-com:office:word" xmlns:w="http://schemas.openxmlformats.org/wordprocessingml/2006/main" xmlns:w14="http://schemas.microsoft.com/office/word/2010/wordml" xmlns:w15="http://schemas.microsoft.com/office/word/2012/wordml" xmlns:w16cex="http://schemas.microsoft.com/office/word/2018/wordml/cex" xmlns:w16cid="http://schemas.microsoft.com/office/word/2016/wordml/cid" xmlns:w16="http://schemas.microsoft.com/office/word/2018/wordml" xmlns:w16du="http://schemas.microsoft.com/office/word/2023/wordml/word16du" xmlns:w16sdtdh="http://schemas.microsoft.com/office/word/2020/wordml/sdtdatahash" xmlns:w16sdtfl="http://schemas.microsoft.com/office/word/2024/wordml/sdtformatlock" xmlns:w16se="http://schemas.microsoft.com/office/word/2015/wordml/symex" xmlns:wpg="http://schemas.microsoft.com/office/word/2010/wordprocessingGroup" xmlns:wpi="http://schemas.microsoft.com/office/word/2010/wordprocessingInk" xmlns:wne="http://schemas.microsoft.com/office/word/2006/wordml" xmlns:wps="http://schemas.microsoft.com/office/word/2010/wordprocessingShape" mc:Ignorable="w14 w15 w16se w16cid w16 w16cex w16sdtdh w16sdtfl w16du wp14">
   <w:body>
     <w:p>
+      <w:pPr>
+        <w:pStyle w:val="berschrift2"/>
+        <w:spacing w:before="0" w:after="0" w:line="300" w:lineRule="exact"/>
+      </w:pPr>
       <w:r>
         <w:t>Prologe: Pride</w:t>
       </w:r>
     </w:p>
     <w:p>
-      <w:r>
-        <w:t xml:space="preserve">(Hier Text in der dämonischen Sprache, ein Reim der Sich über alle </w:t>
+      <w:pPr>
+        <w:spacing w:after="0" w:line="300" w:lineRule="exact"/>
+        <w:rPr>
+          <w:lang w:val="en-US"/>
+        </w:rPr>
+      </w:pPr>
+    </w:p>
+    <w:p>
+      <w:pPr>
+        <w:spacing w:after="0" w:line="300" w:lineRule="exact"/>
+        <w:rPr>
+          <w:lang w:val="en-US"/>
+        </w:rPr>
+      </w:pPr>
+      <w:r>
+        <w:rPr>
+          <w:lang w:val="en-US"/>
+        </w:rPr>
+        <w:t>The first is Lucifer that reigns in his malice over the children of pride.</w:t>
+      </w:r>
+    </w:p>
+    <w:p>
+      <w:pPr>
+        <w:spacing w:after="0" w:line="300" w:lineRule="exact"/>
+        <w:jc w:val="right"/>
+        <w:rPr>
+          <w:lang w:val="en-US"/>
+        </w:rPr>
+      </w:pPr>
+      <w:r>
+        <w:rPr>
+          <w:i/>
+          <w:iCs/>
+          <w:lang w:val="en-US"/>
+        </w:rPr>
+        <w:t>Lanterne of Light, 1409</w:t>
+      </w:r>
+    </w:p>
+    <w:p>
+      <w:pPr>
+        <w:spacing w:after="0" w:line="300" w:lineRule="exact"/>
+        <w:jc w:val="both"/>
+        <w:rPr>
+          <w:lang w:val="en-US"/>
+        </w:rPr>
+      </w:pPr>
+    </w:p>
+    <w:p>
+      <w:pPr>
+        <w:spacing w:after="0" w:line="300" w:lineRule="exact"/>
+        <w:jc w:val="both"/>
+        <w:rPr>
+          <w:lang w:val="en-US"/>
+        </w:rPr>
+      </w:pPr>
+      <w:r>
+        <w:rPr>
+          <w:lang w:val="en-US"/>
+        </w:rPr>
+        <w:t>Focusing all his meager power on the left eyelid opened his eye just enough to finally see the first light in ages. A red haze was drifting before him, his vision not adjusting to the brightness and vibrant crimson color. How could it, it felt like he had his eyes shut forever, his body unable to move and his brain only really starting to work during the last… days? His sense of time was not sure either, just that he felt that was weightlessly drifting. Without smell or hearing or vision. Only a slight touch over his whole body, like he was encapsulated from head to toe. In what substance he could not say, no heat nor cold. Just pressure on his skin.</w:t>
+      </w:r>
+    </w:p>
+    <w:p>
+      <w:pPr>
+        <w:spacing w:after="0" w:line="300" w:lineRule="exact"/>
+        <w:jc w:val="both"/>
+        <w:rPr>
+          <w:lang w:val="en-US"/>
+        </w:rPr>
+      </w:pPr>
+    </w:p>
+    <w:p>
+      <w:pPr>
+        <w:spacing w:after="0" w:line="300" w:lineRule="exact"/>
+        <w:jc w:val="both"/>
+        <w:rPr>
+          <w:lang w:val="en-US"/>
+        </w:rPr>
+      </w:pPr>
+      <w:r>
+        <w:rPr>
+          <w:lang w:val="en-US"/>
+        </w:rPr>
+        <w:t xml:space="preserve">And by </w:t>
       </w:r>
       <w:proofErr w:type="spellStart"/>
       <w:r>
-        <w:t>Davo</w:t>
+        <w:rPr>
+          <w:lang w:val="en-US"/>
+        </w:rPr>
+        <w:t>Mirkes</w:t>
+      </w:r>
+      <w:r>
+        <w:rPr>
+          <w:lang w:val="en-US"/>
+        </w:rPr>
+        <w:t>c</w:t>
+      </w:r>
+      <w:r>
+        <w:rPr>
+          <w:lang w:val="en-US"/>
+        </w:rPr>
+        <w:t>h</w:t>
       </w:r>
       <w:proofErr w:type="spellEnd"/>
       <w:r>
-        <w:t>-Kapitel streckt.</w:t>
-      </w:r>
-    </w:p>
-    <w:p>
-      <w:pPr>
-        <w:rPr>
-          <w:lang w:val="en-US"/>
-        </w:rPr>
-      </w:pPr>
-      <w:r>
-        <w:t xml:space="preserve">Lässt sich mit Hilfe des letzten Kapitels übersetzen, ist ein Lied über die Rückkehr des Teufels. </w:t>
+        <w:rPr>
+          <w:lang w:val="en-US"/>
+        </w:rPr>
+        <w:t xml:space="preserve"> was he tired. Fatigue was slowly overcoming him, lulling him into a blanket of blissful sleep. “No… No!” he thought to himself, forcing his eye to remain open, to see what was beyond the red haze. If there even was such a place. Sharpness flowed into the contours in front of his face, showing him facets of red, as of the edges of a ruby looked upon from up </w:t>
+      </w:r>
+      <w:proofErr w:type="gramStart"/>
+      <w:r>
+        <w:rPr>
+          <w:lang w:val="en-US"/>
+        </w:rPr>
+        <w:t>close</w:t>
+      </w:r>
+      <w:proofErr w:type="gramEnd"/>
+      <w:r>
+        <w:rPr>
+          <w:lang w:val="en-US"/>
+        </w:rPr>
+        <w:t xml:space="preserve">. But the angles were are wrong, inverted and changed. “Am I… inside the stone? That cannot be right, I </w:t>
+      </w:r>
+      <w:proofErr w:type="gramStart"/>
+      <w:r>
+        <w:rPr>
+          <w:lang w:val="en-US"/>
+        </w:rPr>
+        <w:t>don’t</w:t>
+      </w:r>
+      <w:proofErr w:type="gramEnd"/>
+      <w:r>
+        <w:rPr>
+          <w:lang w:val="en-US"/>
+        </w:rPr>
+        <w:t xml:space="preserve"> </w:t>
       </w:r>
       <w:proofErr w:type="spellStart"/>
       <w:r>
         <w:rPr>
           <w:lang w:val="en-US"/>
         </w:rPr>
-        <w:t>Geschrieben</w:t>
+        <w:t>remem</w:t>
       </w:r>
       <w:proofErr w:type="spellEnd"/>
       <w:r>
         <w:rPr>
           <w:lang w:val="en-US"/>
         </w:rPr>
-        <w:t xml:space="preserve"> in </w:t>
+        <w:t xml:space="preserve">-…” He could not recall, the memories of what came before this prison would not come to him. “My name is Davo, I am a Halfbreed from </w:t>
       </w:r>
       <w:proofErr w:type="spellStart"/>
       <w:r>
         <w:rPr>
           <w:lang w:val="en-US"/>
         </w:rPr>
-        <w:t>einer</w:t>
+        <w:t>Fanoshes</w:t>
+      </w:r>
+      <w:r>
+        <w:rPr>
+          <w:lang w:val="en-US"/>
+        </w:rPr>
+        <w:t>c</w:t>
+      </w:r>
+      <w:r>
+        <w:rPr>
+          <w:lang w:val="en-US"/>
+        </w:rPr>
+        <w:t>h</w:t>
       </w:r>
       <w:proofErr w:type="spellEnd"/>
       <w:r>
         <w:rPr>
           <w:lang w:val="en-US"/>
         </w:rPr>
+        <w:t xml:space="preserve">, my mother is…” He subconsciously tried to let out a small grunt, but unable to move his vocal cords he </w:t>
+      </w:r>
+      <w:r>
+        <w:rPr>
+          <w:lang w:val="en-US"/>
+        </w:rPr>
+        <w:t>remained</w:t>
+      </w:r>
+      <w:r>
+        <w:rPr>
+          <w:lang w:val="en-US"/>
+        </w:rPr>
+        <w:t xml:space="preserve"> silent with a lingering scratch in his throat. “The name of my mother. Surely it is…” His mother’s name, he could not remember it. Let alone her face, or even her voice. Strong emotions of guilt and loss came over him, building up in his stomach and wringing his guts in a circle. A tear smeared his vision, letting him see nothing but washed fragments of red again. He knew that she had been the most important person in his life, his anchor in times of dread and hopelessness. Over the next few moments, he tried again and again to shine a light on her obscured face, trying to discern her features in the mist that was his thoughts.</w:t>
+      </w:r>
+    </w:p>
+    <w:p>
+      <w:pPr>
+        <w:spacing w:after="0" w:line="300" w:lineRule="exact"/>
+        <w:jc w:val="both"/>
+        <w:rPr>
+          <w:lang w:val="en-US"/>
+        </w:rPr>
+      </w:pPr>
+    </w:p>
+    <w:p>
+      <w:pPr>
+        <w:spacing w:after="0" w:line="300" w:lineRule="exact"/>
+        <w:jc w:val="both"/>
+        <w:rPr>
+          <w:lang w:val="en-US"/>
+        </w:rPr>
+      </w:pPr>
+      <w:r>
+        <w:rPr>
+          <w:lang w:val="en-US"/>
+        </w:rPr>
+        <w:t xml:space="preserve">Drifting along in his stony jail, filled to the brim with melancholy, Davo again found his strength and blinked away the tear, depleting all the energy he had left. He could sit in here and feel sorry for himself or find his old pride and find a way. A way to break out and remember and conquer any fear or threat standing in his way. Sharpening his vision, almost like on command, he noticed other shades of red behind the boundary of the cut ruby. Similar crimson forms, sharp edges, and a dark matter inside. Was he not the only one here? Reacting on instinct his body </w:t>
+      </w:r>
+      <w:proofErr w:type="gramStart"/>
+      <w:r>
+        <w:rPr>
+          <w:lang w:val="en-US"/>
+        </w:rPr>
+        <w:t>made an effort</w:t>
+      </w:r>
+      <w:proofErr w:type="gramEnd"/>
+      <w:r>
+        <w:rPr>
+          <w:lang w:val="en-US"/>
+        </w:rPr>
+        <w:t xml:space="preserve"> to shorten the distance to the field beyond, trying to lean forward. But that only tired him out immensely. Before he could even move a single millimeter, he was fighting to keep his eye pried open. Focusing solely on that Davo could make out a gray and brown landscape with jagged form protruding out of the uneven ground. Not being able to turn his head in any direction he made peace with the idea of a quick escape. This place was sapping his energy, like he was awake for three days straight. Feeling the pull of sleep at his eyelid he dozed off, starting to dream of times gone past that he will not remember when I will wake again. And when will that be anyway?</w:t>
+      </w:r>
+    </w:p>
+    <w:p>
+      <w:pPr>
+        <w:spacing w:after="0" w:line="300" w:lineRule="exact"/>
+        <w:jc w:val="both"/>
+        <w:rPr>
+          <w:lang w:val="en-US"/>
+        </w:rPr>
+      </w:pPr>
+    </w:p>
+    <w:p>
+      <w:pPr>
+        <w:pStyle w:val="berschrift2"/>
+        <w:spacing w:before="0" w:after="0" w:line="300" w:lineRule="exact"/>
+        <w:rPr>
+          <w:lang w:val="en-US"/>
+        </w:rPr>
+      </w:pPr>
+      <w:r>
+        <w:rPr>
+          <w:lang w:val="en-US"/>
+        </w:rPr>
+        <w:lastRenderedPageBreak/>
+        <w:t>Chapter 1: The Ship</w:t>
+      </w:r>
+    </w:p>
+    <w:p>
+      <w:pPr>
+        <w:spacing w:after="0" w:line="300" w:lineRule="exact"/>
+        <w:jc w:val="both"/>
+        <w:rPr>
+          <w:i/>
+          <w:iCs/>
+          <w:lang w:val="en-US"/>
+        </w:rPr>
+      </w:pPr>
+    </w:p>
+    <w:p>
+      <w:pPr>
+        <w:spacing w:after="0" w:line="300" w:lineRule="exact"/>
+        <w:jc w:val="both"/>
+        <w:rPr>
+          <w:lang w:val="en-US"/>
+        </w:rPr>
+      </w:pPr>
+      <w:proofErr w:type="spellStart"/>
+      <w:r>
+        <w:rPr>
+          <w:i/>
+          <w:iCs/>
+          <w:lang w:val="en-US"/>
+        </w:rPr>
+        <w:t>Würmsee</w:t>
+      </w:r>
+      <w:proofErr w:type="spellEnd"/>
+      <w:r>
+        <w:rPr>
+          <w:i/>
+          <w:iCs/>
+          <w:lang w:val="en-US"/>
+        </w:rPr>
+        <w:t xml:space="preserve"> at Starnberg, Bavaria, 10.09.1880</w:t>
+      </w:r>
+    </w:p>
+    <w:p>
+      <w:pPr>
+        <w:spacing w:after="0" w:line="300" w:lineRule="exact"/>
+        <w:jc w:val="both"/>
+        <w:rPr>
+          <w:lang w:val="en-US"/>
+        </w:rPr>
+      </w:pPr>
+    </w:p>
+    <w:p>
+      <w:pPr>
+        <w:spacing w:after="0" w:line="300" w:lineRule="exact"/>
+        <w:jc w:val="both"/>
+        <w:rPr>
+          <w:lang w:val="en-US"/>
+        </w:rPr>
+      </w:pPr>
+      <w:r>
+        <w:rPr>
+          <w:lang w:val="en-US"/>
+        </w:rPr>
+        <w:t xml:space="preserve">“Wake up my love, I </w:t>
+      </w:r>
+      <w:proofErr w:type="gramStart"/>
+      <w:r>
+        <w:rPr>
+          <w:lang w:val="en-US"/>
+        </w:rPr>
+        <w:t>don’t</w:t>
+      </w:r>
+      <w:proofErr w:type="gramEnd"/>
+      <w:r>
+        <w:rPr>
+          <w:lang w:val="en-US"/>
+        </w:rPr>
+        <w:t xml:space="preserve"> want you to get a sunburn. I know you say you </w:t>
+      </w:r>
+      <w:proofErr w:type="gramStart"/>
+      <w:r>
+        <w:rPr>
+          <w:lang w:val="en-US"/>
+        </w:rPr>
+        <w:t>can’t</w:t>
+      </w:r>
+      <w:proofErr w:type="gramEnd"/>
+      <w:r>
+        <w:rPr>
+          <w:lang w:val="en-US"/>
+        </w:rPr>
+        <w:t xml:space="preserve"> catch one, but better safe than sorry,” whispered a husky voice with a light Texan drawl right next to her ear. Marina came to life, stretching her limps like a cat after a long rest. Smoldering in the rays of a truly marvelous autumn sun she was put to sleep by the crashing of the small waves on their boat after she took a long and relaxing swim.</w:t>
+      </w:r>
+    </w:p>
+    <w:p>
+      <w:pPr>
+        <w:spacing w:after="0" w:line="300" w:lineRule="exact"/>
+        <w:jc w:val="both"/>
+        <w:rPr>
+          <w:lang w:val="en-US"/>
+        </w:rPr>
+      </w:pPr>
+      <w:r>
+        <w:rPr>
+          <w:lang w:val="en-US"/>
+        </w:rPr>
         <w:t xml:space="preserve"> </w:t>
       </w:r>
+    </w:p>
+    <w:p>
+      <w:pPr>
+        <w:spacing w:after="0" w:line="300" w:lineRule="exact"/>
+        <w:jc w:val="both"/>
+        <w:rPr>
+          <w:lang w:val="en-US"/>
+        </w:rPr>
+      </w:pPr>
+      <w:r>
+        <w:rPr>
+          <w:lang w:val="en-US"/>
+        </w:rPr>
+        <w:t xml:space="preserve">“As if you can even get burned in those wool-garments you call a bathing suit,” she countered with an undertone of after sleep grogginess. She opened only one eye to shield herself against the sun and saw her husband standing over her, a slight smile on his blond bearded lips. His own bathing suit showed his extensive military training where, at least at the places where it </w:t>
+      </w:r>
+      <w:proofErr w:type="gramStart"/>
+      <w:r>
+        <w:rPr>
+          <w:lang w:val="en-US"/>
+        </w:rPr>
+        <w:t>didn’t</w:t>
+      </w:r>
+      <w:proofErr w:type="gramEnd"/>
+      <w:r>
+        <w:rPr>
+          <w:lang w:val="en-US"/>
+        </w:rPr>
+        <w:t xml:space="preserve"> hide his body behind stripes of blue and white. Also, the scars he received during several engagements with the French. “</w:t>
+      </w:r>
       <w:proofErr w:type="spellStart"/>
       <w:r>
         <w:rPr>
           <w:lang w:val="en-US"/>
         </w:rPr>
-        <w:t>Keilschrift</w:t>
+        <w:t>Allmächt</w:t>
       </w:r>
       <w:proofErr w:type="spellEnd"/>
       <w:r>
         <w:rPr>
           <w:lang w:val="en-US"/>
         </w:rPr>
-        <w:t>.)</w:t>
-      </w:r>
-    </w:p>
-    <w:p>
-      <w:pPr>
-        <w:rPr>
-          <w:lang w:val="en-US"/>
-        </w:rPr>
-      </w:pPr>
-    </w:p>
-    <w:p>
-      <w:pPr>
-        <w:rPr>
-          <w:lang w:val="en-US"/>
-        </w:rPr>
-      </w:pPr>
-      <w:r>
-        <w:rPr>
-          <w:lang w:val="en-US"/>
-        </w:rPr>
-        <w:t>The first is Lucifer that reigns in his malice over the children of pride.</w:t>
-      </w:r>
-    </w:p>
-    <w:p>
-      <w:pPr>
-        <w:rPr>
-          <w:lang w:val="en-US"/>
-        </w:rPr>
-      </w:pPr>
-      <w:r>
-        <w:rPr>
+        <w:t xml:space="preserve">,” she let of in her best practiced Bavarian. “How long have I been asleep? And move please, you are blocking my sun.” He stepped over just a little and the full force of warm light bathed her again. While he walked over to their ships steering wheel he said, “Judging from the position of the sun it should be around four o’clock. So, enough time to get back to your appointment.” With a slightly annoyed voice Marina remarked, “Thank you for your guess Willhelm, now be so kind to tell me the actual time. Not that I do not trust your skills in astronomy to determine the suns altitude but I need to know precisely. Can I lounge some more or do we have to hurry?” The first reply was a chuckle, the second an actual answer. “It is 1546, so lay down again. But </w:t>
+      </w:r>
+      <w:proofErr w:type="gramStart"/>
+      <w:r>
+        <w:rPr>
+          <w:lang w:val="en-US"/>
+        </w:rPr>
+        <w:t>don’t</w:t>
+      </w:r>
+      <w:proofErr w:type="gramEnd"/>
+      <w:r>
+        <w:rPr>
+          <w:lang w:val="en-US"/>
+        </w:rPr>
+        <w:t xml:space="preserve"> fall asleep, I will take the boat back.” </w:t>
+      </w:r>
+    </w:p>
+    <w:p>
+      <w:pPr>
+        <w:spacing w:after="0" w:line="300" w:lineRule="exact"/>
+        <w:jc w:val="both"/>
+        <w:rPr>
+          <w:lang w:val="en-US"/>
+        </w:rPr>
+      </w:pPr>
+    </w:p>
+    <w:p>
+      <w:pPr>
+        <w:spacing w:after="0" w:line="300" w:lineRule="exact"/>
+        <w:jc w:val="both"/>
+        <w:rPr>
+          <w:lang w:val="en-US"/>
+        </w:rPr>
+      </w:pPr>
+      <w:r>
+        <w:rPr>
+          <w:lang w:val="en-US"/>
+        </w:rPr>
+        <w:t xml:space="preserve">After a slight pause he added, “Will you take this deal the count offered you? It is a lot of money and risky to boot. Not your usual investment.” Marina thought for a moment, looking out on the lake, trying to find a logical reason for her decision. She was not embarrassed to say it was a gut feeling, but she almost never resorted to it. With a mocking tone in her voice, she answered “Probably because the old fart Sir Charles just recently dropped the deal. And if the project is successful, he will feel envious and that in turn will make my day. The old </w:t>
+      </w:r>
+      <w:proofErr w:type="spellStart"/>
+      <w:r>
+        <w:rPr>
+          <w:lang w:val="en-US"/>
+        </w:rPr>
+        <w:t>Loderer</w:t>
+      </w:r>
+      <w:proofErr w:type="spellEnd"/>
+      <w:r>
+        <w:rPr>
+          <w:lang w:val="en-US"/>
+        </w:rPr>
+        <w:t>!” She ended her sentence with a curse for wrinkled old men. Wilhelm had a surprised look on his face, seeing his wife so emotionally invested in business. “You always know best in these dealings, just be cautious please. Acting on your passion in the heat of the moment is never wise, be it in battle or at the negotiating table,” he said. Marina continued to stare out into the blue of the water, seemingly ignoring him. But he knew she was deep in thought, figuring out the best way to accept this deal or gracefully let down her vis-à-vis. Not disturbing her Wilhelm steered the boat towards their home at the lake, trying his best to remain silent.</w:t>
+      </w:r>
+    </w:p>
+    <w:p>
+      <w:pPr>
+        <w:spacing w:after="0" w:line="300" w:lineRule="exact"/>
+        <w:jc w:val="both"/>
+        <w:rPr>
+          <w:lang w:val="en-US"/>
+        </w:rPr>
+      </w:pPr>
+    </w:p>
+    <w:p>
+      <w:pPr>
+        <w:spacing w:after="0" w:line="300" w:lineRule="exact"/>
+        <w:jc w:val="both"/>
+        <w:rPr>
+          <w:lang w:val="en-US"/>
+        </w:rPr>
+      </w:pPr>
+      <w:r>
+        <w:rPr>
+          <w:lang w:val="en-US"/>
+        </w:rPr>
+        <w:t xml:space="preserve">Shortly before reaching their boat garage, that was directly implemented into their luxurious home Marina stood up and began to take in the sail of their vessel. She knew how to work any part of this ship, having designed it a few years ago herself, to be sold to the nobility living around the lake. After they all heard that her father’s shipyard company in </w:t>
+      </w:r>
+      <w:proofErr w:type="spellStart"/>
+      <w:r>
+        <w:rPr>
+          <w:lang w:val="en-US"/>
+        </w:rPr>
+        <w:t>Nafplio</w:t>
+      </w:r>
+      <w:proofErr w:type="spellEnd"/>
+      <w:r>
+        <w:rPr>
+          <w:lang w:val="en-US"/>
+        </w:rPr>
+        <w:t xml:space="preserve"> built a yacht for the Bavarian king Ludwig II. they kept flocking to him with in Greece with commissions. So, he did send his daughter out to learn in Bavaria and after a few years she </w:t>
+      </w:r>
+      <w:r>
+        <w:rPr>
+          <w:lang w:val="en-US"/>
+        </w:rPr>
+        <w:lastRenderedPageBreak/>
+        <w:t xml:space="preserve">had her own branch of shipyards here at the lake </w:t>
+      </w:r>
+      <w:proofErr w:type="spellStart"/>
+      <w:r>
+        <w:rPr>
+          <w:lang w:val="en-US"/>
+        </w:rPr>
+        <w:t>Würmsee</w:t>
+      </w:r>
+      <w:proofErr w:type="spellEnd"/>
+      <w:r>
+        <w:rPr>
+          <w:lang w:val="en-US"/>
+        </w:rPr>
+        <w:t>. From below deck a quite rustle and then fast shuffle could be heard. Out of the dark of the companionway their son Aris stepped up the few stairs, asking his mother with sleepy eyes, “</w:t>
+      </w:r>
+      <w:proofErr w:type="spellStart"/>
+      <w:r>
+        <w:rPr>
+          <w:lang w:val="en-US"/>
+        </w:rPr>
+        <w:t>Chreiázesai</w:t>
+      </w:r>
+      <w:proofErr w:type="spellEnd"/>
+      <w:r>
+        <w:rPr>
+          <w:lang w:val="en-US"/>
+        </w:rPr>
+        <w:t xml:space="preserve"> </w:t>
+      </w:r>
+      <w:proofErr w:type="spellStart"/>
+      <w:r>
+        <w:rPr>
+          <w:lang w:val="en-US"/>
+        </w:rPr>
+        <w:t>voítheia</w:t>
+      </w:r>
+      <w:proofErr w:type="spellEnd"/>
+      <w:r>
+        <w:rPr>
+          <w:lang w:val="en-US"/>
+        </w:rPr>
+        <w:t xml:space="preserve"> </w:t>
+      </w:r>
+      <w:proofErr w:type="spellStart"/>
+      <w:r>
+        <w:rPr>
+          <w:lang w:val="en-US"/>
+        </w:rPr>
+        <w:t>mitéra</w:t>
+      </w:r>
+      <w:proofErr w:type="spellEnd"/>
+      <w:r>
+        <w:rPr>
+          <w:lang w:val="en-US"/>
+        </w:rPr>
+        <w:t>?” “</w:t>
+      </w:r>
+      <w:proofErr w:type="spellStart"/>
+      <w:r>
+        <w:rPr>
+          <w:lang w:val="en-US"/>
+        </w:rPr>
+        <w:t>Óchi</w:t>
+      </w:r>
+      <w:proofErr w:type="spellEnd"/>
+      <w:r>
+        <w:rPr>
+          <w:lang w:val="en-US"/>
+        </w:rPr>
+        <w:t xml:space="preserve"> </w:t>
+      </w:r>
+      <w:proofErr w:type="spellStart"/>
+      <w:r>
+        <w:rPr>
+          <w:lang w:val="en-US"/>
+        </w:rPr>
+        <w:t>Áris</w:t>
+      </w:r>
+      <w:proofErr w:type="spellEnd"/>
+      <w:r>
+        <w:rPr>
+          <w:lang w:val="en-US"/>
+        </w:rPr>
+        <w:t xml:space="preserve">, and do not speak Greek when your father is right next to you, it is improper. “Fine,” he said with a drawn-out I. “but maybe he should learn as well, you’ve been to the Aegean together often enough,” Aris added with a hint of playful defiance. Wilhelm let go of the steering wheel and came after their son, trying to catch the youth. “Watch out my boy, or you will find yourself with the fishes!” He chased Aris for a round around the ship before he caught him under one arm and carried him to the steer. “Now show me what you mother taught you about sailing,” said Wilhelm to Aris, the boy catching the polished wood in his hands and aiming towards one of the three boat entrances, the only one that was empty. </w:t>
+      </w:r>
+    </w:p>
+    <w:p>
+      <w:pPr>
+        <w:spacing w:after="0" w:line="300" w:lineRule="exact"/>
+        <w:jc w:val="both"/>
+        <w:rPr>
+          <w:lang w:val="en-US"/>
+        </w:rPr>
+      </w:pPr>
+    </w:p>
+    <w:p>
+      <w:pPr>
+        <w:spacing w:after="0" w:line="300" w:lineRule="exact"/>
+        <w:jc w:val="both"/>
+        <w:rPr>
+          <w:lang w:val="en-US"/>
+        </w:rPr>
+      </w:pPr>
+      <w:r>
+        <w:rPr>
+          <w:lang w:val="en-US"/>
+        </w:rPr>
+        <w:t xml:space="preserve">With half of the boat inside the shade Wilhelm jumped out on the jetty and fastened the ropes around a cleat, the boat coming to a stop with an almost unnoticeable bump. “Nicely done Aris, I almost </w:t>
+      </w:r>
+      <w:proofErr w:type="gramStart"/>
+      <w:r>
+        <w:rPr>
+          <w:lang w:val="en-US"/>
+        </w:rPr>
+        <w:t>didn’t</w:t>
+      </w:r>
+      <w:proofErr w:type="gramEnd"/>
+      <w:r>
+        <w:rPr>
+          <w:lang w:val="en-US"/>
+        </w:rPr>
+        <w:t xml:space="preserve"> feel us arriving this time. Now get dressed and wait for your history lesson with Mister Lempel.” Marina’s voice was full of praise but also a hint of scolding. The boy rarely was one time if fun could be had. 9 years old and every centimeter the image of his father. Aris sprinted up the stone stairs vanishing from sight. With the boat safely tied to the dock, Marina took a long step on the slippery wood in front of her. Her feet equally slippery </w:t>
+      </w:r>
+      <w:proofErr w:type="gramStart"/>
+      <w:r>
+        <w:rPr>
+          <w:lang w:val="en-US"/>
+        </w:rPr>
+        <w:t>couldn’t</w:t>
+      </w:r>
+      <w:proofErr w:type="gramEnd"/>
+      <w:r>
+        <w:rPr>
+          <w:lang w:val="en-US"/>
+        </w:rPr>
+        <w:t xml:space="preserve"> find any grip and she stumbled backwards, her field of vision rapidly going through floor-brick wall- wooden ceiling. Until she abruptly stopped, her hand caught by her husband as she almost hit the ships deck behind her. He pulled her in slowly, ending with a tight embrace, his right hand on the back of her head. They stood like this wordlessly for some time, both feeling the safety in each other, troubling thoughts vanishing out of mind. </w:t>
+      </w:r>
+    </w:p>
+    <w:p>
+      <w:pPr>
+        <w:spacing w:after="0" w:line="300" w:lineRule="exact"/>
+        <w:jc w:val="both"/>
+        <w:rPr>
+          <w:lang w:val="en-US"/>
+        </w:rPr>
+      </w:pPr>
+    </w:p>
+    <w:p>
+      <w:pPr>
+        <w:spacing w:after="0" w:line="300" w:lineRule="exact"/>
+        <w:jc w:val="both"/>
+        <w:rPr>
+          <w:lang w:val="en-US"/>
+        </w:rPr>
+      </w:pPr>
+      <w:r>
+        <w:rPr>
+          <w:lang w:val="en-US"/>
+        </w:rPr>
+        <w:t>Until loud and shrill barking pulled them out of these perfect seconds and a white and fuzzy poodle jumped down the very stairs Aris took up. “Johnny!” Marina exclaimed with an equally shrill tone. “Did you guard the house well, my boy? I know we can rely on you.” Johnny the poodle answered with a series of excited barks, each one louder than the last. Wilhelm let go of Marina and catered to the boat, while she picked up the dog, petting him furiously. “I will finish up here,” said Wilhelm. “You go too and prepare, I let Maid Gundel prepare the garden table and lay you out some clothes.” Throwing a kiss over her shoulder Marina climbed up the cool stairs with Johnny in her arms. While walking she led Johnny jump down, some hairs of his white and well-maintained fur sticking to her woolen swimsuit. “Go on and stay with Aris, make sure he gets ready to study. You can do that right?” She asked the dog, who was giving off a small yap of approval before he stormed up the last of the steps and vanished from site, only some single barks and the tapping of his tiny feet were heard through a small echo.</w:t>
+      </w:r>
+    </w:p>
+    <w:p>
+      <w:pPr>
+        <w:spacing w:after="0" w:line="300" w:lineRule="exact"/>
+        <w:jc w:val="both"/>
+        <w:rPr>
+          <w:lang w:val="en-US"/>
+        </w:rPr>
+      </w:pPr>
+    </w:p>
+    <w:p>
+      <w:pPr>
+        <w:spacing w:after="0" w:line="300" w:lineRule="exact"/>
+        <w:jc w:val="both"/>
+        <w:rPr>
+          <w:lang w:val="en-US"/>
+        </w:rPr>
+      </w:pPr>
+      <w:r>
+        <w:rPr>
+          <w:lang w:val="en-US"/>
+        </w:rPr>
+        <w:t xml:space="preserve">On the main floor she found her evening clothes neatly folded on a side table, a long and ruffled dress for mild temperatures, silky undergarments, high cut socks with matching suede boots and her favorite wide brimmed hat made from straw from Napflio. With no more servants </w:t>
+      </w:r>
+      <w:r>
+        <w:rPr>
+          <w:lang w:val="en-US"/>
+        </w:rPr>
+        <w:t>around,</w:t>
+      </w:r>
+      <w:r>
+        <w:rPr>
+          <w:lang w:val="en-US"/>
+        </w:rPr>
+        <w:t xml:space="preserve"> she could dress right here, not fearing any incredulous looks. In her head her mother’s words started listing all rules for a proper lady: be always correct, be patient, be on time, be charming, be faithful to God… She crossed her right hand before her chest and looked up to one of the many of the images of the Virgin Mary gifted to her by her late mother, orthodox symbols of purity and motherhood. “May God rest her soul, lay it down </w:t>
+      </w:r>
+      <w:r>
+        <w:rPr>
+          <w:lang w:val="en-US"/>
+        </w:rPr>
+        <w:lastRenderedPageBreak/>
+        <w:t xml:space="preserve">gently on the grass of his garden. Praise be him,” whispered Marina in a small prayer. Whenever she thought about her mother religious feelings came upon her, ones that were totally absent any other time. </w:t>
+      </w:r>
+    </w:p>
+    <w:p>
+      <w:pPr>
+        <w:spacing w:after="0" w:line="300" w:lineRule="exact"/>
+        <w:jc w:val="both"/>
+        <w:rPr>
+          <w:lang w:val="en-US"/>
+        </w:rPr>
+      </w:pPr>
+    </w:p>
+    <w:p>
+      <w:pPr>
+        <w:spacing w:after="0" w:line="300" w:lineRule="exact"/>
+        <w:jc w:val="both"/>
+        <w:rPr>
+          <w:lang w:val="en-US"/>
+        </w:rPr>
+      </w:pPr>
+      <w:r>
+        <w:rPr>
+          <w:lang w:val="en-US"/>
+        </w:rPr>
+        <w:t>Education and upbringing can never be erased and will sprout up again on command, be it conscious or subconscious. But that was not the only thing she was taught all those years ago, be it at the all-female Richard-Wagner-Gymnasium in Bayreuth or directly from her father after she finished school and learned the trade. A successful deal requires a firm stance, a firm handshake, and a firm goal. A handshake she could not give, being improper for a lady, but firmly and wordlessly insisting on her male counterpart to tread her with all the chivalrous forms most often did the trick. One thing she hat to find out for herself. Having put herself together nicely the clock counted to five o’clock and almost exactly at the same time three heavy knocks could be heard at her door. Marina crossed the wide entrance hall with Johnny in tow to open one of the white double doors with gold trim on the edges and door handle. Her hand resting there for a short while she took a deep breath to prepare her mind fully and flush out any unimportant things. Then she opened the door.</w:t>
+      </w:r>
+    </w:p>
+    <w:p>
+      <w:pPr>
+        <w:spacing w:after="0" w:line="300" w:lineRule="exact"/>
+        <w:jc w:val="both"/>
+        <w:rPr>
+          <w:lang w:val="en-US"/>
+        </w:rPr>
+      </w:pPr>
+    </w:p>
+    <w:p>
+      <w:pPr>
+        <w:spacing w:after="0" w:line="300" w:lineRule="exact"/>
+        <w:jc w:val="both"/>
+        <w:rPr>
+          <w:lang w:val="en-US"/>
+        </w:rPr>
+      </w:pPr>
+      <w:r>
+        <w:rPr>
+          <w:lang w:val="en-US"/>
+        </w:rPr>
+        <w:t xml:space="preserve">Outside she found a tall man with a youthful and friendly face, dapper dressed in a suit of gray with a silky green under jacket glowing in the sun he took of his hunting hat with a twirl, the big pheasants feather fluttering in the breeze, revealing brown locks of long hair falling to his wide shoulders. “It is a pleasure to finally meet you, Miss Marina </w:t>
+      </w:r>
+      <w:proofErr w:type="spellStart"/>
+      <w:r>
+        <w:rPr>
+          <w:lang w:val="en-US"/>
+        </w:rPr>
+        <w:t>Adamantidi</w:t>
+      </w:r>
+      <w:proofErr w:type="spellEnd"/>
+      <w:r>
+        <w:rPr>
+          <w:lang w:val="en-US"/>
+        </w:rPr>
+        <w:t xml:space="preserve">. I hope I pronounced that correctly,” said the man with a playful smile. “Almost, dear Count Michael </w:t>
+      </w:r>
+      <w:proofErr w:type="spellStart"/>
+      <w:r>
+        <w:rPr>
+          <w:lang w:val="en-US"/>
+        </w:rPr>
+        <w:t>Großberg</w:t>
+      </w:r>
+      <w:proofErr w:type="spellEnd"/>
+      <w:r>
+        <w:rPr>
+          <w:lang w:val="en-US"/>
+        </w:rPr>
+        <w:t xml:space="preserve"> von Tölz, you have to pronounce it /a​ð​ama​n​t​</w:t>
+      </w:r>
+      <w:proofErr w:type="spellStart"/>
+      <w:r>
+        <w:rPr>
+          <w:lang w:val="en-US"/>
+        </w:rPr>
+        <w:t>i</w:t>
+      </w:r>
+      <w:proofErr w:type="spellEnd"/>
+      <w:r>
+        <w:rPr>
+          <w:lang w:val="en-US"/>
+        </w:rPr>
+        <w:t>​​ð​</w:t>
+      </w:r>
+      <w:proofErr w:type="spellStart"/>
+      <w:r>
+        <w:rPr>
+          <w:lang w:val="en-US"/>
+        </w:rPr>
+        <w:t>i</w:t>
+      </w:r>
+      <w:proofErr w:type="spellEnd"/>
+      <w:r>
+        <w:rPr>
+          <w:lang w:val="en-US"/>
+        </w:rPr>
+        <w:t xml:space="preserve">​/, but I recognize the effort.” Marina held out her hand for him to slightly bow and mock kiss. The count instead kissed her hand for real while looking into her eyes with a challenging glare. A mix of anger and nervousness rose inside of Marina, but she </w:t>
+      </w:r>
+      <w:proofErr w:type="gramStart"/>
+      <w:r>
+        <w:rPr>
+          <w:lang w:val="en-US"/>
+        </w:rPr>
+        <w:t>didn’t</w:t>
+      </w:r>
+      <w:proofErr w:type="gramEnd"/>
+      <w:r>
+        <w:rPr>
+          <w:lang w:val="en-US"/>
+        </w:rPr>
+        <w:t xml:space="preserve"> show. Instead, she smiled brightly while pulling away her hand, using it to guide the way inside and on through the terrace door. “This way, if you would </w:t>
+      </w:r>
+      <w:proofErr w:type="gramStart"/>
+      <w:r>
+        <w:rPr>
+          <w:lang w:val="en-US"/>
+        </w:rPr>
+        <w:t>so</w:t>
+      </w:r>
+      <w:proofErr w:type="gramEnd"/>
+      <w:r>
+        <w:rPr>
+          <w:lang w:val="en-US"/>
+        </w:rPr>
+        <w:t xml:space="preserve"> please, we can discuss our deal in the garden while having a glass of sweet white from Crete.” She turned around and strode forward with small steps, her heels making clacking sounds on the neatly cleaned marble floor. The count behind her stepped inside and closed the door. His footsteps echoed in a way slower rhythm, while he admired the small paintings of a blue sky on the white ceiling. “Sapphire sky over snowy mountain tops, almost like our country flags, wouldn’t you say?” he remarked. “Yes,” answered Marina, turning towards him, “but for me the orientation is reversed. Azure waves beneath woolen clouds.” The count stopped and looked at her while nodding his head. “True in turn, but one thing is clear. Almost no one looks up.” He pointed his finger upwards, smiling shiny teeth, but his gaze remained on her. After a short pause she started walking again, leaving the house on to the terrace with a few more steps, catching the breeze as soon as she was outside the door, the count right behind.</w:t>
+      </w:r>
+    </w:p>
+    <w:p>
+      <w:pPr>
+        <w:spacing w:after="0" w:line="300" w:lineRule="exact"/>
+        <w:jc w:val="both"/>
+        <w:rPr>
+          <w:lang w:val="en-US"/>
+        </w:rPr>
+      </w:pPr>
+    </w:p>
+    <w:p>
+      <w:pPr>
+        <w:spacing w:after="0" w:line="300" w:lineRule="exact"/>
+        <w:jc w:val="both"/>
+        <w:rPr>
+          <w:lang w:val="en-US"/>
+        </w:rPr>
+      </w:pPr>
+      <w:r>
+        <w:rPr>
+          <w:lang w:val="en-US"/>
+        </w:rPr>
+        <w:t xml:space="preserve">Marina came to stand in front of a metal chair, waiting for the count to seat her, which he promptly followed up upon. He himself took the other chair, sitting on the other side of the matching table. Intricate metallic shapes </w:t>
+      </w:r>
+      <w:proofErr w:type="gramStart"/>
+      <w:r>
+        <w:rPr>
+          <w:lang w:val="en-US"/>
+        </w:rPr>
+        <w:t>rising up</w:t>
+      </w:r>
+      <w:proofErr w:type="gramEnd"/>
+      <w:r>
+        <w:rPr>
+          <w:lang w:val="en-US"/>
+        </w:rPr>
+        <w:t xml:space="preserve"> on its legs culminating in a tabletop of finest oak wood. On it standing was a carafe of cooled white wine, condensation building on the glass. The count took it and served Marina and himself a half full glass each. She raised her glass to a toast. “May your inventions be ever so fruitful!” “And your part in it successful in kind,” he answered, clinking the glasses together. They both sampled the smell of the still </w:t>
+      </w:r>
+      <w:r>
+        <w:rPr>
+          <w:lang w:val="en-US"/>
+        </w:rPr>
+        <w:lastRenderedPageBreak/>
+        <w:t xml:space="preserve">beverage, fruity waves of a salty beach, before giving it a taste. Siting there for a moment they both enjoyed the rustling leaves, their seats overlooking the expansive garden. </w:t>
+      </w:r>
+    </w:p>
+    <w:p>
+      <w:pPr>
+        <w:spacing w:after="0" w:line="300" w:lineRule="exact"/>
+        <w:jc w:val="both"/>
+        <w:rPr>
+          <w:lang w:val="en-US"/>
+        </w:rPr>
+      </w:pPr>
+    </w:p>
+    <w:p>
+      <w:pPr>
+        <w:spacing w:after="0" w:line="300" w:lineRule="exact"/>
+        <w:jc w:val="both"/>
+        <w:rPr>
+          <w:lang w:val="en-US"/>
+        </w:rPr>
+      </w:pPr>
+      <w:r>
+        <w:rPr>
+          <w:lang w:val="en-US"/>
+        </w:rPr>
+        <w:t xml:space="preserve">With a long sigh the baron broke the silence. “What a marvelous wine, maybe I should expand my dealings with it as well?” “I only deal in boats Count von Tölz, but I can give you my suppliers information,” Marina said, preparing herself for the next part. “And speaking of dealings, </w:t>
+      </w:r>
+      <w:proofErr w:type="gramStart"/>
+      <w:r>
+        <w:rPr>
+          <w:lang w:val="en-US"/>
+        </w:rPr>
+        <w:t>I’m</w:t>
+      </w:r>
+      <w:proofErr w:type="gramEnd"/>
+      <w:r>
+        <w:rPr>
+          <w:lang w:val="en-US"/>
+        </w:rPr>
+        <w:t xml:space="preserve"> not quite sure what I will get myself into what you are building already. So please tell me about it.” The Count perked up, leaning his upper body forward, one arm on the table. “Have you ever been skiing? Long ago it was the easiest way of getting down a snowy mountain. Nowadays, like everything the normal folk do, that looks just slightly exhilarating, is taken over by rich folk like us. But now as past time or fancy sports. But the hardest part as always climbing that damn, </w:t>
+      </w:r>
+      <w:proofErr w:type="spellStart"/>
+      <w:r>
+        <w:rPr>
+          <w:lang w:val="en-US"/>
+        </w:rPr>
+        <w:t>vermaledeiten</w:t>
+      </w:r>
+      <w:proofErr w:type="spellEnd"/>
+      <w:r>
+        <w:rPr>
+          <w:lang w:val="en-US"/>
+        </w:rPr>
+        <w:t xml:space="preserve"> mountain again. There are ski lifts of course, but not luxurious ones. Hard wood on creaking metal, your body on full display to the harsh elements. But now imagine yourself and your peers flying up the cables in a full cabin. Silent, </w:t>
+      </w:r>
+      <w:proofErr w:type="gramStart"/>
+      <w:r>
+        <w:rPr>
+          <w:lang w:val="en-US"/>
+        </w:rPr>
+        <w:t>smooth</w:t>
+      </w:r>
+      <w:proofErr w:type="gramEnd"/>
+      <w:r>
+        <w:rPr>
+          <w:lang w:val="en-US"/>
+        </w:rPr>
+        <w:t xml:space="preserve"> and singular in the world. All with the power of electricity from a nearby dam,” the Counts voice trailing off, his vision trailing to the mountains rising behind the lake. “</w:t>
+      </w:r>
+      <w:proofErr w:type="gramStart"/>
+      <w:r>
+        <w:rPr>
+          <w:lang w:val="en-US"/>
+        </w:rPr>
+        <w:t>That’s</w:t>
+      </w:r>
+      <w:proofErr w:type="gramEnd"/>
+      <w:r>
+        <w:rPr>
+          <w:lang w:val="en-US"/>
+        </w:rPr>
+        <w:t xml:space="preserve"> what you would help me to accomplish. The planning phase is over and the electric generators are already running in the river Isar. The Technical University of Munich has been extremely helpful with the development and a prototype is ready to be set up. But my patronage as thanks to their ingenuity as well as material costs and workforce have noticeably drained me and my coffers. Your investment would be greatly appreciated and paid back with interest.” </w:t>
+      </w:r>
+      <w:r>
+        <w:rPr>
+          <w:lang w:val="en-US"/>
+        </w:rPr>
+        <w:t>“If I will have interested in your proposal, dear Count.”</w:t>
+      </w:r>
+    </w:p>
+    <w:p>
+      <w:pPr>
+        <w:spacing w:after="0" w:line="300" w:lineRule="exact"/>
+        <w:jc w:val="both"/>
+        <w:rPr>
+          <w:lang w:val="en-US"/>
+        </w:rPr>
+      </w:pPr>
+    </w:p>
+    <w:p>
+      <w:pPr>
+        <w:spacing w:after="0" w:line="300" w:lineRule="exact"/>
+        <w:jc w:val="both"/>
+        <w:rPr>
+          <w:lang w:val="en-US"/>
+        </w:rPr>
+      </w:pPr>
+      <w:r>
+        <w:rPr>
+          <w:lang w:val="en-US"/>
+        </w:rPr>
+        <w:t>Marina played a thinking expression, twirling her blonde hair over a long index finger like her thoughts were drifting far away. Although she already made up her mind while on the ship, she let the Count play out his part and feigned thoughtfulness. After a while she said, “five hundred thousand Goldmark in exchange for twenty five percent of your profits.” The man’s eyes slightly bulged out of their sockets, not expecting such a hefty amount. “Well, the building costs are not even that mu-,” Marina cut him off, following up on her last sentence. “So that you can build your Ski Resort as well. And twenty five percent of those profits as well.</w:t>
+      </w:r>
+      <w:r>
+        <w:rPr>
+          <w:lang w:val="en-US"/>
+        </w:rPr>
+        <w:t xml:space="preserve"> And I will can get a ride whenever I want.</w:t>
+      </w:r>
+      <w:r>
+        <w:rPr>
+          <w:lang w:val="en-US"/>
+        </w:rPr>
+        <w:t xml:space="preserve">” The man let out a playful chortle, “you are well informed. I would have sought out other partners but you have them all beat. Touché.” He took a sip from the wine, setting down the glass on the table almost again where a circle of water had formed around the brim. “I will get the paperwork ready for you Miss </w:t>
+      </w:r>
+      <w:proofErr w:type="spellStart"/>
+      <w:r>
+        <w:rPr>
+          <w:lang w:val="en-US"/>
+        </w:rPr>
+        <w:t>Adamantidi</w:t>
+      </w:r>
+      <w:proofErr w:type="spellEnd"/>
+      <w:r>
+        <w:rPr>
+          <w:lang w:val="en-US"/>
+        </w:rPr>
+        <w:t xml:space="preserve"> and invite you for the first ride.” This time his pronunciation was flawless. “The Resort </w:t>
+      </w:r>
+      <w:proofErr w:type="gramStart"/>
+      <w:r>
+        <w:rPr>
+          <w:lang w:val="en-US"/>
+        </w:rPr>
+        <w:t>won’t</w:t>
+      </w:r>
+      <w:proofErr w:type="gramEnd"/>
+      <w:r>
+        <w:rPr>
+          <w:lang w:val="en-US"/>
+        </w:rPr>
+        <w:t xml:space="preserve"> be ready that quickly but we can stay at my Chalet. And do not worry, there will be other guests.” He raised the glass, waiting for her to toast with him. She followed suit while looking him into his eyes, searching for any hint of trickery or deception. But those sparkled green with happiness and excitement and Marina could relax again. She thought long and hard on all of this, her husband being right about the risk. But while out on the lake something nudged her towards the decision to agree, like a small bird tipping a balancing stone in the right direction. Now all she could do was wait and look forward to her decision being correct. And she usually was.</w:t>
+      </w:r>
+    </w:p>
+    <w:p>
+      <w:pPr>
+        <w:spacing w:after="0" w:line="300" w:lineRule="exact"/>
+        <w:jc w:val="both"/>
+        <w:rPr>
+          <w:lang w:val="en-US"/>
+        </w:rPr>
+      </w:pPr>
+    </w:p>
+    <w:p>
+      <w:pPr>
+        <w:spacing w:after="0" w:line="300" w:lineRule="exact"/>
+        <w:jc w:val="both"/>
+        <w:rPr>
+          <w:lang w:val="en-US"/>
+        </w:rPr>
+      </w:pPr>
+    </w:p>
+    <w:p>
+      <w:pPr>
+        <w:pStyle w:val="berschrift2"/>
+        <w:spacing w:before="0" w:after="0" w:line="300" w:lineRule="exact"/>
+        <w:rPr>
+          <w:lang w:val="en-US"/>
+        </w:rPr>
+      </w:pPr>
+      <w:r>
+        <w:rPr>
+          <w:lang w:val="en-US"/>
+        </w:rPr>
+        <w:t>Chapter 2: The Lesson</w:t>
+      </w:r>
+    </w:p>
+    <w:p>
+      <w:pPr>
+        <w:spacing w:after="0" w:line="300" w:lineRule="exact"/>
+        <w:rPr>
+          <w:lang w:val="en-US"/>
+        </w:rPr>
+      </w:pPr>
+    </w:p>
+    <w:p>
+      <w:pPr>
+        <w:spacing w:after="0" w:line="300" w:lineRule="exact"/>
+        <w:rPr>
+          <w:lang w:val="en-US"/>
+        </w:rPr>
+      </w:pPr>
+      <w:r>
+        <w:rPr>
+          <w:i/>
+          <w:iCs/>
+          <w:lang w:val="en-US"/>
+        </w:rPr>
+        <w:lastRenderedPageBreak/>
+        <w:t>Royal Bavarian Technical University of Munich, 28.10.1882</w:t>
+      </w:r>
+    </w:p>
+    <w:p>
+      <w:pPr>
+        <w:spacing w:after="0" w:line="300" w:lineRule="exact"/>
+        <w:rPr>
+          <w:lang w:val="en-US"/>
+        </w:rPr>
+      </w:pPr>
+    </w:p>
+    <w:p>
+      <w:pPr>
+        <w:spacing w:after="0" w:line="300" w:lineRule="exact"/>
+        <w:rPr>
+          <w:lang w:val="en-US"/>
+        </w:rPr>
+      </w:pPr>
+      <w:r>
+        <w:rPr>
+          <w:lang w:val="en-US"/>
+        </w:rPr>
+        <w:t xml:space="preserve">The reading room of the personal library of Professor Doctor Julius von Bezold smelled like newly pressed books and ink, fresh from the typographer. In its neatly sorted rows on multiple bookshelves sat works like </w:t>
+      </w:r>
+      <w:r>
+        <w:rPr>
+          <w:i/>
+          <w:iCs/>
+          <w:lang w:val="en-US"/>
+        </w:rPr>
+        <w:t>The Electrical Race</w:t>
+      </w:r>
+      <w:r>
+        <w:rPr>
+          <w:lang w:val="en-US"/>
+        </w:rPr>
+        <w:t xml:space="preserve"> or </w:t>
+      </w:r>
+      <w:r>
+        <w:rPr>
+          <w:i/>
+          <w:iCs/>
+          <w:lang w:val="en-US"/>
+        </w:rPr>
+        <w:t>Overcoming the Distance</w:t>
+      </w:r>
+      <w:r>
+        <w:rPr>
+          <w:lang w:val="en-US"/>
+        </w:rPr>
+        <w:t xml:space="preserve"> by highly esteemed scholars of this time. All alive still, for electricity was not a new phenomenon but was brewing to be the driving force of humanity. Not many could feel its effects yet, but those who could were swept up with the wave looking to make the profit of their lifetime, or to </w:t>
+      </w:r>
+      <w:r>
+        <w:rPr>
+          <w:lang w:val="en-US"/>
+        </w:rPr>
+        <w:t>soar</w:t>
+      </w:r>
+      <w:r>
+        <w:rPr>
+          <w:lang w:val="en-US"/>
+        </w:rPr>
+        <w:t xml:space="preserve"> to new heights with their fellow man in tow. One of the latter was sitting at a reading table, shifting in his rough brown trousers held up by suspenders over a blue buttoned up shirt. Pages of paper were neatly placed in angular formations in relation to the edges of the table, but scribbled on with notes barely readable by the author himself. Alexander looked through the plans of the electrical generators powered by water currents, which in turn produced electricity for the Count of Tölz light sources and cable car up the mountain. Alexander had checked the plans already twice, going in for a third time unfolding a technical sketch and scratching his dark hair that was already out of order. He did spend five years here studying under Professor von Bezold and the last two as his personal assistant scientist, for the Professor was very fond of his talents. Alexanders great grades probably tipped the professor off, but the young man’s search for novelty and his drive for the pursuit of science itself made him choose Alexander as some sort of protégée.  Then the Count came in one day and wanted to have a part in their latest developments of electrical marvel, hearing it through his patronage of the university no doubt. The professor usually did not accept any outside influence for his projects, but this time decided, almost like on a whim, for it. The money involved did not keep Alexander working so furiously, but the chance to really create something new. So </w:t>
+      </w:r>
+      <w:proofErr w:type="gramStart"/>
+      <w:r>
+        <w:rPr>
+          <w:lang w:val="en-US"/>
+        </w:rPr>
+        <w:t>far</w:t>
+      </w:r>
+      <w:proofErr w:type="gramEnd"/>
+      <w:r>
+        <w:rPr>
+          <w:lang w:val="en-US"/>
+        </w:rPr>
+        <w:t xml:space="preserve"> his scholarly studies where there to give him the theory and small bits of actual practical use. But here he could finally work with his fine-tuned hands to bring forth invention through practical application. And the scale of it! So far no one in Munich came close to the size of their electrical generators.</w:t>
+      </w:r>
+    </w:p>
+    <w:p>
+      <w:pPr>
+        <w:spacing w:after="0" w:line="300" w:lineRule="exact"/>
+        <w:rPr>
+          <w:lang w:val="en-US"/>
+        </w:rPr>
+      </w:pPr>
+    </w:p>
+    <w:p>
+      <w:pPr>
+        <w:spacing w:after="0" w:line="300" w:lineRule="exact"/>
+        <w:rPr>
+          <w:lang w:val="en-US"/>
+        </w:rPr>
+      </w:pPr>
+      <w:r>
+        <w:rPr>
+          <w:lang w:val="en-US"/>
+        </w:rPr>
+        <w:t xml:space="preserve">The door to the study opened with a short creak and Caroline, the reliable secretary of the Professor, stepped in with a steaming cup between the palms of her hands, trying to preserve the warmth of it. Alexander, deep in his work, did not notice her until she was standing next to him, slightly leaning forward to set down the cup while trying to move some notes, making room. But Alexander dragged those papers away quickly and set them down on top of each other in an orderly fashion. Caroline was surprised for a second before she smiled slightly. He was always too neat for his own good, prioritizing order before anything else. As he still did not speak up or even acknowledge her, she talked first in a snippy tone. “Where I come from, we usually say ‘thank you’ after someone is so nice to make us tea.” Alexander turned to her with focused but sleepy eyes, looking at the teacup and back to her, his eyes growing bigger and his face slightly red. “Oh I am so sorry for noticing you only now, you know me when </w:t>
+      </w:r>
+      <w:proofErr w:type="gramStart"/>
+      <w:r>
+        <w:rPr>
+          <w:lang w:val="en-US"/>
+        </w:rPr>
+        <w:t>I’m</w:t>
+      </w:r>
+      <w:proofErr w:type="gramEnd"/>
+      <w:r>
+        <w:rPr>
+          <w:lang w:val="en-US"/>
+        </w:rPr>
+        <w:t xml:space="preserve"> in this state. And thank you very much for the tea and for not bringing me this dreadful malt coffee. I will never understand why someone would drink that,” he said in a raspy voice, making it clear that he </w:t>
+      </w:r>
+      <w:proofErr w:type="gramStart"/>
+      <w:r>
+        <w:rPr>
+          <w:lang w:val="en-US"/>
+        </w:rPr>
+        <w:t>hasn’t</w:t>
+      </w:r>
+      <w:proofErr w:type="gramEnd"/>
+      <w:r>
+        <w:rPr>
+          <w:lang w:val="en-US"/>
+        </w:rPr>
+        <w:t xml:space="preserve"> said a word in quite a while. “For someone understanding so much about things you surely seldom understand fellow humans,” her smile growing bigger as she could see his blush increasing in his redness. Even though she was a little older than his 25 years, and a little taller, was she quite drawn to him. He </w:t>
+      </w:r>
+      <w:proofErr w:type="gramStart"/>
+      <w:r>
+        <w:rPr>
+          <w:lang w:val="en-US"/>
+        </w:rPr>
+        <w:t>wasn’t</w:t>
+      </w:r>
+      <w:proofErr w:type="gramEnd"/>
+      <w:r>
+        <w:rPr>
+          <w:lang w:val="en-US"/>
+        </w:rPr>
+        <w:t xml:space="preserve"> the strongest, or most handsome, but his determination to seek out knowledge in </w:t>
+      </w:r>
+      <w:r>
+        <w:rPr>
+          <w:lang w:val="en-US"/>
+        </w:rPr>
+        <w:lastRenderedPageBreak/>
+        <w:t xml:space="preserve">anything with the power of a steaming train... Now that was something you </w:t>
+      </w:r>
+      <w:proofErr w:type="gramStart"/>
+      <w:r>
+        <w:rPr>
+          <w:lang w:val="en-US"/>
+        </w:rPr>
+        <w:t>didn’t</w:t>
+      </w:r>
+      <w:proofErr w:type="gramEnd"/>
+      <w:r>
+        <w:rPr>
+          <w:lang w:val="en-US"/>
+        </w:rPr>
+        <w:t xml:space="preserve"> find in most men, not even in these academic circles. </w:t>
+      </w:r>
+    </w:p>
+    <w:p>
+      <w:pPr>
+        <w:spacing w:after="0" w:line="300" w:lineRule="exact"/>
+        <w:rPr>
+          <w:lang w:val="en-US"/>
+        </w:rPr>
+      </w:pPr>
+    </w:p>
+    <w:p>
+      <w:pPr>
+        <w:spacing w:after="0" w:line="300" w:lineRule="exact"/>
+        <w:rPr>
+          <w:lang w:val="en-US"/>
+        </w:rPr>
+      </w:pPr>
+      <w:r>
+        <w:rPr>
+          <w:lang w:val="en-US"/>
+        </w:rPr>
+        <w:t xml:space="preserve">While she regarded him working through more papers, she saw the exhaustion in him written on his face. “You know the Professor </w:t>
+      </w:r>
+      <w:proofErr w:type="gramStart"/>
+      <w:r>
+        <w:rPr>
+          <w:lang w:val="en-US"/>
+        </w:rPr>
+        <w:t>isn’t</w:t>
+      </w:r>
+      <w:proofErr w:type="gramEnd"/>
+      <w:r>
+        <w:rPr>
+          <w:lang w:val="en-US"/>
+        </w:rPr>
+        <w:t xml:space="preserve"> even here anymore. He left two hours ago for dinner with his wife. </w:t>
+      </w:r>
+      <w:proofErr w:type="gramStart"/>
+      <w:r>
+        <w:rPr>
+          <w:lang w:val="en-US"/>
+        </w:rPr>
+        <w:t>It’s</w:t>
+      </w:r>
+      <w:proofErr w:type="gramEnd"/>
+      <w:r>
+        <w:rPr>
+          <w:lang w:val="en-US"/>
+        </w:rPr>
+        <w:t xml:space="preserve"> getting pretty late, so maybe you should stop too?” she asked him. “I have no wife to have dinner with,” he responded, “and these plans here must be double-checked again. Electricity is a deadly force if used wrongly and I cannot let this happen to anyone working for us. I </w:t>
+      </w:r>
+      <w:proofErr w:type="gramStart"/>
+      <w:r>
+        <w:rPr>
+          <w:lang w:val="en-US"/>
+        </w:rPr>
+        <w:t>haven’t</w:t>
+      </w:r>
+      <w:proofErr w:type="gramEnd"/>
+      <w:r>
+        <w:rPr>
+          <w:lang w:val="en-US"/>
+        </w:rPr>
+        <w:t xml:space="preserve"> found a mistake yet, but surely there </w:t>
+      </w:r>
+      <w:proofErr w:type="spellStart"/>
+      <w:r>
+        <w:rPr>
+          <w:lang w:val="en-US"/>
+        </w:rPr>
+        <w:t>wi</w:t>
+      </w:r>
+      <w:proofErr w:type="spellEnd"/>
+      <w:r>
+        <w:rPr>
+          <w:lang w:val="en-US"/>
+        </w:rPr>
+        <w:t xml:space="preserve">-” Caroline let out a small sigh, adjusting her glasses to fit more comfortably on her nose while sitting down on a chair next to Alexander’s, shifting her long green skirt to fit under her legs comfortably. In a sterner voice she continued her plea. “You know he is kind of using you, the Professor I mean. He does let you do all the ‘dirty’ work while he meets with the Count in his Chalet, not even mentioning all you did so far, but selling it as his own. I know you would not be in this position without Professor von Bezold, but won’t you assert yourself from time to time? Without you this project would have come to a standstill a bunch of times. I am certain he will not even let you out of here when they go skiing for the first time, using the cable cars that you built in your mind.” Alexander looked up from his work, stopping his methodical, but also strangely frantic seeming search. He felt like he was back in one of the first lessons he had at this university, but this time not about science but life itself. Caroline </w:t>
+      </w:r>
+      <w:proofErr w:type="gramStart"/>
+      <w:r>
+        <w:rPr>
+          <w:lang w:val="en-US"/>
+        </w:rPr>
+        <w:t>wasn’t</w:t>
+      </w:r>
+      <w:proofErr w:type="gramEnd"/>
+      <w:r>
+        <w:rPr>
+          <w:lang w:val="en-US"/>
+        </w:rPr>
+        <w:t xml:space="preserve"> finished yet. “For him you are just a tool, ready to be discarded when your worn out. I worked here before you and you are not the first to leave for this reason. But I have seen how the Professor reacts to slight headwind when he is not expecting it. And he surely does not expect it from you Alexander. I am sure we can convince him to let you go out on the first test run with the Count himself. Then you can tell him all there is to these machines and currents and voltages. Make a name for yourself and not in the name of someone other.”</w:t>
+      </w:r>
+    </w:p>
+    <w:p>
+      <w:pPr>
+        <w:spacing w:after="0" w:line="300" w:lineRule="exact"/>
+        <w:rPr>
+          <w:lang w:val="en-US"/>
+        </w:rPr>
+      </w:pPr>
+    </w:p>
+    <w:p>
+      <w:pPr>
+        <w:spacing w:after="0" w:line="300" w:lineRule="exact"/>
+        <w:rPr>
+          <w:lang w:val="en-US"/>
+        </w:rPr>
+      </w:pPr>
+      <w:r>
+        <w:rPr>
+          <w:lang w:val="en-US"/>
+        </w:rPr>
+        <w:t xml:space="preserve">Alexander gave few small nods. “I know that you are right, but me understanding something and in turn acting on it are two entirely different things. I get the idea, the concept of an action, I act it out in my head, describing different scenarios and responses. But usually, it will never get passed this idea. That is how I function and why I am so good with this.” He held up the plan of a section of cables in one hand, slightly crumbling it with his grip while dragging it over the table. “Drawing the concept with a pen, writing down what will be, proving it with mathematics and physics. That is so different from talking with someone, both making up the words they will speak just mere moments before </w:t>
+      </w:r>
+      <w:proofErr w:type="gramStart"/>
+      <w:r>
+        <w:rPr>
+          <w:lang w:val="en-US"/>
+        </w:rPr>
+        <w:t>actually saying</w:t>
+      </w:r>
+      <w:proofErr w:type="gramEnd"/>
+      <w:r>
+        <w:rPr>
+          <w:lang w:val="en-US"/>
+        </w:rPr>
+        <w:t xml:space="preserve"> them. Imagine me thinking about what to say, taking a note and reading of it. </w:t>
+      </w:r>
+      <w:proofErr w:type="gramStart"/>
+      <w:r>
+        <w:rPr>
+          <w:lang w:val="en-US"/>
+        </w:rPr>
+        <w:t>That’s</w:t>
+      </w:r>
+      <w:proofErr w:type="gramEnd"/>
+      <w:r>
+        <w:rPr>
+          <w:lang w:val="en-US"/>
+        </w:rPr>
+        <w:t xml:space="preserve"> how I present my lectures as well, pages upon pages of text to guide the students through the mathematical problems I give them,” said Alexander, laying out the plan again, smoothing it with his hand. </w:t>
+      </w:r>
+    </w:p>
+    <w:p>
+      <w:pPr>
+        <w:spacing w:after="0" w:line="300" w:lineRule="exact"/>
+        <w:rPr>
+          <w:lang w:val="en-US"/>
+        </w:rPr>
+      </w:pPr>
+    </w:p>
+    <w:p>
+      <w:pPr>
+        <w:spacing w:after="0" w:line="300" w:lineRule="exact"/>
+        <w:rPr>
+          <w:lang w:val="en-US"/>
+        </w:rPr>
+      </w:pPr>
+      <w:r>
+        <w:rPr>
+          <w:lang w:val="en-US"/>
+        </w:rPr>
+        <w:t xml:space="preserve">Listening to him being so passionate again made Caroline quite happy, he had no reason to hide from anybody being able to talk like that. “Please don’t tell me you planned this out in your head too?” asked Caroline. “Actually, I did not,” he shook his arms and shoulders a little, trying to relax them. “I see your point </w:t>
+      </w:r>
+      <w:proofErr w:type="gramStart"/>
+      <w:r>
+        <w:rPr>
+          <w:lang w:val="en-US"/>
+        </w:rPr>
+        <w:t>already,</w:t>
+      </w:r>
+      <w:proofErr w:type="gramEnd"/>
+      <w:r>
+        <w:rPr>
+          <w:lang w:val="en-US"/>
+        </w:rPr>
+        <w:t xml:space="preserve"> you don’t even have to tell me. I can talk to the Professor directly, early in the morning when he </w:t>
+      </w:r>
+      <w:proofErr w:type="gramStart"/>
+      <w:r>
+        <w:rPr>
+          <w:lang w:val="en-US"/>
+        </w:rPr>
+        <w:t>doesn’t</w:t>
+      </w:r>
+      <w:proofErr w:type="gramEnd"/>
+      <w:r>
+        <w:rPr>
+          <w:lang w:val="en-US"/>
+        </w:rPr>
+        <w:t xml:space="preserve"> expect it.” “</w:t>
+      </w:r>
+      <w:proofErr w:type="gramStart"/>
+      <w:r>
+        <w:rPr>
+          <w:lang w:val="en-US"/>
+        </w:rPr>
+        <w:t>That’s</w:t>
+      </w:r>
+      <w:proofErr w:type="gramEnd"/>
+      <w:r>
+        <w:rPr>
+          <w:lang w:val="en-US"/>
+        </w:rPr>
+        <w:t xml:space="preserve"> great to hear, Alexander, and maybe you can talk him into giving me a raise too! I first brought you to his attention after all,” she said while standing up and walking out of the now stuffy room. </w:t>
+      </w:r>
+      <w:r>
+        <w:rPr>
+          <w:lang w:val="en-US"/>
+        </w:rPr>
+        <w:lastRenderedPageBreak/>
+        <w:t xml:space="preserve">Before she left, she </w:t>
+      </w:r>
+      <w:proofErr w:type="gramStart"/>
+      <w:r>
+        <w:rPr>
+          <w:lang w:val="en-US"/>
+        </w:rPr>
+        <w:t>opened up</w:t>
+      </w:r>
+      <w:proofErr w:type="gramEnd"/>
+      <w:r>
+        <w:rPr>
+          <w:lang w:val="en-US"/>
+        </w:rPr>
+        <w:t xml:space="preserve"> one of the many tiny windows perched high over the bookshelves with a long handle. Alexander was working again, but with a less speedy pace than before. His mind had been short of bursting probably, but problems had a way of spurting out first.</w:t>
+      </w:r>
+    </w:p>
+    <w:p>
+      <w:pPr>
+        <w:spacing w:after="0" w:line="300" w:lineRule="exact"/>
+        <w:rPr>
+          <w:lang w:val="en-US"/>
+        </w:rPr>
+      </w:pPr>
+    </w:p>
+    <w:p>
+      <w:pPr>
+        <w:spacing w:after="0" w:line="300" w:lineRule="exact"/>
+        <w:rPr>
+          <w:lang w:val="en-US"/>
+        </w:rPr>
+      </w:pPr>
+      <w:r>
+        <w:rPr>
+          <w:lang w:val="en-US"/>
+        </w:rPr>
+        <w:t>A morning later, the sun creeping up later day after day until Christmas, Alexander was standing in front of the doors to the Professors room. He spen</w:t>
+      </w:r>
+      <w:r>
+        <w:rPr>
+          <w:lang w:val="en-US"/>
+        </w:rPr>
+        <w:t>t</w:t>
+      </w:r>
+      <w:r>
+        <w:rPr>
+          <w:lang w:val="en-US"/>
+        </w:rPr>
+        <w:t xml:space="preserve"> the night thinking on what he was going to respond to any answer, but then decided just before morning, that he would only need to come forth and speak up. If he could not do that now he would never learn. Caroline </w:t>
+      </w:r>
+      <w:proofErr w:type="gramStart"/>
+      <w:r>
+        <w:rPr>
+          <w:lang w:val="en-US"/>
+        </w:rPr>
+        <w:t>wasn’t</w:t>
+      </w:r>
+      <w:proofErr w:type="gramEnd"/>
+      <w:r>
+        <w:rPr>
+          <w:lang w:val="en-US"/>
+        </w:rPr>
+        <w:t xml:space="preserve"> here yet it seemed, her table next to the office devoid of her belongings. He could have used a pep-talk before committing to this fully, but no matter now. He would do what he set his mind to, like he could do so often in other fields of his studies. He knocked on the door twice and firm, not waiting for a reply while stepping in. Inside Professor Von Bezold was sitting in his armchair, looking over student papers, grading them with a reddish pen. His glasses on his nose stayed in a position, as if they would still look downward while his eyes perked up at Alexander, face stony like a mask. “Good morning, Alexander,” he greeted him with a stern voice, “what can I do for you.” “Good morning, Mister Professor, I came to talk with you about a matter that was hunting me for quite a while,” responded Alexander. Von Bezolds eyes were still locked on his assistant scientist, but the rest of his body followed suit in facing towards Alexander, whom continued with a steady voice but a trembling heart. “I propose that </w:t>
+      </w:r>
+      <w:proofErr w:type="gramStart"/>
+      <w:r>
+        <w:rPr>
+          <w:lang w:val="en-US"/>
+        </w:rPr>
+        <w:t>I myself</w:t>
+      </w:r>
+      <w:proofErr w:type="gramEnd"/>
+      <w:r>
+        <w:rPr>
+          <w:lang w:val="en-US"/>
+        </w:rPr>
+        <w:t xml:space="preserve"> will go to the opening ceremonies of the Counts ski resort, for I have done exceptional work in the last years to warrant my wish. I too want to be recognized for my part of this endeavor, for my part was as important than any other working on it.”</w:t>
+      </w:r>
+    </w:p>
+    <w:p>
+      <w:pPr>
+        <w:spacing w:after="0" w:line="300" w:lineRule="exact"/>
+        <w:rPr>
+          <w:lang w:val="en-US"/>
+        </w:rPr>
+      </w:pPr>
+    </w:p>
+    <w:p>
+      <w:pPr>
+        <w:spacing w:after="0" w:line="300" w:lineRule="exact"/>
+        <w:rPr>
+          <w:lang w:val="en-US"/>
+        </w:rPr>
+      </w:pPr>
+      <w:r>
+        <w:rPr>
+          <w:lang w:val="en-US"/>
+        </w:rPr>
+        <w:t xml:space="preserve">Finished he dared to quickly </w:t>
+      </w:r>
+      <w:proofErr w:type="gramStart"/>
+      <w:r>
+        <w:rPr>
+          <w:lang w:val="en-US"/>
+        </w:rPr>
+        <w:t>take a look</w:t>
+      </w:r>
+      <w:proofErr w:type="gramEnd"/>
+      <w:r>
+        <w:rPr>
+          <w:lang w:val="en-US"/>
+        </w:rPr>
+        <w:t xml:space="preserve"> at the Professor, whom still held the same expression, before looking up over him. The professor opened his mouth to talk and this split second felt like ages in his mind. “Of course you will go, young Alexander, I had planned that all along. My body </w:t>
+      </w:r>
+      <w:proofErr w:type="gramStart"/>
+      <w:r>
+        <w:rPr>
+          <w:lang w:val="en-US"/>
+        </w:rPr>
+        <w:t>isn’t</w:t>
+      </w:r>
+      <w:proofErr w:type="gramEnd"/>
+      <w:r>
+        <w:rPr>
+          <w:lang w:val="en-US"/>
+        </w:rPr>
+        <w:t xml:space="preserve"> the youngest anymore, so why would I go skiing.” Alexander visibly relaxed, his posture going from tensed to deflated in a second. “I just wanted to hear you </w:t>
+      </w:r>
+      <w:proofErr w:type="gramStart"/>
+      <w:r>
+        <w:rPr>
+          <w:lang w:val="en-US"/>
+        </w:rPr>
+        <w:t>actually talk</w:t>
+      </w:r>
+      <w:proofErr w:type="gramEnd"/>
+      <w:r>
+        <w:rPr>
+          <w:lang w:val="en-US"/>
+        </w:rPr>
+        <w:t xml:space="preserve"> of your wishes for once. Trust me when I say I know what you felt the last moths and what you are feeling now. For I was in your position once too as a young scholar over thirty years ago. You can be sure that I was terrified, like you, before every presentation I had to give. This is something you can learn too, something you can study and grow better at with every word you utter.” Alexander was stunned, not expecting another lesson in life so soon after Caroline’s. The Professor continued, “we both will go to the ceremony but I will leave immediately after. So, you will be left to guide the Count von Tölz through every step of the way. And he will have questions, the man is quite learned for a </w:t>
+      </w:r>
+      <w:proofErr w:type="gramStart"/>
+      <w:r>
+        <w:rPr>
+          <w:lang w:val="en-US"/>
+        </w:rPr>
+        <w:t>pretty noble</w:t>
+      </w:r>
+      <w:proofErr w:type="gramEnd"/>
+      <w:r>
+        <w:rPr>
+          <w:lang w:val="en-US"/>
+        </w:rPr>
+        <w:t xml:space="preserve">. This is what you earned for speaking up, so never go silent again when you feel you should say something. I know you long enough now to trust you with your intellect. And you should learn to trust it as well. Understood?” “Thank you, Mister Professor,” said Alexander in a hopeful tone, happy to have overcome his fear, “I will not disappoint.” Professor von Bezold was waving his hand for Alexander to go, small sprinkles of red ink spraying over the student’s papers. “I know you </w:t>
+      </w:r>
+      <w:proofErr w:type="gramStart"/>
+      <w:r>
+        <w:rPr>
+          <w:lang w:val="en-US"/>
+        </w:rPr>
+        <w:t>won’t</w:t>
+      </w:r>
+      <w:proofErr w:type="gramEnd"/>
+      <w:r>
+        <w:rPr>
+          <w:lang w:val="en-US"/>
+        </w:rPr>
+        <w:t xml:space="preserve">. Now go and take those plans to the manufacturer, we need to finish the last parts for shipment to </w:t>
+      </w:r>
+      <w:proofErr w:type="spellStart"/>
+      <w:r>
+        <w:rPr>
+          <w:lang w:val="en-US"/>
+        </w:rPr>
+        <w:t>Lenggries</w:t>
+      </w:r>
+      <w:proofErr w:type="spellEnd"/>
+      <w:r>
+        <w:rPr>
+          <w:lang w:val="en-US"/>
+        </w:rPr>
+        <w:t xml:space="preserve">.” Alexander left, not hesitating on the command, stepping out of the door in a joyous stride. Caroline was sitting at her desk now, waving him while he past, he greeting her with a smile. She did her part, having talked with the Professor about this days ago. They both came to the same conclusion, that the boy </w:t>
+      </w:r>
+      <w:r>
+        <w:rPr>
+          <w:lang w:val="en-US"/>
+        </w:rPr>
+        <w:lastRenderedPageBreak/>
+        <w:t>needed a push from time to time. Her work done for now she turned her attention to the papers filling her workspace, letters and invoices that had to be signed. Alexander was truly on his own now, but she felt that no challenge would ever bring him down ever again.</w:t>
+      </w:r>
+    </w:p>
+    <w:p>
+      <w:pPr>
+        <w:spacing w:after="0" w:line="300" w:lineRule="exact"/>
+        <w:rPr>
+          <w:lang w:val="en-US"/>
+        </w:rPr>
+      </w:pPr>
+    </w:p>
+    <w:p>
+      <w:pPr>
+        <w:pStyle w:val="berschrift2"/>
+        <w:spacing w:before="0" w:after="0" w:line="300" w:lineRule="exact"/>
+        <w:rPr>
+          <w:lang w:val="en-US"/>
+        </w:rPr>
+      </w:pPr>
+      <w:r>
+        <w:rPr>
+          <w:lang w:val="en-US"/>
+        </w:rPr>
+        <w:t>Chapter 3: The Gun</w:t>
+      </w:r>
+    </w:p>
+    <w:p>
+      <w:pPr>
+        <w:spacing w:after="0" w:line="300" w:lineRule="exact"/>
+        <w:rPr>
+          <w:lang w:val="en-US"/>
+        </w:rPr>
+      </w:pPr>
+    </w:p>
+    <w:p>
+      <w:pPr>
+        <w:spacing w:after="0" w:line="300" w:lineRule="exact"/>
+        <w:rPr>
+          <w:i/>
+          <w:iCs/>
+          <w:lang w:val="en-US"/>
+        </w:rPr>
+      </w:pPr>
+      <w:r>
+        <w:rPr>
+          <w:i/>
+          <w:iCs/>
+          <w:lang w:val="en-US"/>
+        </w:rPr>
+        <w:t>Bad Tölz, 10.12.1882</w:t>
+      </w:r>
+    </w:p>
+    <w:p>
+      <w:pPr>
+        <w:spacing w:after="0" w:line="300" w:lineRule="exact"/>
+        <w:rPr>
+          <w:lang w:val="en-US"/>
+        </w:rPr>
+      </w:pPr>
+    </w:p>
+    <w:p>
+      <w:pPr>
+        <w:spacing w:after="0" w:line="300" w:lineRule="exact"/>
+        <w:rPr>
+          <w:lang w:val="en-US"/>
+        </w:rPr>
+      </w:pPr>
+      <w:r>
+        <w:rPr>
+          <w:lang w:val="en-US"/>
+        </w:rPr>
+        <w:t xml:space="preserve">In the reflection of the shining metal Friedrich could see his sad expression staring back at him, only interrupted by the polishing cloth moving over the smooth surface of his service weapon, a </w:t>
+      </w:r>
+      <w:proofErr w:type="spellStart"/>
+      <w:r>
+        <w:rPr>
+          <w:lang w:val="en-US"/>
+        </w:rPr>
+        <w:t>Reichsrevolver</w:t>
+      </w:r>
+      <w:proofErr w:type="spellEnd"/>
+      <w:r>
+        <w:rPr>
+          <w:lang w:val="en-US"/>
+        </w:rPr>
+        <w:t xml:space="preserve"> from 1879. Specifically crafted for the Prussian army it was soon adapted by the Gendarmes of Bavaria in an improved version. Before any important work event Friedrich took immaculate care, feeling that this weapon was more for show than any actual shooting. Almost thinking back to when the last bullet </w:t>
+      </w:r>
+      <w:proofErr w:type="gramStart"/>
+      <w:r>
+        <w:rPr>
+          <w:lang w:val="en-US"/>
+        </w:rPr>
+        <w:t>actually left</w:t>
+      </w:r>
+      <w:proofErr w:type="gramEnd"/>
+      <w:r>
+        <w:rPr>
+          <w:lang w:val="en-US"/>
+        </w:rPr>
+        <w:t xml:space="preserve"> the </w:t>
+      </w:r>
+      <w:r>
+        <w:rPr>
+          <w:lang w:val="en-US"/>
+        </w:rPr>
+        <w:t>muzzle,</w:t>
+      </w:r>
+      <w:r>
+        <w:rPr>
+          <w:lang w:val="en-US"/>
+        </w:rPr>
+        <w:t xml:space="preserve"> he stopped himself, took a deep breath to clear his mind and continued on, putting all the pieces back together again. Working in dim lamp light, depriving his senses of almost any intrusion, made it feel like some sort of mediation. Spring into hand grip, hand grip attached to frame, hammer attached, barrel appended and extractor rod added. He led his gaze wander over the guns surface, checking for any spots interrupting the shine. His eyes stopped at the trigger and its round form and when he instinctively let the barrel pop into the frame with a click his world stopped. His breathing grew faster and deeper, his hands not willing to listen to his mental commands. Around his head the only light coming from the oil lamp next to him started flying around his head in a wild run while his vision seemed to be stretched to the point of breaking, focusing sole on the silvery trigger, the only thing that was still appearing in a sharp form. Sweat dropped from his pores, his chest heaving his slight bear belly up and down while hyperventilation settled in with a crushing headache finally putting his sight to a black pane, that </w:t>
+      </w:r>
+      <w:proofErr w:type="gramStart"/>
+      <w:r>
+        <w:rPr>
+          <w:lang w:val="en-US"/>
+        </w:rPr>
+        <w:t>didn’t</w:t>
+      </w:r>
+      <w:proofErr w:type="gramEnd"/>
+      <w:r>
+        <w:rPr>
+          <w:lang w:val="en-US"/>
+        </w:rPr>
+        <w:t xml:space="preserve"> emit any form of sensation. Then he saw her.</w:t>
+      </w:r>
+    </w:p>
+    <w:p>
+      <w:pPr>
+        <w:spacing w:after="0" w:line="300" w:lineRule="exact"/>
+        <w:rPr>
+          <w:lang w:val="en-US"/>
+        </w:rPr>
+      </w:pPr>
+    </w:p>
+    <w:p>
+      <w:pPr>
+        <w:spacing w:after="0" w:line="300" w:lineRule="exact"/>
+        <w:rPr>
+          <w:lang w:val="en-US"/>
+        </w:rPr>
+      </w:pPr>
+      <w:r>
+        <w:rPr>
+          <w:lang w:val="en-US"/>
+        </w:rPr>
+        <w:t xml:space="preserve">Friedrich </w:t>
+      </w:r>
+      <w:proofErr w:type="gramStart"/>
+      <w:r>
+        <w:rPr>
+          <w:lang w:val="en-US"/>
+        </w:rPr>
+        <w:t>didn’t</w:t>
+      </w:r>
+      <w:proofErr w:type="gramEnd"/>
+      <w:r>
+        <w:rPr>
+          <w:lang w:val="en-US"/>
+        </w:rPr>
+        <w:t xml:space="preserve"> know how long he sat there at his desk in his cellar, his crafting tools hanging on the cold stone wall in front of him, his weapons rack opened next to him to prepare for the next day, shotgun and saber still in place. He then noticed a cold trickle of sweat dripping from the right tip of his handlebar mustache to his thigh, his whole upper boy drenched in a wet woolen shirt, clinging to his breast and back. “In </w:t>
+      </w:r>
+      <w:r>
+        <w:rPr>
+          <w:lang w:val="en-US"/>
+        </w:rPr>
+        <w:t>God’s name</w:t>
+      </w:r>
+      <w:r>
+        <w:rPr>
+          <w:lang w:val="en-US"/>
+        </w:rPr>
+        <w:t xml:space="preserve">, what did I do to myself? Maria will be furious with me, having to wash another one of my expensive shirts. But I guess I should continue cleaning my gun for tomorrows opening ceremony,” he thought to himself in a calm manner. Then the sound returned to his ears, hearing an insistent “Click… click… click…” He turned to his right to see, coming to stare directly down the muzzle of his gun, his hand not stopping to pull the trigger every few seconds while his eyes widened in shock and horror. He had done it again, losing control over himself, over his gun. Feeling his grip coming back to him he relaxed his finger on the trigger, slowly setting down the gun on the heavy wooden table, staring at it without blinking. “It had been so long after the last time, this damn piece of </w:t>
+      </w:r>
+      <w:proofErr w:type="spellStart"/>
+      <w:r>
+        <w:rPr>
+          <w:lang w:val="en-US"/>
+        </w:rPr>
+        <w:t>hundsverreggerde</w:t>
+      </w:r>
+      <w:proofErr w:type="spellEnd"/>
+      <w:r>
+        <w:rPr>
+          <w:lang w:val="en-US"/>
+        </w:rPr>
+        <w:t xml:space="preserve"> </w:t>
+      </w:r>
+      <w:proofErr w:type="spellStart"/>
+      <w:r>
+        <w:rPr>
+          <w:lang w:val="en-US"/>
+        </w:rPr>
+        <w:t>Dre</w:t>
+      </w:r>
+      <w:r>
+        <w:rPr>
+          <w:lang w:val="en-US"/>
+        </w:rPr>
+        <w:t>eck</w:t>
+      </w:r>
+      <w:proofErr w:type="spellEnd"/>
+      <w:r>
+        <w:rPr>
+          <w:lang w:val="en-US"/>
+        </w:rPr>
+        <w:t xml:space="preserve"> of a weapon. Maria, </w:t>
+      </w:r>
+      <w:proofErr w:type="gramStart"/>
+      <w:r>
+        <w:rPr>
+          <w:lang w:val="en-US"/>
+        </w:rPr>
+        <w:t>I’m</w:t>
+      </w:r>
+      <w:proofErr w:type="gramEnd"/>
+      <w:r>
+        <w:rPr>
+          <w:lang w:val="en-US"/>
+        </w:rPr>
+        <w:t xml:space="preserve"> so sorry for what it did to you, what I could not stop. For my fault in all of this,” he accused himself </w:t>
+      </w:r>
+      <w:proofErr w:type="gramStart"/>
+      <w:r>
+        <w:rPr>
+          <w:lang w:val="en-US"/>
+        </w:rPr>
+        <w:t>over and over again</w:t>
+      </w:r>
+      <w:proofErr w:type="gramEnd"/>
+      <w:r>
+        <w:rPr>
+          <w:lang w:val="en-US"/>
+        </w:rPr>
+        <w:t xml:space="preserve">. Friedrich rested his heavy head on his palms, noticing that not only sweat was moistening his face, but also tears that streamed from his eyes, letting his mouth feel salty and dry. His wife was gone for years now, his relapses because of her loss growing way less frequent to a point to were the thought they would not return. But here he said, her image </w:t>
+      </w:r>
+      <w:r>
+        <w:rPr>
+          <w:lang w:val="en-US"/>
+        </w:rPr>
+        <w:lastRenderedPageBreak/>
+        <w:t xml:space="preserve">in his eyes, her voice in his head. “She would tell me it was not my fault, console me that everything happened for a reason in God’s name and grace. But then why did he present me such grieve then, Maria? That is the only feeling I have when I let the smallest thought wander to you.” Nobody could help him with this, no one at work or at the inn would see him in a straight light again. That was the world for men, the ones that had to be strong, at least appear to be so. Else they all would call him crazy and weak, listing all the misfortune that had happened to them. But what about the distress only he could feel, what about his own perspective they could not even dare to see? He had killed </w:t>
+      </w:r>
+      <w:r>
+        <w:rPr>
+          <w:lang w:val="en-US"/>
+        </w:rPr>
+        <w:t>his</w:t>
+      </w:r>
+      <w:r>
+        <w:rPr>
+          <w:lang w:val="en-US"/>
+        </w:rPr>
+        <w:t xml:space="preserve"> wife, an accident taking her from him almost exactly seventeen years ago, being blocked out by himself to retain his sanity, to retain his life before he would take it himself. Good thing it was almost past midnight, his new family fast asleep and he alone, starting to freeze from the cold floor up, his bare feet resting on the slightly dusty wooden panels that lay over the ground, his green police uniform pants soaked at the top, sucking in tears and sweat from his shirt, the golden buttons wet with condensation. He had to change before he joined his wife in their big bed, living out this lie to himself longer and longer, hoping that one day the gun in his hand would not be loaded.</w:t>
+      </w:r>
+    </w:p>
+    <w:p>
+      <w:pPr>
+        <w:spacing w:after="0" w:line="300" w:lineRule="exact"/>
+        <w:rPr>
+          <w:lang w:val="en-US"/>
+        </w:rPr>
+      </w:pPr>
+    </w:p>
+    <w:p>
+      <w:pPr>
+        <w:spacing w:after="0" w:line="300" w:lineRule="exact"/>
+        <w:rPr>
+          <w:lang w:val="en-US"/>
+        </w:rPr>
+      </w:pPr>
+      <w:r>
+        <w:rPr>
+          <w:i/>
+          <w:iCs/>
+          <w:lang w:val="en-US"/>
+        </w:rPr>
+        <w:t>Bad Tölz, 11.12.1882</w:t>
+      </w:r>
+    </w:p>
+    <w:p>
+      <w:pPr>
+        <w:spacing w:after="0" w:line="300" w:lineRule="exact"/>
+        <w:rPr>
+          <w:i/>
+          <w:iCs/>
+          <w:lang w:val="en-US"/>
+        </w:rPr>
+      </w:pPr>
+    </w:p>
+    <w:p>
+      <w:pPr>
+        <w:spacing w:after="0" w:line="300" w:lineRule="exact"/>
+        <w:rPr>
+          <w:lang w:val="en-US"/>
+        </w:rPr>
+      </w:pPr>
+      <w:r>
+        <w:rPr>
+          <w:lang w:val="en-US"/>
+        </w:rPr>
+        <w:t xml:space="preserve">Friedrich awoke dry and content between the sheets that were filled with ample duck feathers, the once hot bedpan below the mattress still giving off traces of heat, hugging him in a warm embrace. The drapes usually covering the windows were drawn back, letting rays of a sunny </w:t>
+      </w:r>
+      <w:r>
+        <w:rPr>
+          <w:lang w:val="en-US"/>
+        </w:rPr>
+        <w:t>winter’s</w:t>
+      </w:r>
+      <w:r>
+        <w:rPr>
+          <w:lang w:val="en-US"/>
+        </w:rPr>
+        <w:t xml:space="preserve"> day flow into the bedchamber. But </w:t>
+      </w:r>
+      <w:proofErr w:type="gramStart"/>
+      <w:r>
+        <w:rPr>
+          <w:lang w:val="en-US"/>
+        </w:rPr>
+        <w:t>all of</w:t>
+      </w:r>
+      <w:proofErr w:type="gramEnd"/>
+      <w:r>
+        <w:rPr>
+          <w:lang w:val="en-US"/>
+        </w:rPr>
+        <w:t xml:space="preserve"> this still could not make him fully forget </w:t>
+      </w:r>
+      <w:r>
+        <w:rPr>
+          <w:lang w:val="en-US"/>
+        </w:rPr>
+        <w:t>yesterday’s</w:t>
+      </w:r>
+      <w:r>
+        <w:rPr>
+          <w:lang w:val="en-US"/>
+        </w:rPr>
+        <w:t xml:space="preserve"> events, dread still lingering behind his temples. Staring up blankly at the ceiling made from long planks of pedunculate oak he started to see faces in the patterns of the wood, the texture giving off eyes and mouths. A sweet voice drew him out of his, almost, hypnotic state. “Are you up, </w:t>
+      </w:r>
+      <w:r>
+        <w:rPr>
+          <w:lang w:val="en-US"/>
+        </w:rPr>
+        <w:t xml:space="preserve">my sweet, </w:t>
+      </w:r>
+      <w:proofErr w:type="spellStart"/>
+      <w:r>
+        <w:rPr>
+          <w:lang w:val="en-US"/>
+        </w:rPr>
+        <w:t>mein</w:t>
+      </w:r>
+      <w:proofErr w:type="spellEnd"/>
+      <w:r>
+        <w:rPr>
+          <w:lang w:val="en-US"/>
+        </w:rPr>
+        <w:t xml:space="preserve"> </w:t>
+      </w:r>
+      <w:proofErr w:type="spellStart"/>
+      <w:r>
+        <w:rPr>
+          <w:lang w:val="en-US"/>
+        </w:rPr>
+        <w:t>Schätzelein</w:t>
+      </w:r>
+      <w:proofErr w:type="spellEnd"/>
+      <w:r>
+        <w:rPr>
+          <w:lang w:val="en-US"/>
+        </w:rPr>
+        <w:t xml:space="preserve">? You should get ready soon, for your carriage will be here soon enough and take you to </w:t>
+      </w:r>
+      <w:proofErr w:type="spellStart"/>
+      <w:r>
+        <w:rPr>
+          <w:lang w:val="en-US"/>
+        </w:rPr>
+        <w:t>Lenggries</w:t>
+      </w:r>
+      <w:proofErr w:type="spellEnd"/>
+      <w:r>
+        <w:rPr>
+          <w:lang w:val="en-US"/>
+        </w:rPr>
+        <w:t>. Breakfast is ready and your uniform is freshly ironed.” His wife, second wife to be correct, Traudl, was almost shouting out of the kitchen, a sizzling pan and a smell of boiling fat pronouncing a hearty meal.</w:t>
+      </w:r>
+    </w:p>
+    <w:p>
+      <w:pPr>
+        <w:spacing w:after="0" w:line="300" w:lineRule="exact"/>
+        <w:rPr>
+          <w:lang w:val="en-US"/>
+        </w:rPr>
+      </w:pPr>
+    </w:p>
+    <w:p>
+      <w:pPr>
+        <w:spacing w:after="0" w:line="300" w:lineRule="exact"/>
+        <w:rPr>
+          <w:lang w:val="en-US"/>
+        </w:rPr>
+      </w:pPr>
+      <w:r>
+        <w:rPr>
+          <w:lang w:val="en-US"/>
+        </w:rPr>
+        <w:t xml:space="preserve">Hesitantly Friedrich got up from his comfortable cove, his blue nightgown flowing over his knees, fastened by a belt around his thick waist, sitting on the edge of the bed frame. Putting on one of his reddish and worn felt slippers on each foot he dragged them over the floor, slowly crawling towards the kitchen. His unkempt beard scratched his cheeks with its handlebars, but not enough to bother him to correct it. Inside the kitchen his family awaited him. </w:t>
+      </w:r>
+      <w:proofErr w:type="spellStart"/>
+      <w:r>
+        <w:rPr>
+          <w:lang w:val="en-US"/>
+        </w:rPr>
+        <w:t>Trautl</w:t>
+      </w:r>
+      <w:proofErr w:type="spellEnd"/>
+      <w:r>
+        <w:rPr>
+          <w:lang w:val="en-US"/>
+        </w:rPr>
+        <w:t xml:space="preserve">, wearing an apron over her work dress, was placing before his seat a set of </w:t>
+      </w:r>
+      <w:proofErr w:type="spellStart"/>
+      <w:r>
+        <w:rPr>
+          <w:lang w:val="en-US"/>
+        </w:rPr>
+        <w:t>Leberkas</w:t>
+      </w:r>
+      <w:proofErr w:type="spellEnd"/>
+      <w:r>
+        <w:rPr>
+          <w:lang w:val="en-US"/>
+        </w:rPr>
+        <w:t xml:space="preserve"> and </w:t>
+      </w:r>
+      <w:proofErr w:type="spellStart"/>
+      <w:r>
+        <w:rPr>
+          <w:lang w:val="en-US"/>
+        </w:rPr>
+        <w:t>Weißwurst</w:t>
+      </w:r>
+      <w:proofErr w:type="spellEnd"/>
+      <w:r>
+        <w:rPr>
+          <w:lang w:val="en-US"/>
+        </w:rPr>
+        <w:t xml:space="preserve">, on the sides of the plate resting a small heap of sweet and spicy mustard with a </w:t>
+      </w:r>
+      <w:proofErr w:type="spellStart"/>
+      <w:r>
+        <w:rPr>
+          <w:lang w:val="en-US"/>
+        </w:rPr>
+        <w:t>Brezl</w:t>
+      </w:r>
+      <w:proofErr w:type="spellEnd"/>
+      <w:r>
+        <w:rPr>
+          <w:lang w:val="en-US"/>
+        </w:rPr>
+        <w:t xml:space="preserve"> leaning on the plates edge. She removed the salt from it, just like he preferred.  His first daughter Elke was preparing herself a bread roll, cut in half, with a slight layer of butter under a not so slight layer of sweetly smelling strawberry jam. She wore her school uniform, ready for the last day of the week, just like her sister. His second daughter, Maria, was sitting absent minded, reading through one of her school books while slowly munching on a bread roll with a slice of </w:t>
+      </w:r>
+      <w:proofErr w:type="spellStart"/>
+      <w:r>
+        <w:rPr>
+          <w:lang w:val="en-US"/>
+        </w:rPr>
+        <w:t>Leberkäs</w:t>
+      </w:r>
+      <w:proofErr w:type="spellEnd"/>
+      <w:r>
+        <w:rPr>
+          <w:lang w:val="en-US"/>
+        </w:rPr>
+        <w:t xml:space="preserve"> inside. It was his wife’s wish, </w:t>
+      </w:r>
+      <w:proofErr w:type="spellStart"/>
+      <w:r>
+        <w:rPr>
+          <w:lang w:val="en-US"/>
+        </w:rPr>
+        <w:t>Trautl</w:t>
+      </w:r>
+      <w:proofErr w:type="spellEnd"/>
+      <w:r>
+        <w:rPr>
+          <w:lang w:val="en-US"/>
+        </w:rPr>
+        <w:t xml:space="preserve"> in this case, to name her this way. “After the holy mother in heaven, that is watching over us at all times,” she liked to say, while she was pregnant with Maria. </w:t>
+      </w:r>
+      <w:proofErr w:type="gramStart"/>
+      <w:r>
+        <w:rPr>
+          <w:lang w:val="en-US"/>
+        </w:rPr>
+        <w:t>Of course</w:t>
+      </w:r>
+      <w:proofErr w:type="gramEnd"/>
+      <w:r>
+        <w:rPr>
+          <w:lang w:val="en-US"/>
+        </w:rPr>
+        <w:t xml:space="preserve"> he had never told her about the accident that had befallen his first wife so long ago, for it would have not healed </w:t>
+      </w:r>
+      <w:r>
+        <w:rPr>
+          <w:lang w:val="en-US"/>
+        </w:rPr>
+        <w:lastRenderedPageBreak/>
+        <w:t xml:space="preserve">his grieve. That was at least what he had thought for so long. Hearing her name constantly was straining his relationship with his second daughter, unbeknownst to her, that she also was a spitting image in face and hair. Long and black did it flow down her back, her nose slightly crooked from an accident she had while climbing a tree and eyes so green like the grass being shown on by the brightest sun imaginable. Over the years he got used to it all, but still, there was a rift between them, that she </w:t>
+      </w:r>
+      <w:proofErr w:type="gramStart"/>
+      <w:r>
+        <w:rPr>
+          <w:lang w:val="en-US"/>
+        </w:rPr>
+        <w:t>didn’t</w:t>
+      </w:r>
+      <w:proofErr w:type="gramEnd"/>
+      <w:r>
+        <w:rPr>
+          <w:lang w:val="en-US"/>
+        </w:rPr>
+        <w:t xml:space="preserve"> create and shouldn’t have to bear. During </w:t>
+      </w:r>
+      <w:r>
+        <w:rPr>
+          <w:lang w:val="en-US"/>
+        </w:rPr>
+        <w:t>yesterday’s</w:t>
+      </w:r>
+      <w:r>
+        <w:rPr>
+          <w:lang w:val="en-US"/>
+        </w:rPr>
+        <w:t xml:space="preserve"> night he thought about that, sitting there in his drenched clothes, knowing that closing that rift would be what would finally help him. But he also felt the distance towards that goal, that not one day alone would be sufficient to build the bridge.</w:t>
+      </w:r>
+    </w:p>
+    <w:p>
+      <w:pPr>
+        <w:spacing w:after="0" w:line="300" w:lineRule="exact"/>
+        <w:rPr>
+          <w:lang w:val="en-US"/>
+        </w:rPr>
+      </w:pPr>
+    </w:p>
+    <w:p>
+      <w:pPr>
+        <w:spacing w:after="0" w:line="300" w:lineRule="exact"/>
+        <w:rPr>
+          <w:lang w:val="en-US"/>
+        </w:rPr>
+      </w:pPr>
+      <w:r>
+        <w:rPr>
+          <w:lang w:val="en-US"/>
+        </w:rPr>
+        <w:t>“Good morning father,” said Elke, giving him one of her sweet smiles. Marie also greeted him, but in a less joyful manner, only giving out a “Good Morning,” still focused on her book.</w:t>
+      </w:r>
+      <w:r>
+        <w:rPr>
+          <w:lang w:val="en-US"/>
+        </w:rPr>
+        <w:br/>
+        <w:t xml:space="preserve">Friedrich placed his chair from under the table, his reserved seat in the house, and sat down heavily, his sleep grogginess still not fully overcome. His wife </w:t>
+      </w:r>
+      <w:proofErr w:type="spellStart"/>
+      <w:r>
+        <w:rPr>
+          <w:lang w:val="en-US"/>
+        </w:rPr>
+        <w:t>Trautl</w:t>
+      </w:r>
+      <w:proofErr w:type="spellEnd"/>
+      <w:r>
+        <w:rPr>
+          <w:lang w:val="en-US"/>
+        </w:rPr>
+        <w:t xml:space="preserve"> turned around, her apron sprinkled with small brown specks of fat, announcing with joy, “Your Father has an important job today! After his promotion to Chief Gendarme to Bad Tölz last week he will travel to </w:t>
+      </w:r>
+      <w:proofErr w:type="spellStart"/>
+      <w:r>
+        <w:rPr>
+          <w:lang w:val="en-US"/>
+        </w:rPr>
+        <w:t>Lenggries</w:t>
+      </w:r>
+      <w:proofErr w:type="spellEnd"/>
+      <w:r>
+        <w:rPr>
+          <w:lang w:val="en-US"/>
+        </w:rPr>
+        <w:t xml:space="preserve"> to inaugurate the new Cable Car together with Count </w:t>
+      </w:r>
+      <w:proofErr w:type="spellStart"/>
+      <w:r>
+        <w:rPr>
+          <w:lang w:val="en-US"/>
+        </w:rPr>
+        <w:t>Großberg</w:t>
+      </w:r>
+      <w:proofErr w:type="spellEnd"/>
+      <w:r>
+        <w:rPr>
+          <w:lang w:val="en-US"/>
+        </w:rPr>
+        <w:t xml:space="preserve">. A way better task than patrolling around the Train Station at night.” “That is amazing father,” exclaimed Elke, her eyes sparkling with excitement, “can I come with you? I always wanted to go skiing.” Eating the first bite of his sausage, savoring the fresh flavor over its smooth texture, he chewed a few times before answering, “You know I </w:t>
+      </w:r>
+      <w:proofErr w:type="gramStart"/>
+      <w:r>
+        <w:rPr>
+          <w:lang w:val="en-US"/>
+        </w:rPr>
+        <w:t>don’t</w:t>
+      </w:r>
+      <w:proofErr w:type="gramEnd"/>
+      <w:r>
+        <w:rPr>
+          <w:lang w:val="en-US"/>
+        </w:rPr>
+        <w:t xml:space="preserve"> like standing on ski, so I don’t want you to see me embarrassing myself. I just hope it will only be one descent down the mountain. He did invite us for a nightly stay in his chalet too, after all. But I will help you pay for ski, if you come home with promising grades at the end of the year.” Her excitement diminishing, Elke still exuded happiness in its purest form. “Thank </w:t>
+      </w:r>
+      <w:r>
+        <w:rPr>
+          <w:lang w:val="en-US"/>
+        </w:rPr>
+        <w:t>you, father</w:t>
+      </w:r>
+      <w:r>
+        <w:rPr>
+          <w:lang w:val="en-US"/>
+        </w:rPr>
+        <w:t xml:space="preserve">, I will do my best. For my sake,” laughing out those last words before going back eating her meal. </w:t>
+      </w:r>
+    </w:p>
+    <w:p>
+      <w:pPr>
+        <w:spacing w:after="0" w:line="300" w:lineRule="exact"/>
+        <w:rPr>
+          <w:lang w:val="en-US"/>
+        </w:rPr>
+      </w:pPr>
+    </w:p>
+    <w:p>
+      <w:pPr>
+        <w:spacing w:after="0" w:line="300" w:lineRule="exact"/>
+        <w:rPr>
+          <w:lang w:val="en-US"/>
+        </w:rPr>
+      </w:pPr>
+      <w:r>
+        <w:rPr>
+          <w:lang w:val="en-US"/>
+        </w:rPr>
+        <w:t xml:space="preserve">“What about you, Maria?” asked Friedrich carefully. “Would you like to go skiing as well?” Marie looked up from her book again, shaking her head. She never was into sports and only focused on reading any book she came across. Maybe he could connect with her this way. “What are you reading there?” Marie held up the book, her fingers on the page she was reading, so Friedrich could look at both front and back of the cover. “Faust, by Johann Wolfgang von Goethe,” she explained, “we have to read it in the eighth class so I thought I could start already.” “What is it about,” asked Friedrich “I only thought Goethe wrote poems.” “It is a play around a man, Faust, that </w:t>
+      </w:r>
+      <w:proofErr w:type="gramStart"/>
+      <w:r>
+        <w:rPr>
+          <w:lang w:val="en-US"/>
+        </w:rPr>
+        <w:t>entered into</w:t>
+      </w:r>
+      <w:proofErr w:type="gramEnd"/>
+      <w:r>
+        <w:rPr>
+          <w:lang w:val="en-US"/>
+        </w:rPr>
+        <w:t xml:space="preserve"> a pact with the devil to give him a happy life. He found a pretty wive named Gretchen, felt young again and squandered it all again. In her desperation his wive kills their child so she was put to death, raising towards heaven while Faust is left behind on earth together with the devil.” Marie ends her synopsis, making Friedrich cringe visibly, feeling as if he played a part in this piece, and a quite major one at that. After a small cough he prodded more. “Does Faust still redeem himself at the end?” “That is up to interpretation, the book ends shortly after this scene.” “And what is your interpretation? I guess you have read it completely before.” asked Friedrich again. “Faust </w:t>
+      </w:r>
+      <w:proofErr w:type="gramStart"/>
+      <w:r>
+        <w:rPr>
+          <w:lang w:val="en-US"/>
+        </w:rPr>
+        <w:t>definitely knows</w:t>
+      </w:r>
+      <w:proofErr w:type="gramEnd"/>
+      <w:r>
+        <w:rPr>
+          <w:lang w:val="en-US"/>
+        </w:rPr>
+        <w:t xml:space="preserve"> he did wrong, not only for this but the other tragedies he unknowingly caused. I am going through it in detail, trying to figure this out exactly. I bet Goethe wanted Faust to be going to heaven too, seeing his Gretchen again, feeling no more shame for himself.” Seeing his daughter talking about so lively about a topic made him almost tear up. More so because she was speaking to his heart, not knowing that this meant the world to </w:t>
+      </w:r>
+      <w:r>
+        <w:rPr>
+          <w:lang w:val="en-US"/>
+        </w:rPr>
+        <w:lastRenderedPageBreak/>
+        <w:t xml:space="preserve">him. He could redeem himself too, damn the </w:t>
+      </w:r>
+      <w:r>
+        <w:rPr>
+          <w:lang w:val="en-US"/>
+        </w:rPr>
+        <w:t xml:space="preserve">devil, </w:t>
+      </w:r>
+      <w:proofErr w:type="spellStart"/>
+      <w:r>
+        <w:rPr>
+          <w:lang w:val="en-US"/>
+        </w:rPr>
+        <w:t>Drecksdeifel</w:t>
+      </w:r>
+      <w:proofErr w:type="spellEnd"/>
+      <w:r>
+        <w:rPr>
+          <w:lang w:val="en-US"/>
+        </w:rPr>
+        <w:t xml:space="preserve"> back to hell. “Thank you for this, Maria, that really lifted my spirits.” She was looking a little dumbfounded, not expecting praise for a mundane book interpretation, even more so that her father talked about his emotions. “I-it was my pleasure father,” she slightly stammered, “maybe you could read it also to find out for yourself.” She slipped the book towards his plate, the </w:t>
+      </w:r>
+      <w:r>
+        <w:rPr>
+          <w:lang w:val="en-US"/>
+        </w:rPr>
+        <w:t>half-eaten</w:t>
+      </w:r>
+      <w:r>
+        <w:rPr>
+          <w:lang w:val="en-US"/>
+        </w:rPr>
+        <w:t xml:space="preserve"> food on it waiting f</w:t>
+      </w:r>
+      <w:r>
+        <w:rPr>
+          <w:lang w:val="en-US"/>
+        </w:rPr>
+        <w:t>or</w:t>
+      </w:r>
+      <w:r>
+        <w:rPr>
+          <w:lang w:val="en-US"/>
+        </w:rPr>
+        <w:t xml:space="preserve"> him to devour it fully. “Oh, I will my sweet. Right away.”</w:t>
+      </w:r>
+    </w:p>
+    <w:p>
+      <w:pPr>
+        <w:spacing w:after="0" w:line="300" w:lineRule="exact"/>
+        <w:rPr>
+          <w:lang w:val="en-US"/>
+        </w:rPr>
+      </w:pPr>
+    </w:p>
+    <w:p>
+      <w:pPr>
+        <w:spacing w:after="0" w:line="300" w:lineRule="exact"/>
+        <w:rPr>
+          <w:lang w:val="en-US"/>
+        </w:rPr>
+      </w:pPr>
+      <w:r>
+        <w:rPr>
+          <w:lang w:val="en-US"/>
+        </w:rPr>
+        <w:t xml:space="preserve">A few minutes </w:t>
+      </w:r>
+      <w:r>
+        <w:rPr>
+          <w:lang w:val="en-US"/>
+        </w:rPr>
+        <w:t>after</w:t>
+      </w:r>
+      <w:r>
+        <w:rPr>
+          <w:lang w:val="en-US"/>
+        </w:rPr>
+        <w:t xml:space="preserve"> he waved after his children, seeing them leaving to school on foot. Their house was on the outskirts of the town of Bad Tölz so they </w:t>
+      </w:r>
+      <w:proofErr w:type="gramStart"/>
+      <w:r>
+        <w:rPr>
+          <w:lang w:val="en-US"/>
+        </w:rPr>
+        <w:t>wouldn’t</w:t>
+      </w:r>
+      <w:proofErr w:type="gramEnd"/>
+      <w:r>
+        <w:rPr>
+          <w:lang w:val="en-US"/>
+        </w:rPr>
+        <w:t xml:space="preserve"> have to walk far. His wife held him up his green uniform jacket, the insignia of Gendarmes Chief being displayed proudly on the breast. “You did something good today already,” </w:t>
+      </w:r>
+      <w:proofErr w:type="spellStart"/>
+      <w:r>
+        <w:rPr>
+          <w:lang w:val="en-US"/>
+        </w:rPr>
+        <w:t>Trautl</w:t>
+      </w:r>
+      <w:proofErr w:type="spellEnd"/>
+      <w:r>
+        <w:rPr>
+          <w:lang w:val="en-US"/>
+        </w:rPr>
+        <w:t xml:space="preserve"> spoke behind his back, smoothing out any creases and whipping away small </w:t>
+      </w:r>
+      <w:r>
+        <w:rPr>
+          <w:lang w:val="en-US"/>
+        </w:rPr>
+        <w:t>p</w:t>
+      </w:r>
+      <w:r>
+        <w:rPr>
+          <w:lang w:val="en-US"/>
+        </w:rPr>
+        <w:t>ie</w:t>
+      </w:r>
+      <w:r>
+        <w:rPr>
+          <w:lang w:val="en-US"/>
+        </w:rPr>
+        <w:t>ces</w:t>
+      </w:r>
+      <w:r>
+        <w:rPr>
+          <w:lang w:val="en-US"/>
+        </w:rPr>
+        <w:t xml:space="preserve"> of lint. “I am happy you were able to connect to Maria some more. Maybe you can convince her to go skiing, now that you will finally learn with </w:t>
+      </w:r>
+      <w:r>
+        <w:rPr>
+          <w:lang w:val="en-US"/>
+        </w:rPr>
+        <w:t>forty-two</w:t>
+      </w:r>
+      <w:r>
+        <w:rPr>
+          <w:lang w:val="en-US"/>
+        </w:rPr>
+        <w:t xml:space="preserve"> years.” He fastened his revolver belt around his right shoulder, pulling the strap tight and placing his shiny gun inside the holster. “</w:t>
+      </w:r>
+      <w:r>
+        <w:rPr>
+          <w:lang w:val="en-US"/>
+        </w:rPr>
+        <w:t>Oh,</w:t>
+      </w:r>
+      <w:r>
+        <w:rPr>
+          <w:lang w:val="en-US"/>
+        </w:rPr>
+        <w:t xml:space="preserve"> I will try my best,” he promised himself more than her. “She does deserve it after all.” Seeing his carriage coming up the cobbled road, passing his daughters by the wayside, he turned to his wife to kiss her goodbye. Without another word they parted, he opening the garden door while she closed the one of the </w:t>
+      </w:r>
+      <w:proofErr w:type="gramStart"/>
+      <w:r>
+        <w:rPr>
+          <w:lang w:val="en-US"/>
+        </w:rPr>
+        <w:t>house</w:t>
+      </w:r>
+      <w:proofErr w:type="gramEnd"/>
+      <w:r>
+        <w:rPr>
+          <w:lang w:val="en-US"/>
+        </w:rPr>
+        <w:t xml:space="preserve"> slowly, grinning to herself seeing him so giddy. He held in his right hand the book of Faust, his trigger finger resting on it fully relaxed, in his mind no thought about the gun under his jacket. He looked up to the ski, seeing the small clouds drift by slowly over the sun, barely covering its light. Then he started walking towards his ride, thinking about tomorrow instead of days gone past.</w:t>
+      </w:r>
+    </w:p>
+    <w:p>
+      <w:pPr>
+        <w:spacing w:after="0" w:line="300" w:lineRule="exact"/>
+        <w:rPr>
+          <w:lang w:val="en-US"/>
+        </w:rPr>
+      </w:pPr>
+    </w:p>
+    <w:p>
+      <w:pPr>
+        <w:spacing w:after="0" w:line="300" w:lineRule="exact"/>
+        <w:rPr>
+          <w:lang w:val="en-US"/>
+        </w:rPr>
+      </w:pPr>
+    </w:p>
+    <w:p>
+      <w:pPr>
+        <w:pStyle w:val="berschrift2"/>
+        <w:rPr>
+          <w:lang w:val="en-US"/>
+        </w:rPr>
+      </w:pPr>
+      <w:r>
+        <w:rPr>
+          <w:lang w:val="en-US"/>
+        </w:rPr>
+        <w:t xml:space="preserve">Chapter 4: </w:t>
+      </w:r>
+      <w:r>
+        <w:rPr>
+          <w:lang w:val="en-US"/>
+        </w:rPr>
+        <w:t>Crystal</w:t>
+      </w:r>
+    </w:p>
+    <w:p>
+      <w:pPr>
+        <w:spacing w:after="0" w:line="300" w:lineRule="exact"/>
+        <w:rPr>
+          <w:lang w:val="en-US"/>
+        </w:rPr>
+      </w:pPr>
+      <w:r>
+        <w:rPr>
+          <w:lang w:val="en-US"/>
+        </w:rPr>
+        <w:t>The second is called Beelzebub that lords over envious.</w:t>
+      </w:r>
+    </w:p>
+    <w:p>
+      <w:pPr>
+        <w:spacing w:after="0" w:line="300" w:lineRule="exact"/>
+        <w:jc w:val="right"/>
+        <w:rPr>
+          <w:lang w:val="en-US"/>
+        </w:rPr>
+      </w:pPr>
+      <w:r>
+        <w:rPr>
+          <w:i/>
+          <w:iCs/>
           <w:lang w:val="en-US"/>
         </w:rPr>
         <w:t>Lanterne of Light, 1409</w:t>
@@ -107,227 +2595,3274 @@
     </w:p>
     <w:p>
       <w:pPr>
-        <w:rPr>
-          <w:lang w:val="en-US"/>
-        </w:rPr>
-      </w:pPr>
-    </w:p>
-    <w:p>
-      <w:pPr>
-        <w:rPr>
-          <w:lang w:val="en-US"/>
-        </w:rPr>
-      </w:pPr>
-      <w:r>
-        <w:rPr>
-          <w:lang w:val="en-US"/>
-        </w:rPr>
-        <w:t>Focusing all his meager power on the left eyelid opened his eye just enough to finally see the first light in ages. A red haze was drifting before him, his vision not adjusting to the brightness and vibrant crimson color. How could it, it felt like he had his eyes shut forever, his body unable to move and his brain only really starting to work during the last… days? His sense of time was not sure either, just that he felt that was weightlessly drifting. Without smell or hearing or vision. Only a slight touch over his whole body, like he was encapsulated from head to toe. In what substance he could not say, no heat nor cold. Just pressure on his skin.</w:t>
-      </w:r>
-    </w:p>
-    <w:p>
-      <w:pPr>
-        <w:rPr>
-          <w:lang w:val="en-US"/>
-        </w:rPr>
-      </w:pPr>
-    </w:p>
-    <w:p>
-      <w:pPr>
-        <w:rPr>
-          <w:lang w:val="en-US"/>
-        </w:rPr>
-      </w:pPr>
-      <w:r>
-        <w:rPr>
-          <w:lang w:val="en-US"/>
-        </w:rPr>
-        <w:t xml:space="preserve">And by </w:t>
+        <w:spacing w:after="0" w:line="300" w:lineRule="exact"/>
+        <w:jc w:val="right"/>
+        <w:rPr>
+          <w:lang w:val="en-US"/>
+        </w:rPr>
+      </w:pPr>
+    </w:p>
+    <w:p>
+      <w:pPr>
+        <w:spacing w:after="0" w:line="300" w:lineRule="exact"/>
+        <w:rPr>
+          <w:lang w:val="en-US"/>
+        </w:rPr>
+      </w:pPr>
+      <w:r>
+        <w:rPr>
+          <w:lang w:val="en-US"/>
+        </w:rPr>
+        <w:t>Still trapped in his gem Davo was sulking away, no</w:t>
+      </w:r>
+      <w:r>
+        <w:rPr>
+          <w:lang w:val="en-US"/>
+        </w:rPr>
+        <w:t>w</w:t>
+      </w:r>
+      <w:r>
+        <w:rPr>
+          <w:lang w:val="en-US"/>
+        </w:rPr>
+        <w:t xml:space="preserve"> being able to keep his eye open constantly. He felt no itch to blink, the strange material flowing around him while feeling sol</w:t>
+      </w:r>
+      <w:r>
+        <w:rPr>
+          <w:lang w:val="en-US"/>
+        </w:rPr>
+        <w:t>id</w:t>
+      </w:r>
+      <w:r>
+        <w:rPr>
+          <w:lang w:val="en-US"/>
+        </w:rPr>
+        <w:t xml:space="preserve"> </w:t>
+      </w:r>
+      <w:r>
+        <w:rPr>
+          <w:lang w:val="en-US"/>
+        </w:rPr>
+        <w:t xml:space="preserve">as well. </w:t>
+      </w:r>
+      <w:proofErr w:type="gramStart"/>
+      <w:r>
+        <w:rPr>
+          <w:lang w:val="en-US"/>
+        </w:rPr>
+        <w:t>A</w:t>
+      </w:r>
+      <w:r>
+        <w:rPr>
+          <w:lang w:val="en-US"/>
+        </w:rPr>
+        <w:t>s long as</w:t>
+      </w:r>
+      <w:proofErr w:type="gramEnd"/>
+      <w:r>
+        <w:rPr>
+          <w:lang w:val="en-US"/>
+        </w:rPr>
+        <w:t xml:space="preserve"> he didn’t move</w:t>
+      </w:r>
+      <w:r>
+        <w:rPr>
+          <w:lang w:val="en-US"/>
+        </w:rPr>
+        <w:t xml:space="preserve"> that was</w:t>
+      </w:r>
+      <w:r>
+        <w:rPr>
+          <w:lang w:val="en-US"/>
+        </w:rPr>
+        <w:t>.</w:t>
+      </w:r>
+      <w:r>
+        <w:rPr>
+          <w:lang w:val="en-US"/>
+        </w:rPr>
+        <w:t xml:space="preserve"> Around him were four other red gemstones, emitting weak rays of light in no pattern whatsoever. He could not make out if there were people trapped like him, the light in this cave like hole was not strong enough to create any silhouettes inside the rubies.</w:t>
+      </w:r>
+      <w:r>
+        <w:rPr>
+          <w:lang w:val="en-US"/>
+        </w:rPr>
+        <w:t xml:space="preserve"> What was strange though was the shaking and shifting of said cave, as if it was not made of hard rock but flowing material, </w:t>
+      </w:r>
+      <w:proofErr w:type="gramStart"/>
+      <w:r>
+        <w:rPr>
+          <w:lang w:val="en-US"/>
+        </w:rPr>
+        <w:t>similar to</w:t>
+      </w:r>
+      <w:proofErr w:type="gramEnd"/>
+      <w:r>
+        <w:rPr>
+          <w:lang w:val="en-US"/>
+        </w:rPr>
+        <w:t xml:space="preserve"> a bag or pocket made of cloth. This made it easy for him to spot the differences between all the stones, baring his own. Looking through the facets of the cut gem made it impossible for him to guess were the ruby </w:t>
+      </w:r>
+      <w:proofErr w:type="gramStart"/>
+      <w:r>
+        <w:rPr>
+          <w:lang w:val="en-US"/>
+        </w:rPr>
+        <w:t>actually ended</w:t>
+      </w:r>
+      <w:proofErr w:type="gramEnd"/>
+      <w:r>
+        <w:rPr>
+          <w:lang w:val="en-US"/>
+        </w:rPr>
+        <w:t xml:space="preserve"> and the outside began.</w:t>
+      </w:r>
+      <w:r>
+        <w:rPr>
+          <w:lang w:val="en-US"/>
+        </w:rPr>
+        <w:t xml:space="preserve"> One had curves upon curves, the shape like waves on a sea captured in a breeze,</w:t>
+      </w:r>
+      <w:r>
+        <w:rPr>
+          <w:lang w:val="en-US"/>
+        </w:rPr>
+        <w:t xml:space="preserve"> more filled down that cut,</w:t>
+      </w:r>
+      <w:r>
+        <w:rPr>
+          <w:lang w:val="en-US"/>
+        </w:rPr>
+        <w:t xml:space="preserve"> making him long again. For what he did not know, again, but Davo </w:t>
+      </w:r>
+      <w:r>
+        <w:rPr>
+          <w:lang w:val="en-US"/>
+        </w:rPr>
+        <w:t xml:space="preserve">felt that something was missing. The second stone was practically not cut at all but in its original form, as if someone </w:t>
+      </w:r>
+      <w:proofErr w:type="gramStart"/>
+      <w:r>
+        <w:rPr>
+          <w:lang w:val="en-US"/>
+        </w:rPr>
+        <w:t>didn’t</w:t>
+      </w:r>
+      <w:proofErr w:type="gramEnd"/>
+      <w:r>
+        <w:rPr>
+          <w:lang w:val="en-US"/>
+        </w:rPr>
+        <w:t xml:space="preserve"> even bother. The next was</w:t>
+      </w:r>
+      <w:r>
+        <w:rPr>
+          <w:lang w:val="en-US"/>
+        </w:rPr>
+        <w:t xml:space="preserve"> shining more than the others, you could see the splendor</w:t>
+      </w:r>
+      <w:r>
+        <w:rPr>
+          <w:lang w:val="en-US"/>
+        </w:rPr>
+        <w:t xml:space="preserve"> reflecting</w:t>
+      </w:r>
+      <w:r>
+        <w:rPr>
+          <w:lang w:val="en-US"/>
+        </w:rPr>
+        <w:t xml:space="preserve"> </w:t>
+      </w:r>
+      <w:r>
+        <w:rPr>
+          <w:lang w:val="en-US"/>
+        </w:rPr>
+        <w:t>i</w:t>
+      </w:r>
+      <w:r>
+        <w:rPr>
+          <w:lang w:val="en-US"/>
+        </w:rPr>
+        <w:t>n it, the value it held</w:t>
+      </w:r>
+      <w:r>
+        <w:rPr>
+          <w:lang w:val="en-US"/>
+        </w:rPr>
+        <w:t xml:space="preserve"> and riches it brought, if you were so fortunate to hold it</w:t>
+      </w:r>
+      <w:r>
+        <w:rPr>
+          <w:lang w:val="en-US"/>
+        </w:rPr>
+        <w:t>.</w:t>
+      </w:r>
+      <w:r>
+        <w:rPr>
+          <w:lang w:val="en-US"/>
+        </w:rPr>
+        <w:t xml:space="preserve"> The last had lumps of </w:t>
+      </w:r>
+      <w:r>
+        <w:rPr>
+          <w:lang w:val="en-US"/>
+        </w:rPr>
+        <w:t>red</w:t>
+      </w:r>
+      <w:r>
+        <w:rPr>
+          <w:lang w:val="en-US"/>
+        </w:rPr>
+        <w:t xml:space="preserve"> protruding from its edges, like hands trying to grasp what </w:t>
+      </w:r>
+      <w:proofErr w:type="gramStart"/>
+      <w:r>
+        <w:rPr>
+          <w:lang w:val="en-US"/>
+        </w:rPr>
+        <w:t>wasn’t</w:t>
+      </w:r>
+      <w:proofErr w:type="gramEnd"/>
+      <w:r>
+        <w:rPr>
+          <w:lang w:val="en-US"/>
+        </w:rPr>
+        <w:t xml:space="preserve"> its. It </w:t>
+      </w:r>
+      <w:proofErr w:type="gramStart"/>
+      <w:r>
+        <w:rPr>
+          <w:lang w:val="en-US"/>
+        </w:rPr>
+        <w:t xml:space="preserve">actually </w:t>
+      </w:r>
+      <w:r>
+        <w:rPr>
+          <w:lang w:val="en-US"/>
+        </w:rPr>
+        <w:lastRenderedPageBreak/>
+        <w:t>clung</w:t>
+      </w:r>
+      <w:proofErr w:type="gramEnd"/>
+      <w:r>
+        <w:rPr>
+          <w:lang w:val="en-US"/>
+        </w:rPr>
+        <w:t xml:space="preserve"> to his or other stones from time to time, and then it felt like it grew a slap of stone over the others in a cold embrace before it broke </w:t>
+      </w:r>
+      <w:r>
+        <w:rPr>
+          <w:lang w:val="en-US"/>
+        </w:rPr>
+        <w:t>off</w:t>
+      </w:r>
+      <w:r>
+        <w:rPr>
+          <w:lang w:val="en-US"/>
+        </w:rPr>
+        <w:t xml:space="preserve"> again with the next shake of the ground.</w:t>
+      </w:r>
+    </w:p>
+    <w:p>
+      <w:pPr>
+        <w:spacing w:after="0" w:line="300" w:lineRule="exact"/>
+        <w:rPr>
+          <w:lang w:val="en-US"/>
+        </w:rPr>
+      </w:pPr>
+    </w:p>
+    <w:p>
+      <w:pPr>
+        <w:spacing w:after="0" w:line="300" w:lineRule="exact"/>
+        <w:rPr>
+          <w:lang w:val="en-US"/>
+        </w:rPr>
+      </w:pPr>
+      <w:r>
+        <w:rPr>
+          <w:lang w:val="en-US"/>
+        </w:rPr>
+        <w:t xml:space="preserve">Not being able to gaze into their cores </w:t>
+      </w:r>
+      <w:r>
+        <w:rPr>
+          <w:lang w:val="en-US"/>
+        </w:rPr>
+        <w:t xml:space="preserve">Davo spend his time trying to think back to what brought him here in the first place, remembering a grand fight for power and a struggle to change the world. If it was his power to be taken or him taking said power was not made clear to him. </w:t>
+      </w:r>
+      <w:r>
+        <w:rPr>
+          <w:lang w:val="en-US"/>
+        </w:rPr>
+        <w:t>A scene played out to him in his mind, real as the day he experienced it. “I</w:t>
+      </w:r>
+      <w:r>
+        <w:rPr>
+          <w:lang w:val="en-US"/>
+        </w:rPr>
+        <w:t xml:space="preserve"> had mighty weapons in </w:t>
+      </w:r>
+      <w:r>
+        <w:rPr>
+          <w:lang w:val="en-US"/>
+        </w:rPr>
+        <w:t>my</w:t>
+      </w:r>
+      <w:r>
+        <w:rPr>
+          <w:lang w:val="en-US"/>
+        </w:rPr>
+        <w:t xml:space="preserve"> possession, a cloak seeming to be made of shadow itself, helping </w:t>
+      </w:r>
+      <w:r>
+        <w:rPr>
+          <w:lang w:val="en-US"/>
+        </w:rPr>
+        <w:t>me</w:t>
+      </w:r>
+      <w:r>
+        <w:rPr>
+          <w:lang w:val="en-US"/>
+        </w:rPr>
+        <w:t xml:space="preserve"> to dodge blows and projectiles. </w:t>
+      </w:r>
+      <w:r>
+        <w:rPr>
+          <w:lang w:val="en-US"/>
+        </w:rPr>
+        <w:t>Also,</w:t>
+      </w:r>
+      <w:r>
+        <w:rPr>
+          <w:lang w:val="en-US"/>
+        </w:rPr>
+        <w:t xml:space="preserve"> an enormous great sword, that </w:t>
+      </w:r>
+      <w:r>
+        <w:rPr>
+          <w:lang w:val="en-US"/>
+        </w:rPr>
+        <w:t>I</w:t>
+      </w:r>
+      <w:r>
+        <w:rPr>
+          <w:lang w:val="en-US"/>
+        </w:rPr>
+        <w:t xml:space="preserve"> wielded with ease and expertise, </w:t>
+      </w:r>
+      <w:r>
+        <w:rPr>
+          <w:lang w:val="en-US"/>
+        </w:rPr>
+        <w:t>my</w:t>
+      </w:r>
+      <w:r>
+        <w:rPr>
+          <w:lang w:val="en-US"/>
+        </w:rPr>
+        <w:t xml:space="preserve"> left hand single handily swinging the hulking piece of metal down on </w:t>
+      </w:r>
+      <w:r>
+        <w:rPr>
+          <w:lang w:val="en-US"/>
+        </w:rPr>
+        <w:t>my</w:t>
+      </w:r>
+      <w:r>
+        <w:rPr>
+          <w:lang w:val="en-US"/>
+        </w:rPr>
+        <w:t xml:space="preserve"> foes in a great arch.</w:t>
+      </w:r>
+      <w:r>
+        <w:rPr>
+          <w:lang w:val="en-US"/>
+        </w:rPr>
+        <w:t xml:space="preserve"> But who were my foes anyway?</w:t>
+      </w:r>
+      <w:r>
+        <w:rPr>
+          <w:lang w:val="en-US"/>
+        </w:rPr>
+        <w:t xml:space="preserve">” As his old self slashed his way through an army of people, he encountered a group of </w:t>
+      </w:r>
+      <w:r>
+        <w:rPr>
+          <w:lang w:val="en-US"/>
+        </w:rPr>
+        <w:t>six</w:t>
+      </w:r>
+      <w:r>
+        <w:rPr>
+          <w:lang w:val="en-US"/>
+        </w:rPr>
+        <w:t xml:space="preserve"> between city ruins, a circle forming around them, as if the other fighters knew they were special. “Ha, these will not stand against my other me, no one could in my time. I dispatched heroes new and legend only for me to…” </w:t>
+      </w:r>
+      <w:r>
+        <w:rPr>
+          <w:lang w:val="en-US"/>
+        </w:rPr>
+        <w:t>Again,</w:t>
+      </w:r>
+      <w:r>
+        <w:rPr>
+          <w:lang w:val="en-US"/>
+        </w:rPr>
+        <w:t xml:space="preserve"> no more memory, the scene fading to black in a tuft of smoke, </w:t>
+      </w:r>
+      <w:proofErr w:type="gramStart"/>
+      <w:r>
+        <w:rPr>
+          <w:lang w:val="en-US"/>
+        </w:rPr>
+        <w:t>similar to</w:t>
+      </w:r>
+      <w:proofErr w:type="gramEnd"/>
+      <w:r>
+        <w:rPr>
+          <w:lang w:val="en-US"/>
+        </w:rPr>
+        <w:t xml:space="preserve"> what the cloak did to his body when it protected him</w:t>
+      </w:r>
+      <w:r>
+        <w:rPr>
+          <w:lang w:val="en-US"/>
+        </w:rPr>
+        <w:t xml:space="preserve"> from harm</w:t>
+      </w:r>
+      <w:r>
+        <w:rPr>
+          <w:lang w:val="en-US"/>
+        </w:rPr>
+        <w:t>.</w:t>
+      </w:r>
+      <w:r>
+        <w:rPr>
+          <w:lang w:val="en-US"/>
+        </w:rPr>
+        <w:t xml:space="preserve"> “Maybe it was harm and the cloak was still attached to myself? I so far could only look down along my body, seeing the nakedness</w:t>
+      </w:r>
+      <w:r>
+        <w:rPr>
+          <w:lang w:val="en-US"/>
+        </w:rPr>
+        <w:t xml:space="preserve"> but no piece of fabric in sight. Maybe on my back? My shoulders?” He tried to shift his neck, turning it to spin his head to his left, the feeling of solid walls blocking him turning to a highly viscous fluid, as he strained his body to move. He now could look over his shoulder, no armor, or cape or sword in side, but the feeling of those came back to him. The scene from before not only filling his sense of vision but also</w:t>
+      </w:r>
+      <w:r>
+        <w:rPr>
+          <w:lang w:val="en-US"/>
+        </w:rPr>
+        <w:t xml:space="preserve"> touch. “A weight on my frame, cold armor over my gambeson, a sword in my hand, a stone in my other. The sword … ‘Pride’ was its name for </w:t>
+      </w:r>
+      <w:proofErr w:type="gramStart"/>
+      <w:r>
+        <w:rPr>
+          <w:lang w:val="en-US"/>
+        </w:rPr>
+        <w:t>that’s</w:t>
+      </w:r>
+      <w:proofErr w:type="gramEnd"/>
+      <w:r>
+        <w:rPr>
+          <w:lang w:val="en-US"/>
+        </w:rPr>
+        <w:t xml:space="preserve"> what I felt, using it for bitter purpose.” Sensing that he could control his old movements now he ran and jumped, slashing at more enemies, liberated in the feel of exertion. He came to a rest, his right hand still clutching </w:t>
+      </w:r>
+      <w:r>
+        <w:rPr>
+          <w:lang w:val="en-US"/>
+        </w:rPr>
+        <w:t>the</w:t>
+      </w:r>
+      <w:r>
+        <w:rPr>
+          <w:lang w:val="en-US"/>
+        </w:rPr>
+        <w:t xml:space="preserve"> </w:t>
+      </w:r>
+      <w:r>
+        <w:rPr>
+          <w:lang w:val="en-US"/>
+        </w:rPr>
+        <w:t>hard form</w:t>
+      </w:r>
+      <w:r>
+        <w:rPr>
+          <w:lang w:val="en-US"/>
+        </w:rPr>
+        <w:t xml:space="preserve"> in his fist,</w:t>
+      </w:r>
+      <w:r>
+        <w:rPr>
+          <w:lang w:val="en-US"/>
+        </w:rPr>
+        <w:t xml:space="preserve"> unsure of what it </w:t>
+      </w:r>
+      <w:proofErr w:type="gramStart"/>
+      <w:r>
+        <w:rPr>
+          <w:lang w:val="en-US"/>
+        </w:rPr>
+        <w:t>actually was</w:t>
+      </w:r>
+      <w:proofErr w:type="gramEnd"/>
+      <w:r>
+        <w:rPr>
+          <w:lang w:val="en-US"/>
+        </w:rPr>
+        <w:t xml:space="preserve">. Davo released his grip, sprawling out his fingers one by one, the red shine of a </w:t>
+      </w:r>
+      <w:r>
+        <w:rPr>
+          <w:lang w:val="en-US"/>
+        </w:rPr>
+        <w:t>coin sized</w:t>
+      </w:r>
+      <w:r>
+        <w:rPr>
+          <w:lang w:val="en-US"/>
+        </w:rPr>
+        <w:t xml:space="preserve"> ruby bathing his surroundings in crimson. “By </w:t>
       </w:r>
       <w:proofErr w:type="spellStart"/>
       <w:r>
         <w:rPr>
           <w:lang w:val="en-US"/>
         </w:rPr>
-        <w:t>Mirkes</w:t>
-      </w:r>
-      <w:r>
-        <w:rPr>
-          <w:lang w:val="en-US"/>
-        </w:rPr>
-        <w:t>c</w:t>
-      </w:r>
-      <w:r>
-        <w:rPr>
-          <w:lang w:val="en-US"/>
-        </w:rPr>
-        <w:t>h</w:t>
+        <w:t>Valothay</w:t>
       </w:r>
       <w:proofErr w:type="spellEnd"/>
       <w:r>
         <w:rPr>
           <w:lang w:val="en-US"/>
         </w:rPr>
-        <w:t xml:space="preserve"> was he tired. Fatigue was slowly overcoming him, lulling him into a blanket of blissful sleep. “No… No!” he thought to himself, forcing his eye to remain open, to see what was beyond the red haze. If there even was such a place. Sharpness flowed into the contours in front of his face, showing him facets of red, as of the edges of a ruby looked upon from up close. But the angles were are wrong, inverted and changed. “Am I… inside the stone? That cannot be right, I don’t </w:t>
+        <w:t>, this power, its drawing my fingers back in around its shape. Does my strength come from this? Maybe if I-</w:t>
+      </w:r>
+      <w:r>
+        <w:rPr>
+          <w:lang w:val="en-US"/>
+        </w:rPr>
+        <w:t>”</w:t>
+      </w:r>
+      <w:r>
+        <w:rPr>
+          <w:lang w:val="en-US"/>
+        </w:rPr>
+        <w:t xml:space="preserve"> Trying to drop it was impossible, even his though vanished into nothingness. “Is this my prison, holding it shortly before my final subjugation? But I know that without it I may be nothing, that I could not use my sword nor cloak without its powers.” Fear arose in him, not of him knowing what the stone will do to him, but of </w:t>
+      </w:r>
+      <w:r>
+        <w:rPr>
+          <w:lang w:val="en-US"/>
+        </w:rPr>
+        <w:t>losing</w:t>
+      </w:r>
+      <w:r>
+        <w:rPr>
+          <w:lang w:val="en-US"/>
+        </w:rPr>
+        <w:t xml:space="preserve"> its shine and marvel, sucking him into the facets like the light that was shortly trapped in its reflections. </w:t>
+      </w:r>
+    </w:p>
+    <w:p>
+      <w:pPr>
+        <w:spacing w:after="0" w:line="300" w:lineRule="exact"/>
+        <w:rPr>
+          <w:lang w:val="en-US"/>
+        </w:rPr>
+      </w:pPr>
+    </w:p>
+    <w:p>
+      <w:pPr>
+        <w:spacing w:after="0" w:line="300" w:lineRule="exact"/>
+        <w:rPr>
+          <w:lang w:val="en-US"/>
+        </w:rPr>
+      </w:pPr>
+      <w:r>
+        <w:rPr>
+          <w:lang w:val="en-US"/>
+        </w:rPr>
+        <w:t xml:space="preserve">Before him the </w:t>
+      </w:r>
+      <w:r>
+        <w:rPr>
+          <w:lang w:val="en-US"/>
+        </w:rPr>
+        <w:t>six</w:t>
+      </w:r>
+      <w:r>
+        <w:rPr>
+          <w:lang w:val="en-US"/>
+        </w:rPr>
+        <w:t xml:space="preserve"> warriors fell into their individual combat stances, their oldest member staying in the back giving out commands and tactics</w:t>
+      </w:r>
+      <w:r>
+        <w:rPr>
+          <w:lang w:val="en-US"/>
+        </w:rPr>
+        <w:t xml:space="preserve">, a </w:t>
+      </w:r>
+      <w:proofErr w:type="gramStart"/>
+      <w:r>
+        <w:rPr>
+          <w:lang w:val="en-US"/>
+        </w:rPr>
+        <w:t>mage</w:t>
+      </w:r>
+      <w:proofErr w:type="gramEnd"/>
+      <w:r>
+        <w:rPr>
+          <w:lang w:val="en-US"/>
+        </w:rPr>
+        <w:t xml:space="preserve"> and a knife dancer beside him. Three sword slingers were starting to circle him from all directions, their weapons different sizes and styles making it hard to focus on the correct fighting stance</w:t>
+      </w:r>
+      <w:r>
+        <w:rPr>
+          <w:lang w:val="en-US"/>
+        </w:rPr>
+        <w:t>.</w:t>
+      </w:r>
+      <w:r>
+        <w:rPr>
+          <w:lang w:val="en-US"/>
+        </w:rPr>
+        <w:t xml:space="preserve"> Their names sprung into his head, known enemies that had made his fight bitter and hard, their ends promised by him drawn out ever more.</w:t>
+      </w:r>
+      <w:r>
+        <w:rPr>
+          <w:lang w:val="en-US"/>
+        </w:rPr>
+        <w:t xml:space="preserve"> </w:t>
+      </w:r>
+      <w:r>
+        <w:rPr>
+          <w:lang w:val="en-US"/>
+        </w:rPr>
+        <w:t>Georg</w:t>
+      </w:r>
+      <w:r>
+        <w:rPr>
+          <w:lang w:val="en-US"/>
+        </w:rPr>
+        <w:t xml:space="preserve">, Jevan, Azor. Silas, </w:t>
       </w:r>
       <w:proofErr w:type="spellStart"/>
       <w:r>
         <w:rPr>
           <w:lang w:val="en-US"/>
         </w:rPr>
-        <w:t>remem</w:t>
+        <w:t>Domir</w:t>
       </w:r>
       <w:proofErr w:type="spellEnd"/>
       <w:r>
         <w:rPr>
           <w:lang w:val="en-US"/>
         </w:rPr>
-        <w:t xml:space="preserve">-…” He could not recall, the memories of what came before this prison would not come to him. “My name is Davo, I am a Halfbreed from </w:t>
+        <w:t xml:space="preserve"> and Brod. </w:t>
+      </w:r>
+      <w:r>
+        <w:rPr>
+          <w:lang w:val="en-US"/>
+        </w:rPr>
+        <w:t>“</w:t>
+      </w:r>
+      <w:r>
+        <w:rPr>
+          <w:lang w:val="en-US"/>
+        </w:rPr>
+        <w:t>But now I will end them myself! The old man in the back</w:t>
+      </w:r>
+      <w:r>
+        <w:rPr>
+          <w:lang w:val="en-US"/>
+        </w:rPr>
+        <w:t xml:space="preserve"> is the easiest target on his own, but they would </w:t>
+      </w:r>
+      <w:proofErr w:type="gramStart"/>
+      <w:r>
+        <w:rPr>
+          <w:lang w:val="en-US"/>
+        </w:rPr>
+        <w:t>definitely make</w:t>
+      </w:r>
+      <w:proofErr w:type="gramEnd"/>
+      <w:r>
+        <w:rPr>
+          <w:lang w:val="en-US"/>
+        </w:rPr>
+        <w:t xml:space="preserve"> it extremely hard for him to get there. As if that was their plan, but I </w:t>
+      </w:r>
+      <w:proofErr w:type="gramStart"/>
+      <w:r>
+        <w:rPr>
+          <w:lang w:val="en-US"/>
+        </w:rPr>
+        <w:t>won’t</w:t>
+      </w:r>
+      <w:proofErr w:type="gramEnd"/>
+      <w:r>
+        <w:rPr>
+          <w:lang w:val="en-US"/>
+        </w:rPr>
+        <w:t xml:space="preserve"> fall for that!” Davo noticed that he could see their magic flowing through their veins, sensing what spells they would cast before he saw it. “And my perspective is</w:t>
+      </w:r>
+      <w:r>
+        <w:rPr>
+          <w:lang w:val="en-US"/>
+        </w:rPr>
+        <w:t xml:space="preserve"> not right either, as if an eye was missing.</w:t>
+      </w:r>
+      <w:r>
+        <w:rPr>
+          <w:lang w:val="en-US"/>
+        </w:rPr>
+        <w:t>”</w:t>
+      </w:r>
+      <w:r>
+        <w:rPr>
+          <w:lang w:val="en-US"/>
+        </w:rPr>
+        <w:t xml:space="preserve"> He felt up the right side of his face, a huge scar being where his eye should be. “So </w:t>
+      </w:r>
+      <w:proofErr w:type="gramStart"/>
+      <w:r>
+        <w:rPr>
+          <w:lang w:val="en-US"/>
+        </w:rPr>
+        <w:t>that’s</w:t>
+      </w:r>
+      <w:proofErr w:type="gramEnd"/>
+      <w:r>
+        <w:rPr>
+          <w:lang w:val="en-US"/>
+        </w:rPr>
+        <w:t xml:space="preserve"> why I can only open one of them. I only have the left eye.”</w:t>
+      </w:r>
+      <w:r>
+        <w:rPr>
+          <w:lang w:val="en-US"/>
+        </w:rPr>
+        <w:t xml:space="preserve"> At this last thought </w:t>
+      </w:r>
+      <w:r>
+        <w:rPr>
+          <w:lang w:val="en-US"/>
+        </w:rPr>
+        <w:lastRenderedPageBreak/>
+        <w:t xml:space="preserve">he felt his </w:t>
+      </w:r>
+      <w:proofErr w:type="gramStart"/>
+      <w:r>
+        <w:rPr>
+          <w:lang w:val="en-US"/>
+        </w:rPr>
+        <w:t>right hand</w:t>
+      </w:r>
+      <w:proofErr w:type="gramEnd"/>
+      <w:r>
+        <w:rPr>
+          <w:lang w:val="en-US"/>
+        </w:rPr>
+        <w:t xml:space="preserve"> humming, the stone drawing itself, and his fist with it, upwards towards his right eye socket. Knowing what to do he slammed his hand against his head, the stone merging with his skin and flesh, nerves connecting and a full sight restored. Like in his prison, the world was bathed in red, making him see doors and rifts in space. He stepped through one, appearing behind the bulky knight </w:t>
       </w:r>
       <w:proofErr w:type="spellStart"/>
       <w:r>
         <w:rPr>
           <w:lang w:val="en-US"/>
         </w:rPr>
-        <w:t>Fanoshes</w:t>
-      </w:r>
-      <w:r>
-        <w:rPr>
-          <w:lang w:val="en-US"/>
-        </w:rPr>
-        <w:t>c</w:t>
-      </w:r>
-      <w:r>
-        <w:rPr>
-          <w:lang w:val="en-US"/>
-        </w:rPr>
-        <w:t>h</w:t>
+        <w:t>Domir</w:t>
       </w:r>
       <w:proofErr w:type="spellEnd"/>
       <w:r>
         <w:rPr>
           <w:lang w:val="en-US"/>
         </w:rPr>
-        <w:t xml:space="preserve">, my mother is…” He subconsciously tried to let out a small grunt, but unable to move his vocal cords he </w:t>
+        <w:t xml:space="preserve">, tripping him on his own broadsword, then another rift and he slashed right through it to throw back a parrying Brod with the force of a bull. Another door to bring down his sword ‘Pride’ on the </w:t>
+      </w:r>
+      <w:r>
+        <w:rPr>
+          <w:lang w:val="en-US"/>
+        </w:rPr>
+        <w:t>mage’s</w:t>
+      </w:r>
+      <w:r>
+        <w:rPr>
+          <w:lang w:val="en-US"/>
+        </w:rPr>
+        <w:t xml:space="preserve"> barrier, exposing the frailer members with a shattering roar of hundred mirrors falling simultaneously to the ground, the </w:t>
+      </w:r>
+      <w:r>
+        <w:rPr>
+          <w:lang w:val="en-US"/>
+        </w:rPr>
+        <w:t xml:space="preserve">protective spell </w:t>
+      </w:r>
+      <w:r>
+        <w:rPr>
+          <w:lang w:val="en-US"/>
+        </w:rPr>
+        <w:t xml:space="preserve">broken. One last gate would bring him to Georg, their </w:t>
+      </w:r>
+      <w:r>
+        <w:rPr>
+          <w:lang w:val="en-US"/>
+        </w:rPr>
+        <w:t xml:space="preserve">blind </w:t>
+      </w:r>
+      <w:r>
+        <w:rPr>
+          <w:lang w:val="en-US"/>
+        </w:rPr>
+        <w:t>leader. “Shattering him will shatter their resolve, winning me this day. And the world.” He plunged into the vibrant color of blood, sure to have his victory in his grasp. But he did not end up</w:t>
+      </w:r>
+      <w:r>
+        <w:rPr>
+          <w:lang w:val="en-US"/>
+        </w:rPr>
+        <w:t xml:space="preserve"> where he should be, panicking throws of his head searching for a point of orientation. Then Davo noticed he was back in his cage, the red vision still there, although his right eye remained closed, no more fake eye giving him strength. The exhaustion of his </w:t>
+      </w:r>
+      <w:r>
+        <w:rPr>
+          <w:lang w:val="en-US"/>
+        </w:rPr>
+        <w:t>lived-out</w:t>
+      </w:r>
+      <w:r>
+        <w:rPr>
+          <w:lang w:val="en-US"/>
+        </w:rPr>
+        <w:t xml:space="preserve"> memories had him drained, his heavy eye-lid closing slowly. “I now know what this cage is,” he thought to himself, the last spark of mind before another slumber. “And with that I know how to escape.”</w:t>
+      </w:r>
+    </w:p>
+    <w:p>
+      <w:pPr>
+        <w:spacing w:after="0" w:line="300" w:lineRule="exact"/>
+        <w:rPr>
+          <w:lang w:val="en-US"/>
+        </w:rPr>
+      </w:pPr>
+    </w:p>
+    <w:p>
+      <w:pPr>
+        <w:spacing w:after="0" w:line="300" w:lineRule="exact"/>
+        <w:rPr>
+          <w:lang w:val="en-US"/>
+        </w:rPr>
+      </w:pPr>
+    </w:p>
+    <w:p>
+      <w:pPr>
+        <w:spacing w:after="0" w:line="300" w:lineRule="exact"/>
+        <w:rPr>
+          <w:lang w:val="en-US"/>
+        </w:rPr>
+      </w:pPr>
+      <w:r>
+        <w:rPr>
+          <w:lang w:val="en-US"/>
+        </w:rPr>
+        <w:t xml:space="preserve"> </w:t>
+      </w:r>
+    </w:p>
+    <w:p>
+      <w:pPr>
+        <w:pStyle w:val="berschrift2"/>
+        <w:spacing w:before="0" w:after="0" w:line="300" w:lineRule="exact"/>
+        <w:rPr>
+          <w:lang w:val="en-US"/>
+        </w:rPr>
+      </w:pPr>
+      <w:r>
+        <w:rPr>
+          <w:lang w:val="en-US"/>
+        </w:rPr>
+        <w:t xml:space="preserve">Chapter </w:t>
+      </w:r>
+      <w:r>
+        <w:rPr>
+          <w:lang w:val="en-US"/>
+        </w:rPr>
+        <w:t>5</w:t>
+      </w:r>
+      <w:r>
+        <w:rPr>
+          <w:lang w:val="en-US"/>
+        </w:rPr>
+        <w:t>: Guardian Angel</w:t>
+      </w:r>
+    </w:p>
+    <w:p>
+      <w:pPr>
+        <w:spacing w:after="0" w:line="300" w:lineRule="exact"/>
+        <w:jc w:val="both"/>
+        <w:rPr>
+          <w:lang w:val="en-US"/>
+        </w:rPr>
+      </w:pPr>
+    </w:p>
+    <w:p>
+      <w:pPr>
+        <w:spacing w:after="0" w:line="300" w:lineRule="exact"/>
+        <w:rPr>
+          <w:lang w:val="en-US"/>
+        </w:rPr>
+      </w:pPr>
+      <w:r>
+        <w:rPr>
+          <w:i/>
+          <w:iCs/>
+          <w:lang w:val="en-US"/>
+        </w:rPr>
+        <w:t>Lenggries</w:t>
+      </w:r>
+      <w:r>
+        <w:rPr>
+          <w:i/>
+          <w:iCs/>
+          <w:lang w:val="en-US"/>
+        </w:rPr>
+        <w:t>, 11.12.1882</w:t>
+      </w:r>
+    </w:p>
+    <w:p>
+      <w:pPr>
+        <w:spacing w:after="0" w:line="300" w:lineRule="exact"/>
+        <w:jc w:val="both"/>
+        <w:rPr>
+          <w:lang w:val="en-US"/>
+        </w:rPr>
+      </w:pPr>
+    </w:p>
+    <w:p>
+      <w:pPr>
+        <w:spacing w:after="0" w:line="300" w:lineRule="exact"/>
+        <w:rPr>
+          <w:lang w:val="en-US"/>
+        </w:rPr>
+      </w:pPr>
+      <w:r>
+        <w:rPr>
+          <w:lang w:val="en-US"/>
+        </w:rPr>
+        <w:t xml:space="preserve">Friedrich was sitting </w:t>
+      </w:r>
+      <w:r>
+        <w:rPr>
+          <w:lang w:val="en-US"/>
+        </w:rPr>
+        <w:t>inside his closed personal carriage, a plain design in green and brown, Gendarmes written on its sides to indicate its purpose. It was a normal transport for the Bavarian police, repurposed for the police chiefs of bigger cities or districts, the signs of removed cabinets or holding spaces still evident in outlines on the floor and walls. The seats wear cushioned but not spring-suspended, so any and each bump in the cobbled road drilled into his backside. The comfort was minimal, but the time spend walking in the cold weather would have been worse, the ten-kilometer ride too far to walk. He looked out on the still flowing Isar river, its big blue streak winding back and forth from the roadway as his personal assistant Peter</w:t>
+      </w:r>
+      <w:r>
+        <w:rPr>
+          <w:lang w:val="en-US"/>
+        </w:rPr>
+        <w:t xml:space="preserve"> Rainer</w:t>
+      </w:r>
+      <w:r>
+        <w:rPr>
+          <w:lang w:val="en-US"/>
+        </w:rPr>
+        <w:t xml:space="preserve"> steered the lone horse in front towards their destination </w:t>
       </w:r>
       <w:proofErr w:type="spellStart"/>
       <w:r>
         <w:rPr>
           <w:lang w:val="en-US"/>
         </w:rPr>
-        <w:t>remaint</w:t>
+        <w:t>Lenggries</w:t>
       </w:r>
       <w:proofErr w:type="spellEnd"/>
       <w:r>
         <w:rPr>
           <w:lang w:val="en-US"/>
         </w:rPr>
-        <w:t xml:space="preserve"> silent with a lingering scratch in his throat. “The name of my mother. Surely it is…” His mother’s name, he could not remember it. </w:t>
+        <w:t xml:space="preserve">. The young man was proficient with the imposing animals, as was Friedrich himself, and he showed potential in the field of leadership, so he was put at Friedrichs side to learn and improve. He did not show that much promise yet, being embarrassed at any </w:t>
+      </w:r>
+      <w:r>
+        <w:rPr>
+          <w:lang w:val="en-US"/>
+        </w:rPr>
+        <w:t xml:space="preserve">small </w:t>
+      </w:r>
+      <w:r>
+        <w:rPr>
+          <w:lang w:val="en-US"/>
+        </w:rPr>
+        <w:t xml:space="preserve">mistake he </w:t>
+      </w:r>
+      <w:r>
+        <w:rPr>
+          <w:lang w:val="en-US"/>
+        </w:rPr>
+        <w:t xml:space="preserve">made during the last week, which were few, and was too eager, almost to the point of being annoying. “Five more minutes Sir, I can see the ski-track already,” he shouted way too loud, probably thinking his chief Gendarme would not hear. But Friedrich did hear plenty, the driver’s seat being a mere two meters in front of him. “Thank </w:t>
+      </w:r>
+      <w:r>
+        <w:rPr>
+          <w:lang w:val="en-US"/>
+        </w:rPr>
+        <w:t>you, Officer Rainer</w:t>
+      </w:r>
+      <w:r>
+        <w:rPr>
+          <w:lang w:val="en-US"/>
+        </w:rPr>
+        <w:t>, I don’t need more updates until we arrive,</w:t>
+      </w:r>
+      <w:r>
+        <w:rPr>
+          <w:lang w:val="en-US"/>
+        </w:rPr>
+        <w:t>”</w:t>
+      </w:r>
+      <w:r>
+        <w:rPr>
+          <w:lang w:val="en-US"/>
+        </w:rPr>
+        <w:t xml:space="preserve"> responded Friedrich, his good mood from before slightly souring, not only from his overeager subordinate, but also from the thought of the impeding ski-tour.</w:t>
+      </w:r>
+      <w:r>
+        <w:rPr>
+          <w:lang w:val="en-US"/>
+        </w:rPr>
+        <w:t xml:space="preserve"> Letting his gaze drift from the river to the mountain ridge to his right he </w:t>
+      </w:r>
+      <w:r>
+        <w:rPr>
+          <w:lang w:val="en-US"/>
+        </w:rPr>
+        <w:t xml:space="preserve">spied the top of the Alp offshoot </w:t>
       </w:r>
       <w:proofErr w:type="spellStart"/>
       <w:r>
-        <w:t>Let</w:t>
+        <w:rPr>
+          <w:lang w:val="en-US"/>
+        </w:rPr>
+        <w:t>Brauneck</w:t>
       </w:r>
       <w:proofErr w:type="spellEnd"/>
       <w:r>
+        <w:rPr>
+          <w:lang w:val="en-US"/>
+        </w:rPr>
+        <w:t xml:space="preserve">, at a height of thousand five hundred meters not impressive but one of the only places in the vicinity to practice winter sport. Many trees would have to be felled and slopes prepared for skiing, transforming </w:t>
+      </w:r>
+      <w:proofErr w:type="spellStart"/>
+      <w:r>
+        <w:rPr>
+          <w:lang w:val="en-US"/>
+        </w:rPr>
+        <w:t>Len</w:t>
+      </w:r>
+      <w:r>
+        <w:rPr>
+          <w:lang w:val="en-US"/>
+        </w:rPr>
+        <w:t>g</w:t>
+      </w:r>
+      <w:r>
+        <w:rPr>
+          <w:lang w:val="en-US"/>
+        </w:rPr>
+        <w:t>gries</w:t>
+      </w:r>
+      <w:proofErr w:type="spellEnd"/>
+      <w:r>
+        <w:rPr>
+          <w:lang w:val="en-US"/>
+        </w:rPr>
+        <w:t xml:space="preserve"> and its close by villages into touristic hotspots. Not only in the winter, but also warmer months where hiking was </w:t>
+      </w:r>
+      <w:r>
+        <w:rPr>
+          <w:lang w:val="en-US"/>
+        </w:rPr>
+        <w:lastRenderedPageBreak/>
+        <w:t>prevalent. Snow had fallen in abundance over the last days, so Friedrichs last chance at saving himself from this ordeal was melting away like a snowball in the shallow Isar river.</w:t>
+      </w:r>
+    </w:p>
+    <w:p>
+      <w:pPr>
+        <w:spacing w:after="0" w:line="300" w:lineRule="exact"/>
+        <w:rPr>
+          <w:lang w:val="en-US"/>
+        </w:rPr>
+      </w:pPr>
+      <w:r>
+        <w:rPr>
+          <w:lang w:val="en-US"/>
+        </w:rPr>
+        <w:t xml:space="preserve">Lost in thought Friedrich woke up from his day dreams as the wagon came to a halt, their goal reached on a parking space for carriages of all sort. There were single horses toed to a fence with a water through, plain carriages like his, probably transporting whole families, and an immensely decorated ride, on its side ornaments with gold plating drawn by two smaller looking black horses of a breed he did not recognize, like he did the others. Exotic guests here at this event? He did not prepare for any extravagances in his mind, so his mood darkened again. “I hope they speak German in any way, my French is rusty at best, </w:t>
+      </w:r>
+      <w:r>
+        <w:rPr>
+          <w:lang w:val="en-US"/>
+        </w:rPr>
+        <w:t>at least</w:t>
+      </w:r>
+      <w:r>
+        <w:rPr>
+          <w:lang w:val="en-US"/>
+        </w:rPr>
+        <w:t xml:space="preserve"> what I learned</w:t>
+      </w:r>
+      <w:r>
+        <w:rPr>
+          <w:lang w:val="en-US"/>
+        </w:rPr>
+        <w:t xml:space="preserve"> from those war prisoners in 1871 in Mainz.</w:t>
+      </w:r>
+      <w:r>
+        <w:rPr>
+          <w:lang w:val="en-US"/>
+        </w:rPr>
+        <w:t xml:space="preserve"> Thank God I did not have to fight in this dumb, </w:t>
+      </w:r>
+      <w:proofErr w:type="spellStart"/>
+      <w:r>
+        <w:rPr>
+          <w:lang w:val="en-US"/>
+        </w:rPr>
+        <w:t>depperten</w:t>
+      </w:r>
+      <w:proofErr w:type="spellEnd"/>
+      <w:r>
+        <w:rPr>
+          <w:lang w:val="en-US"/>
+        </w:rPr>
+        <w:t xml:space="preserve"> war, all this nobility fighting for their right to be called King or Kaiser or whatever else. It was short and swift, so more troops were not needed, but imagine years of fighting… even we as police force would have to go.</w:t>
+      </w:r>
+      <w:r>
+        <w:rPr>
+          <w:lang w:val="en-US"/>
+        </w:rPr>
+        <w:t>”</w:t>
+      </w:r>
+      <w:r>
+        <w:rPr>
+          <w:lang w:val="en-US"/>
+        </w:rPr>
+        <w:t xml:space="preserve"> Friedrich shook himself slightly to forget his last thoughts before the door at his side swung open to a grinning Peter, </w:t>
+      </w:r>
+      <w:r>
+        <w:rPr>
+          <w:lang w:val="en-US"/>
+        </w:rPr>
+        <w:t xml:space="preserve">holding Friedrichs travel bag in one hand, </w:t>
+      </w:r>
+      <w:r>
+        <w:rPr>
+          <w:lang w:val="en-US"/>
+        </w:rPr>
+        <w:t xml:space="preserve">his </w:t>
+      </w:r>
+      <w:r>
+        <w:rPr>
+          <w:lang w:val="en-US"/>
+        </w:rPr>
+        <w:t xml:space="preserve">other one </w:t>
+      </w:r>
+      <w:r>
+        <w:rPr>
+          <w:lang w:val="en-US"/>
+        </w:rPr>
+        <w:t>waving out into the cold ai</w:t>
+      </w:r>
+      <w:r>
+        <w:rPr>
+          <w:lang w:val="en-US"/>
+        </w:rPr>
+        <w:t>r,</w:t>
+      </w:r>
+      <w:r>
+        <w:rPr>
+          <w:lang w:val="en-US"/>
+        </w:rPr>
+        <w:t xml:space="preserve"> that found its way directly into Friedrichs face. He shook some more.</w:t>
+      </w:r>
+      <w:r>
+        <w:rPr>
+          <w:lang w:val="en-US"/>
+        </w:rPr>
         <w:t xml:space="preserve"> </w:t>
       </w:r>
+    </w:p>
+    <w:p>
+      <w:pPr>
+        <w:spacing w:after="0" w:line="300" w:lineRule="exact"/>
+        <w:rPr>
+          <w:lang w:val="en-US"/>
+        </w:rPr>
+      </w:pPr>
+    </w:p>
+    <w:p>
+      <w:pPr>
+        <w:spacing w:after="0" w:line="300" w:lineRule="exact"/>
+        <w:rPr>
+          <w:lang w:val="en-US"/>
+        </w:rPr>
+      </w:pPr>
+      <w:r>
+        <w:rPr>
+          <w:lang w:val="en-US"/>
+        </w:rPr>
+        <w:t xml:space="preserve">On a chair in one of the back rows of the attendance was Alexander, clad in a thick coat made from cotton and fur, his hands stuck beneath his arm pits, </w:t>
+      </w:r>
+      <w:r>
+        <w:rPr>
+          <w:lang w:val="en-US"/>
+        </w:rPr>
+        <w:t>even</w:t>
+      </w:r>
+      <w:r>
+        <w:rPr>
+          <w:lang w:val="en-US"/>
+        </w:rPr>
+        <w:t xml:space="preserve"> though he was wearing leather gloves against the stinging cold. Most of the other seats were taken or only </w:t>
+      </w:r>
+      <w:proofErr w:type="gramStart"/>
+      <w:r>
+        <w:rPr>
+          <w:lang w:val="en-US"/>
+        </w:rPr>
+        <w:t>a single one</w:t>
+      </w:r>
+      <w:proofErr w:type="gramEnd"/>
+      <w:r>
+        <w:rPr>
+          <w:lang w:val="en-US"/>
+        </w:rPr>
+        <w:t xml:space="preserve"> was free between spectators and guests, but he was not comfortable enough yet to sit between strangers. </w:t>
+      </w:r>
+      <w:r>
+        <w:rPr>
+          <w:lang w:val="en-US"/>
+        </w:rPr>
+        <w:t>So,</w:t>
+      </w:r>
+      <w:r>
+        <w:rPr>
+          <w:lang w:val="en-US"/>
+        </w:rPr>
+        <w:t xml:space="preserve"> he called this secluded folding chair his own and watched the rest of the people stream in as the mayor of </w:t>
+      </w:r>
       <w:proofErr w:type="spellStart"/>
       <w:r>
-        <w:t>alone</w:t>
+        <w:rPr>
+          <w:lang w:val="en-US"/>
+        </w:rPr>
+        <w:t>Lenggries</w:t>
       </w:r>
       <w:proofErr w:type="spellEnd"/>
       <w:r>
-        <w:t xml:space="preserve"> her </w:t>
+        <w:rPr>
+          <w:lang w:val="en-US"/>
+        </w:rPr>
+        <w:t xml:space="preserve"> took the stage to inspect the pedestal and lectern, that reached about half a meter above the snow filled ground.</w:t>
+      </w:r>
+      <w:r>
+        <w:rPr>
+          <w:lang w:val="en-US"/>
+        </w:rPr>
+        <w:t xml:space="preserve"> </w:t>
+      </w:r>
+      <w:r>
+        <w:rPr>
+          <w:lang w:val="en-US"/>
+        </w:rPr>
+        <w:t xml:space="preserve">Behind the stage was a cable car carefully hidden beneath a giant white cloth, barely visible from further away against the snow. Up the mountain you could spy the cables strung along grey metal poles of different sizes until ridges or trees hid them from view. </w:t>
+      </w:r>
+      <w:r>
+        <w:rPr>
+          <w:lang w:val="en-US"/>
+        </w:rPr>
+        <w:t xml:space="preserve">Were people trotted the whiteness faded and was replaced with hard bits of grey mush, but everywhere else a thick layer of powdery snow remained, perfect for skiing. At least </w:t>
+      </w:r>
+      <w:proofErr w:type="gramStart"/>
+      <w:r>
+        <w:rPr>
+          <w:lang w:val="en-US"/>
+        </w:rPr>
+        <w:t>that’s</w:t>
+      </w:r>
+      <w:proofErr w:type="gramEnd"/>
+      <w:r>
+        <w:rPr>
+          <w:lang w:val="en-US"/>
+        </w:rPr>
+        <w:t xml:space="preserve"> what Alexander read about in a guide he found in the library and the first-hand accounts of one of his students. He was fully prepared in clothes and spirit, but him lacking the knowledge of something always irked him. But now he regarded the novelty of it as an experiment on himself, although he usually underwent those in his mind and not directly with his body. He lifted his shoulder bag from under his seat, searching for his watch between his half-filled notebook and small tool bag. He always had the tools with him, be it out of preparedness for any circumstance or just habituation from having it with him. “Ah circular reasoning, we meet again. What was first, the egg or the hen. Huh, that even rimed a bit, marvelous. I should </w:t>
+      </w:r>
+      <w:r>
+        <w:rPr>
+          <w:lang w:val="en-US"/>
+        </w:rPr>
+        <w:t>mark</w:t>
+      </w:r>
+      <w:r>
+        <w:rPr>
+          <w:lang w:val="en-US"/>
+        </w:rPr>
+        <w:t xml:space="preserve"> it </w:t>
+      </w:r>
+      <w:proofErr w:type="gramStart"/>
+      <w:r>
+        <w:rPr>
+          <w:lang w:val="en-US"/>
+        </w:rPr>
+        <w:t>down,</w:t>
+      </w:r>
+      <w:proofErr w:type="gramEnd"/>
+      <w:r>
+        <w:rPr>
+          <w:lang w:val="en-US"/>
+        </w:rPr>
+        <w:t xml:space="preserve"> it would be a good addition to any book I will </w:t>
+      </w:r>
+      <w:r>
+        <w:rPr>
+          <w:lang w:val="en-US"/>
+        </w:rPr>
+        <w:t xml:space="preserve">inevitable write.” He struggled to get out his pen from the bottom of his bag, finding the watch on the way. “14:28, it should start in two minutes. I </w:t>
+      </w:r>
+      <w:proofErr w:type="gramStart"/>
+      <w:r>
+        <w:rPr>
+          <w:lang w:val="en-US"/>
+        </w:rPr>
+        <w:t>haven’t</w:t>
+      </w:r>
+      <w:proofErr w:type="gramEnd"/>
+      <w:r>
+        <w:rPr>
+          <w:lang w:val="en-US"/>
+        </w:rPr>
+        <w:t xml:space="preserve"> seen the Count yet but he usually shows up just on time</w:t>
+      </w:r>
+      <w:r>
+        <w:rPr>
+          <w:lang w:val="en-US"/>
+        </w:rPr>
+        <w:t>. And who is that over there taking one of the three seats on the stage</w:t>
+      </w:r>
+      <w:r>
+        <w:rPr>
+          <w:lang w:val="en-US"/>
+        </w:rPr>
+        <w:t>. She looks right out of a ballroom, not prepared for this weather in the slightest,</w:t>
+      </w:r>
+      <w:r>
+        <w:rPr>
+          <w:lang w:val="en-US"/>
+        </w:rPr>
+        <w:t xml:space="preserve"> with a poodle </w:t>
+      </w:r>
+      <w:r>
+        <w:rPr>
+          <w:lang w:val="en-US"/>
+        </w:rPr>
+        <w:t xml:space="preserve">on her lap </w:t>
+      </w:r>
+      <w:r>
+        <w:rPr>
+          <w:lang w:val="en-US"/>
+        </w:rPr>
+        <w:t>to boot.</w:t>
+      </w:r>
+      <w:r>
+        <w:rPr>
+          <w:lang w:val="en-US"/>
+        </w:rPr>
+        <w:t xml:space="preserve"> </w:t>
+      </w:r>
+      <w:r>
+        <w:rPr>
+          <w:lang w:val="en-US"/>
+        </w:rPr>
+        <w:t>Isn’t that poor thing freezing? All the struggling would indicate that.</w:t>
+      </w:r>
+      <w:r>
+        <w:rPr>
+          <w:lang w:val="en-US"/>
+        </w:rPr>
+        <w:t>”</w:t>
+      </w:r>
+    </w:p>
+    <w:p>
+      <w:pPr>
+        <w:spacing w:after="0" w:line="300" w:lineRule="exact"/>
+        <w:rPr>
+          <w:lang w:val="en-US"/>
+        </w:rPr>
+      </w:pPr>
+    </w:p>
+    <w:p>
+      <w:pPr>
+        <w:spacing w:after="0" w:line="300" w:lineRule="exact"/>
+        <w:rPr>
+          <w:lang w:val="en-US"/>
+        </w:rPr>
+      </w:pPr>
+      <w:r>
+        <w:rPr>
+          <w:lang w:val="en-US"/>
+        </w:rPr>
+        <w:t>“Calm dow</w:t>
+      </w:r>
+      <w:r>
+        <w:rPr>
+          <w:lang w:val="en-US"/>
+        </w:rPr>
+        <w:t xml:space="preserve">n Johnny, you make me look bad. And my dress is all </w:t>
+      </w:r>
+      <w:r>
+        <w:rPr>
+          <w:lang w:val="en-US"/>
+        </w:rPr>
+        <w:t>ruffled up now, thanks to you, uh,</w:t>
+      </w:r>
+      <w:r>
+        <w:rPr>
+          <w:lang w:val="en-US"/>
+        </w:rPr>
+        <w:t>”</w:t>
+      </w:r>
+      <w:r>
+        <w:rPr>
+          <w:lang w:val="en-US"/>
+        </w:rPr>
+        <w:t xml:space="preserve"> pleaded Marina to her small dog, the poodle not wanting to be restrained, sitting on his mistress, but roam free and play in the snow. Three shrill barks indicated his rebellion, </w:t>
+      </w:r>
+      <w:r>
+        <w:rPr>
+          <w:lang w:val="en-US"/>
+        </w:rPr>
+        <w:lastRenderedPageBreak/>
+        <w:t xml:space="preserve">but Marina knew just how to quelch it. Out of her waist band she drew out a small dried sausage, giving it to an ecstatic Johnny, who tip-toed on her legs, eager for the treat. “You get it if you remain calm from now on, else no more treats for you today.” The dog immediately sat still, apparently remembering his meager training, and gave of a silent bark, his mouth moving without a sound. “Here you go,” said Marina, lowering the sausage to his mouth which promptly disappeared into the abyss called Johnny, “I trust you know what’s at stake?” Happily chewing the poodle sat still, indicating his obedience. For </w:t>
+      </w:r>
+      <w:r>
+        <w:rPr>
+          <w:lang w:val="en-US"/>
+        </w:rPr>
+        <w:t>now,</w:t>
+      </w:r>
+      <w:r>
+        <w:rPr>
+          <w:lang w:val="en-US"/>
+        </w:rPr>
+        <w:t xml:space="preserve"> at least.</w:t>
+      </w:r>
+      <w:r>
+        <w:rPr>
+          <w:lang w:val="en-US"/>
+        </w:rPr>
+        <w:t xml:space="preserve"> Turning her words inside Marina thought to herself. </w:t>
+      </w:r>
+      <w:r>
+        <w:rPr>
+          <w:lang w:val="en-US"/>
+        </w:rPr>
+        <w:t>“</w:t>
+      </w:r>
+      <w:r>
+        <w:rPr>
+          <w:lang w:val="en-US"/>
+        </w:rPr>
+        <w:t xml:space="preserve">Well, where is that pretty Count now, I put up this dress to impress and </w:t>
+      </w:r>
+      <w:proofErr w:type="gramStart"/>
+      <w:r>
+        <w:rPr>
+          <w:lang w:val="en-US"/>
+        </w:rPr>
+        <w:t>I’m</w:t>
+      </w:r>
+      <w:proofErr w:type="gramEnd"/>
+      <w:r>
+        <w:rPr>
+          <w:lang w:val="en-US"/>
+        </w:rPr>
+        <w:t xml:space="preserve"> quite freezing over here. </w:t>
+      </w:r>
+      <w:r>
+        <w:rPr>
+          <w:lang w:val="en-US"/>
+        </w:rPr>
+        <w:t>Sigh, w</w:t>
+      </w:r>
+      <w:r>
+        <w:rPr>
+          <w:lang w:val="en-US"/>
+        </w:rPr>
+        <w:t xml:space="preserve">ill I ever adjust to this cold German weather?” </w:t>
+      </w:r>
+      <w:r>
+        <w:rPr>
+          <w:lang w:val="en-US"/>
+        </w:rPr>
+        <w:t>From her left Friedrich was climbing the short stairs, taking his seat next to</w:t>
+      </w:r>
+      <w:r>
+        <w:rPr>
+          <w:lang w:val="en-US"/>
+        </w:rPr>
+        <w:t xml:space="preserve"> Marina, directly addressing her. “Good day Miss, I am Friedrich Pfeiffer, Chief Gendarme of Bad Tölz. With whom do I have the honor?” Marina mustered the stocky but still neat man, dressed in a green service uniform, then answered, “Marina </w:t>
       </w:r>
       <w:proofErr w:type="spellStart"/>
       <w:r>
-        <w:t>face</w:t>
+        <w:rPr>
+          <w:lang w:val="en-US"/>
+        </w:rPr>
+        <w:t>Adamantidi</w:t>
       </w:r>
       <w:proofErr w:type="spellEnd"/>
       <w:r>
-        <w:t xml:space="preserve">, </w:t>
+        <w:rPr>
+          <w:lang w:val="en-US"/>
+        </w:rPr>
+        <w:t xml:space="preserve">, owner of the </w:t>
       </w:r>
       <w:proofErr w:type="spellStart"/>
       <w:r>
-        <w:t>or</w:t>
+        <w:rPr>
+          <w:lang w:val="en-US"/>
+        </w:rPr>
+        <w:t>Adamantidi</w:t>
       </w:r>
       <w:proofErr w:type="spellEnd"/>
       <w:r>
+        <w:rPr>
+          <w:lang w:val="en-US"/>
+        </w:rPr>
+        <w:t xml:space="preserve"> shipyard at the </w:t>
+      </w:r>
+      <w:proofErr w:type="spellStart"/>
+      <w:r>
+        <w:rPr>
+          <w:lang w:val="en-US"/>
+        </w:rPr>
+        <w:t>Würmsee</w:t>
+      </w:r>
+      <w:proofErr w:type="spellEnd"/>
+      <w:r>
+        <w:rPr>
+          <w:lang w:val="en-US"/>
+        </w:rPr>
+        <w:t>, nice to meet you.</w:t>
+      </w:r>
+      <w:r>
+        <w:rPr>
+          <w:lang w:val="en-US"/>
+        </w:rPr>
+        <w:t xml:space="preserve"> You can call me Lady </w:t>
+      </w:r>
+      <w:proofErr w:type="spellStart"/>
+      <w:r>
+        <w:rPr>
+          <w:lang w:val="en-US"/>
+        </w:rPr>
+        <w:t>Adamantidi</w:t>
+      </w:r>
+      <w:proofErr w:type="spellEnd"/>
+      <w:r>
+        <w:rPr>
+          <w:lang w:val="en-US"/>
+        </w:rPr>
+        <w:t>, if you dare.</w:t>
+      </w:r>
+      <w:r>
+        <w:rPr>
+          <w:lang w:val="en-US"/>
+        </w:rPr>
+        <w:t xml:space="preserve">” </w:t>
+      </w:r>
+    </w:p>
+    <w:p>
+      <w:pPr>
+        <w:spacing w:after="0" w:line="300" w:lineRule="exact"/>
+        <w:rPr>
+          <w:lang w:val="en-US"/>
+        </w:rPr>
+      </w:pPr>
+    </w:p>
+    <w:p>
+      <w:pPr>
+        <w:spacing w:after="0" w:line="300" w:lineRule="exact"/>
+        <w:rPr>
+          <w:lang w:val="en-US"/>
+        </w:rPr>
+      </w:pPr>
+      <w:r>
+        <w:rPr>
+          <w:lang w:val="en-US"/>
+        </w:rPr>
+        <w:t>Just as the two exchanged pleasantries the Count Michael Grossberg von Tölz appeared practically out of nowhere,</w:t>
+      </w:r>
+      <w:r>
+        <w:rPr>
+          <w:lang w:val="en-US"/>
+        </w:rPr>
+        <w:t xml:space="preserve"> dressed in a furry mantle, his blonde locks looking like the mane of a lion,</w:t>
+      </w:r>
+      <w:r>
+        <w:rPr>
+          <w:lang w:val="en-US"/>
+        </w:rPr>
+        <w:t xml:space="preserve"> prompting the mayor to announce him to the crowd of roughly fifty invited guests. Waiting to take in a short applause, the Count slightly bowed to the onlookers before he began his impromptu speech. “Dear esteemed guests of my humble lands, I welcome you to </w:t>
+      </w:r>
+      <w:proofErr w:type="spellStart"/>
+      <w:r>
+        <w:rPr>
+          <w:lang w:val="en-US"/>
+        </w:rPr>
+        <w:t>Lenggries</w:t>
+      </w:r>
+      <w:proofErr w:type="spellEnd"/>
+      <w:r>
+        <w:rPr>
+          <w:lang w:val="en-US"/>
+        </w:rPr>
+        <w:t xml:space="preserve"> and to a new big step towards our future. </w:t>
+      </w:r>
+      <w:r>
+        <w:rPr>
+          <w:lang w:val="en-US"/>
+        </w:rPr>
+        <w:t>Together with great people we managed to build something truly new in this world and we want to share it with you all.” He paced from side to side, gleefully ignoring the lectern, looking down to face after face, taking in the gathering.</w:t>
+      </w:r>
+      <w:r>
+        <w:rPr>
+          <w:lang w:val="en-US"/>
+        </w:rPr>
+        <w:t xml:space="preserve"> He clearly knew how to give a speech.</w:t>
+      </w:r>
+      <w:r>
+        <w:rPr>
+          <w:lang w:val="en-US"/>
+        </w:rPr>
+        <w:t xml:space="preserve"> “</w:t>
+      </w:r>
+      <w:r>
+        <w:rPr>
+          <w:lang w:val="en-US"/>
+        </w:rPr>
+        <w:t xml:space="preserve">Always a proprietor of ideas and ideals it was my goal to bring to you all </w:t>
+      </w:r>
+      <w:r>
+        <w:rPr>
+          <w:lang w:val="en-US"/>
+        </w:rPr>
+        <w:t xml:space="preserve">excitement, so I had this slope build some years ago. But why stop there and not add comfort to the list! Why walk all the way up the mountain again, taking maybe triple, no quadruple the time to ride down. </w:t>
+      </w:r>
+      <w:proofErr w:type="gramStart"/>
+      <w:r>
+        <w:rPr>
+          <w:lang w:val="en-US"/>
+        </w:rPr>
+        <w:t>That’s</w:t>
+      </w:r>
+      <w:proofErr w:type="gramEnd"/>
+      <w:r>
+        <w:rPr>
+          <w:lang w:val="en-US"/>
+        </w:rPr>
+        <w:t xml:space="preserve"> why I wanted to fly up in style, just as I would go down. </w:t>
+      </w:r>
+      <w:r>
+        <w:rPr>
+          <w:lang w:val="en-US"/>
+        </w:rPr>
+        <w:t>So,</w:t>
+      </w:r>
+      <w:r>
+        <w:rPr>
+          <w:lang w:val="en-US"/>
+        </w:rPr>
+        <w:t xml:space="preserve"> with some clever help we came up with this idea.</w:t>
+      </w:r>
+      <w:r>
+        <w:rPr>
+          <w:lang w:val="en-US"/>
+        </w:rPr>
+        <w:t xml:space="preserve">” </w:t>
+      </w:r>
+      <w:r>
+        <w:rPr>
+          <w:lang w:val="en-US"/>
+        </w:rPr>
+        <w:t xml:space="preserve">He pulled at the tarp covering the cable car and with a mighty pull managed to uncover </w:t>
+      </w:r>
+      <w:r>
+        <w:rPr>
+          <w:lang w:val="en-US"/>
+        </w:rPr>
+        <w:t>it wholly</w:t>
+      </w:r>
+      <w:r>
+        <w:rPr>
+          <w:lang w:val="en-US"/>
+        </w:rPr>
+        <w:t>. A car with room for four and ski to spare, greyish metal with windows on all sites and a big door revealing cushioned seating. As a finishing touch the noble coat of arms of Bad Tölz, a golden Lion on a black shield, was painted on the front and back. The left leaning lion stuck out its tongue, its tail just as curved as the white outline of the fancy shield. The crowed</w:t>
+      </w:r>
+      <w:r>
+        <w:rPr>
+          <w:lang w:val="en-US"/>
+        </w:rPr>
+        <w:t xml:space="preserve"> reacted with sounds of awe and wonder, the lightly swinging cable car new to their eyes. After letting the people marvel for a short while the Count continued. “With this steel carriage we will ride to the start of the slope as a group and descend and ride and descend… Now you would say: ‘But we already have that with a </w:t>
+      </w:r>
+      <w:r>
+        <w:rPr>
+          <w:lang w:val="en-US"/>
+        </w:rPr>
+        <w:t>ski lift</w:t>
+      </w:r>
+      <w:r>
+        <w:rPr>
+          <w:lang w:val="en-US"/>
+        </w:rPr>
+        <w:t>, horse cranked and working!’ But then you would forget the scale of it</w:t>
+      </w:r>
+      <w:r>
+        <w:rPr>
+          <w:lang w:val="en-US"/>
+        </w:rPr>
+        <w:t>, sitting down without any wind freezing your nose off</w:t>
+      </w:r>
+      <w:r>
+        <w:rPr>
+          <w:lang w:val="en-US"/>
+        </w:rPr>
+        <w:t>! And the best part, no horses. All powered by electricity coming from the very river you crossed to get here.</w:t>
+      </w:r>
+      <w:r>
+        <w:rPr>
+          <w:lang w:val="en-US"/>
+        </w:rPr>
         <w:t xml:space="preserve"> </w:t>
       </w:r>
+      <w:proofErr w:type="gramStart"/>
+      <w:r>
+        <w:rPr>
+          <w:lang w:val="en-US"/>
+        </w:rPr>
+        <w:t>Don’t</w:t>
+      </w:r>
+      <w:proofErr w:type="gramEnd"/>
+      <w:r>
+        <w:rPr>
+          <w:lang w:val="en-US"/>
+        </w:rPr>
+        <w:t xml:space="preserve"> fret, the whole contraption has been inspected by no one other than our new Chief of Gendarmes, Friedrich Pfeiffer. And if you ask who made this all possible, with her deep purse and goodwill? Lady Marina </w:t>
+      </w:r>
       <w:proofErr w:type="spellStart"/>
       <w:r>
-        <w:t>even</w:t>
+        <w:rPr>
+          <w:lang w:val="en-US"/>
+        </w:rPr>
+        <w:t>Adamantidi</w:t>
       </w:r>
       <w:proofErr w:type="spellEnd"/>
       <w:r>
-        <w:t xml:space="preserve"> her </w:t>
+        <w:rPr>
+          <w:lang w:val="en-US"/>
+        </w:rPr>
+        <w:t xml:space="preserve"> from Starnberg</w:t>
+      </w:r>
+      <w:r>
+        <w:rPr>
+          <w:lang w:val="en-US"/>
+        </w:rPr>
+        <w:t xml:space="preserve"> paid the expenses, so you could all enjoy.” An extensive applause was heard, the Count turning to Friedrich and Marina, clapping his own hands as they had no choice but to stand up and wave</w:t>
+      </w:r>
+      <w:r>
+        <w:rPr>
+          <w:lang w:val="en-US"/>
+        </w:rPr>
+        <w:t>, before taking their seat again</w:t>
+      </w:r>
+      <w:r>
+        <w:rPr>
+          <w:lang w:val="en-US"/>
+        </w:rPr>
+        <w:t xml:space="preserve">. “But </w:t>
+      </w:r>
+      <w:r>
+        <w:rPr>
+          <w:lang w:val="en-US"/>
+        </w:rPr>
+        <w:t xml:space="preserve">who came up with the idea? No other than a young scientist working at the Technical University in Munich: Alexaner Doppler! Come up </w:t>
+      </w:r>
+      <w:r>
+        <w:rPr>
+          <w:lang w:val="en-US"/>
+        </w:rPr>
+        <w:lastRenderedPageBreak/>
+        <w:t xml:space="preserve">here my boy, show your face to the world!” He waved up to a shocked Alexander, the eyes suddenly on him making him freeze like a frightened bunny. “No shame my boy,” continued the Count, “they </w:t>
+      </w:r>
+      <w:proofErr w:type="gramStart"/>
+      <w:r>
+        <w:rPr>
+          <w:lang w:val="en-US"/>
+        </w:rPr>
+        <w:t>don’t</w:t>
+      </w:r>
+      <w:proofErr w:type="gramEnd"/>
+      <w:r>
+        <w:rPr>
+          <w:lang w:val="en-US"/>
+        </w:rPr>
+        <w:t xml:space="preserve"> bite. Maybe only I will.” </w:t>
+      </w:r>
+      <w:r>
+        <w:rPr>
+          <w:lang w:val="en-US"/>
+        </w:rPr>
+        <w:t>His laugh made at his own joke made Alexander</w:t>
+      </w:r>
+      <w:r>
+        <w:rPr>
+          <w:lang w:val="en-US"/>
+        </w:rPr>
+        <w:t>’s stiff joints</w:t>
+      </w:r>
+      <w:r>
+        <w:rPr>
+          <w:lang w:val="en-US"/>
+        </w:rPr>
+        <w:t xml:space="preserve"> thaw and with his bag clutched in front of him and a wry smile of embarrassment on his face he walked past the seated crowd on to the stage, giving a humble wave before the Count von Tölz slapped his back with a gloved hand.</w:t>
+      </w:r>
+      <w:r>
+        <w:rPr>
+          <w:lang w:val="en-US"/>
+        </w:rPr>
+        <w:t xml:space="preserve"> “This young man he</w:t>
+      </w:r>
+      <w:r>
+        <w:rPr>
+          <w:lang w:val="en-US"/>
+        </w:rPr>
+        <w:t>re</w:t>
+      </w:r>
+      <w:r>
+        <w:rPr>
+          <w:lang w:val="en-US"/>
+        </w:rPr>
+        <w:t xml:space="preserve"> merged the inventions of Faraday, Siemens, </w:t>
       </w:r>
       <w:proofErr w:type="spellStart"/>
       <w:r>
-        <w:t>voice</w:t>
+        <w:rPr>
+          <w:lang w:val="en-US"/>
+        </w:rPr>
+        <w:t>Gaulard</w:t>
       </w:r>
       <w:proofErr w:type="spellEnd"/>
       <w:r>
-        <w:t xml:space="preserve">. </w:t>
-      </w:r>
-      <w:r>
-        <w:rPr>
-          <w:lang w:val="en-US"/>
-        </w:rPr>
-        <w:t>Strong emotions of guilt and loss came over him, building up in his stomach and wringing his guts in a circle. A tear smeared his vision, letting him see nothing but washed fragments of red again. He knew that she had been the most important person in his life, his anchor in times of dread and hopelessness. Over the next few moments, he tried again and again to shine a light on her obscured face, trying to discern her features in the mist that was his thoughts.</w:t>
-      </w:r>
-    </w:p>
-    <w:p>
-      <w:pPr>
-        <w:rPr>
-          <w:lang w:val="en-US"/>
-        </w:rPr>
-      </w:pPr>
-    </w:p>
-    <w:p>
-      <w:pPr>
-        <w:rPr>
-          <w:lang w:val="en-US"/>
-        </w:rPr>
-      </w:pPr>
-      <w:r>
-        <w:rPr>
-          <w:lang w:val="en-US"/>
-        </w:rPr>
-        <w:t xml:space="preserve">Drifting along in his stony jail, filled to the brim with melancholy, Davo again found his strength and blinked away the tear, depleting all the energy he had left. He could sit in here and feel sorry for himself or find his old pride and find a way. A way to break out and </w:t>
+        <w:rPr>
+          <w:lang w:val="en-US"/>
+        </w:rPr>
+        <w:t xml:space="preserve"> and Gibbs to create an AC network that creates energy far away, transports it via electric currents to </w:t>
+      </w:r>
+      <w:proofErr w:type="spellStart"/>
+      <w:r>
+        <w:rPr>
+          <w:lang w:val="en-US"/>
+        </w:rPr>
+        <w:t>Lenggries</w:t>
+      </w:r>
+      <w:proofErr w:type="spellEnd"/>
+      <w:r>
+        <w:rPr>
+          <w:lang w:val="en-US"/>
+        </w:rPr>
+        <w:t xml:space="preserve"> and </w:t>
+      </w:r>
+      <w:r>
+        <w:rPr>
+          <w:lang w:val="en-US"/>
+        </w:rPr>
+        <w:t>feeds into these beautiful cabins that will carry you up without trouble or even wind in your face. Powered by nature itself, and coal if it comes to it.</w:t>
+      </w:r>
+      <w:r>
+        <w:rPr>
+          <w:lang w:val="en-US"/>
+        </w:rPr>
+        <w:t>”</w:t>
+      </w:r>
+      <w:r>
+        <w:rPr>
+          <w:lang w:val="en-US"/>
+        </w:rPr>
+        <w:t xml:space="preserve"> With a small twirl he performed a grant gesture to reveal a case with a button on it, seemingly connected by a cord to the machinery. He held it up to Alexander, who was still a little confused by all the attention. “Press it my friend, don’t be shy,” encouraged the Count. Suppressing his need to explain that his mere button would not turn on anything, a worker in the back had to turn a massive lever inside the machinery house, Alexander used his right index finger to gently push it down, startled at the sounds </w:t>
+      </w:r>
+      <w:r>
+        <w:rPr>
+          <w:lang w:val="en-US"/>
+        </w:rPr>
+        <w:t xml:space="preserve">and light given off by </w:t>
+      </w:r>
+      <w:r>
+        <w:rPr>
+          <w:lang w:val="en-US"/>
+        </w:rPr>
+        <w:t xml:space="preserve">a </w:t>
+      </w:r>
+      <w:r>
+        <w:rPr>
+          <w:lang w:val="en-US"/>
+        </w:rPr>
+        <w:t>small explosion in front of him</w:t>
+      </w:r>
+      <w:r>
+        <w:rPr>
+          <w:lang w:val="en-US"/>
+        </w:rPr>
+        <w:t xml:space="preserve">. A </w:t>
+      </w:r>
+      <w:r>
+        <w:rPr>
+          <w:lang w:val="en-US"/>
+        </w:rPr>
+        <w:t>photograph had gone o</w:t>
+      </w:r>
+      <w:r>
+        <w:rPr>
+          <w:lang w:val="en-US"/>
+        </w:rPr>
+        <w:t>f</w:t>
+      </w:r>
+      <w:r>
+        <w:rPr>
+          <w:lang w:val="en-US"/>
+        </w:rPr>
+        <w:t>f at the sidelines, capturing the scene</w:t>
+      </w:r>
+      <w:r>
+        <w:rPr>
+          <w:lang w:val="en-US"/>
+        </w:rPr>
+        <w:t>, and apparently him on it with a surprised expression.</w:t>
+      </w:r>
+      <w:r>
+        <w:rPr>
+          <w:lang w:val="en-US"/>
+        </w:rPr>
+        <w:t xml:space="preserve"> </w:t>
+      </w:r>
+      <w:r>
+        <w:rPr>
+          <w:lang w:val="en-US"/>
+        </w:rPr>
+        <w:t>W</w:t>
+      </w:r>
+      <w:r>
+        <w:rPr>
+          <w:lang w:val="en-US"/>
+        </w:rPr>
+        <w:t>ith a crank and squeak the cable started to move, pulling the carts with it up and down the mountain again.</w:t>
+      </w:r>
+      <w:r>
+        <w:rPr>
+          <w:lang w:val="en-US"/>
+        </w:rPr>
+        <w:t xml:space="preserve"> The Count continued with vigor,</w:t>
+      </w:r>
+      <w:r>
+        <w:rPr>
+          <w:lang w:val="en-US"/>
+        </w:rPr>
+        <w:t xml:space="preserve"> </w:t>
+      </w:r>
+      <w:r>
+        <w:rPr>
+          <w:lang w:val="en-US"/>
+        </w:rPr>
+        <w:t>“</w:t>
+      </w:r>
+      <w:r>
+        <w:rPr>
+          <w:lang w:val="en-US"/>
+        </w:rPr>
+        <w:t>t</w:t>
+      </w:r>
+      <w:r>
+        <w:rPr>
+          <w:lang w:val="en-US"/>
+        </w:rPr>
+        <w:t>he mayor will now give out his own thanks to all of you who played their part in this</w:t>
+      </w:r>
+      <w:r>
+        <w:rPr>
+          <w:lang w:val="en-US"/>
+        </w:rPr>
+        <w:t>.</w:t>
+      </w:r>
+      <w:r>
+        <w:rPr>
+          <w:lang w:val="en-US"/>
+        </w:rPr>
+        <w:t>”</w:t>
+      </w:r>
+      <w:r>
+        <w:rPr>
+          <w:lang w:val="en-US"/>
+        </w:rPr>
+        <w:t xml:space="preserve"> The man stoo</w:t>
+      </w:r>
+      <w:r>
+        <w:rPr>
+          <w:lang w:val="en-US"/>
+        </w:rPr>
+        <w:t>d</w:t>
+      </w:r>
+      <w:r>
+        <w:rPr>
+          <w:lang w:val="en-US"/>
+        </w:rPr>
+        <w:t xml:space="preserve"> up from the third chair, pulling out a lengthy list while putting on his spectacles, stepping to the lectern. Von Tölz turned to Marina, </w:t>
+      </w:r>
+      <w:proofErr w:type="gramStart"/>
+      <w:r>
+        <w:rPr>
+          <w:lang w:val="en-US"/>
+        </w:rPr>
+        <w:t>Friedrich</w:t>
+      </w:r>
+      <w:proofErr w:type="gramEnd"/>
+      <w:r>
+        <w:rPr>
+          <w:lang w:val="en-US"/>
+        </w:rPr>
+        <w:t xml:space="preserve"> and Alexander, “and we will flee this scene at once, else we will have to wait thirty minutes at least.” He guided the three of them down the steps towards an oncoming cable car, a woman waiting next to the entrance platform with a small bag and two big suitcases. “Your luggage is there, dear Lady, as well as yours Chief. The car will slow down, its doors will open and we can get inside. But do not dilly dally, if you excuse my language, else you will be left behind.” As promised the cabin was moving way more slowly and the Count waved them inside one after the other, then entered himself, drawing the luggage with him barely before the doors closed again. With a big toothy smile he fell into the last open seat, his excitement almost too much to bear. “Now sit down and relax, it will take us roughly ten minutes.”</w:t>
+      </w:r>
+      <w:r>
+        <w:rPr>
+          <w:lang w:val="en-US"/>
+        </w:rPr>
+        <w:t xml:space="preserve"> </w:t>
+      </w:r>
+    </w:p>
+    <w:p>
+      <w:pPr>
+        <w:spacing w:after="0" w:line="300" w:lineRule="exact"/>
+        <w:rPr>
+          <w:lang w:val="en-US"/>
+        </w:rPr>
+      </w:pPr>
+    </w:p>
+    <w:p>
+      <w:pPr>
+        <w:spacing w:after="0" w:line="300" w:lineRule="exact"/>
+        <w:rPr>
+          <w:lang w:val="en-US"/>
+        </w:rPr>
+      </w:pPr>
+      <w:r>
+        <w:rPr>
+          <w:lang w:val="en-US"/>
+        </w:rPr>
+        <w:t>With an obedient Johnny on her lap,</w:t>
+      </w:r>
+      <w:r>
+        <w:rPr>
+          <w:lang w:val="en-US"/>
+        </w:rPr>
+        <w:t xml:space="preserve"> sitting opposite of Friedrich,</w:t>
+      </w:r>
+      <w:r>
+        <w:rPr>
+          <w:lang w:val="en-US"/>
+        </w:rPr>
+        <w:t xml:space="preserve"> Marina looked out the windows towards the still sitting crowd, their boring ordeal making this ride all the sweeter</w:t>
+      </w:r>
+      <w:r>
+        <w:rPr>
+          <w:lang w:val="en-US"/>
+        </w:rPr>
+        <w:t>.</w:t>
+      </w:r>
+      <w:r>
+        <w:rPr>
+          <w:lang w:val="en-US"/>
+        </w:rPr>
+        <w:t xml:space="preserve"> </w:t>
+      </w:r>
+      <w:r>
+        <w:rPr>
+          <w:lang w:val="en-US"/>
+        </w:rPr>
+        <w:t>From her seat she could see down the slope without trouble, but had to turn to see the peak.</w:t>
+      </w:r>
+      <w:r>
+        <w:rPr>
+          <w:lang w:val="en-US"/>
+        </w:rPr>
+        <w:t xml:space="preserve"> Opposite of her was</w:t>
+      </w:r>
+      <w:r>
+        <w:rPr>
+          <w:lang w:val="en-US"/>
+        </w:rPr>
+        <w:t xml:space="preserve"> </w:t>
+      </w:r>
+      <w:r>
+        <w:rPr>
+          <w:lang w:val="en-US"/>
+        </w:rPr>
+        <w:t>v</w:t>
+      </w:r>
+      <w:r>
+        <w:rPr>
+          <w:lang w:val="en-US"/>
+        </w:rPr>
+        <w:t>on Tölz</w:t>
+      </w:r>
+      <w:r>
+        <w:rPr>
+          <w:lang w:val="en-US"/>
+        </w:rPr>
+        <w:t>, and he was</w:t>
+      </w:r>
+      <w:r>
+        <w:rPr>
+          <w:lang w:val="en-US"/>
+        </w:rPr>
+        <w:t xml:space="preserve"> truly gifted with the word, his charisma exuding constantly, as if he trained it like a muscle. But one thing </w:t>
+      </w:r>
+      <w:proofErr w:type="gramStart"/>
+      <w:r>
+        <w:rPr>
+          <w:lang w:val="en-US"/>
+        </w:rPr>
+        <w:t>didn’t</w:t>
+      </w:r>
+      <w:proofErr w:type="gramEnd"/>
+      <w:r>
+        <w:rPr>
+          <w:lang w:val="en-US"/>
+        </w:rPr>
+        <w:t xml:space="preserve"> sit well with her, “say my dear Count, I hope you joked when you told them that I paid for everything, it makes it sound like I am generous with no profit in mind. That </w:t>
+      </w:r>
+      <w:proofErr w:type="gramStart"/>
+      <w:r>
+        <w:rPr>
+          <w:lang w:val="en-US"/>
+        </w:rPr>
+        <w:t>doesn’t</w:t>
+      </w:r>
+      <w:proofErr w:type="gramEnd"/>
+      <w:r>
+        <w:rPr>
+          <w:lang w:val="en-US"/>
+        </w:rPr>
+        <w:t xml:space="preserve"> mean I can’t be generous, but these are your people to govern to some extent, as I am just a humble businesswoman. That said, I can be assured that my money is in save hands and will find its way back to me?” “Of course, my dear,” answered the Count, “I just phrased it this way so they will write about you in a good light. That will be great publicity in the coming weeks.”</w:t>
+      </w:r>
+      <w:r>
+        <w:rPr>
+          <w:lang w:val="en-US"/>
+        </w:rPr>
+        <w:t xml:space="preserve"> Giving him a smile Marina </w:t>
+      </w:r>
+      <w:proofErr w:type="gramStart"/>
+      <w:r>
+        <w:rPr>
+          <w:lang w:val="en-US"/>
+        </w:rPr>
+        <w:t>didn’t</w:t>
+      </w:r>
+      <w:proofErr w:type="gramEnd"/>
+      <w:r>
+        <w:rPr>
+          <w:lang w:val="en-US"/>
+        </w:rPr>
+        <w:t xml:space="preserve"> use words to respond, thinking to herself, “well, this will cost me, I fear. He also is a business man through and through. How old is he again? Maybe I can let him slip it during the dinner later.” For a few seconds the silence was only interrupted by the steady pull of the cable and the ratt</w:t>
+      </w:r>
+      <w:r>
+        <w:rPr>
+          <w:lang w:val="en-US"/>
+        </w:rPr>
+        <w:t>ling</w:t>
+      </w:r>
+      <w:r>
+        <w:rPr>
+          <w:lang w:val="en-US"/>
+        </w:rPr>
+        <w:t xml:space="preserve"> of </w:t>
+      </w:r>
+      <w:r>
+        <w:rPr>
+          <w:lang w:val="en-US"/>
+        </w:rPr>
+        <w:t xml:space="preserve">rollers as the lift passes its first tower. Friedrich clears his throat, </w:t>
       </w:r>
       <w:r>
         <w:rPr>
           <w:lang w:val="en-US"/>
         </w:rPr>
         <w:lastRenderedPageBreak/>
-        <w:t>remember and conquer any fear or threat standing in his way. Sharpening his vision, almost like on command, he noticed other shades of red behind the boundary of the cut ruby. Similar crimson forms, sharp edges, and a dark matter inside. Was he not the only one here? Reacting on instinct his body made an effort to shorten the distance to the field beyond, trying to lean forward. But that only tired him out immensely. Before he could even move a single millimeter, he was fighting to keep his eye pried open. Focusing solely on that Davo could make out a gray and brown landscape with jagged form protruding out of the uneven ground. Not being able to turn his head in any direction he made peace with the idea of a quick escape. This place was sapping his energy, like he was awake for three days straight. Feeling the pull of sleep at his eyelid he dozed off, starting to dream of times gone past that he will not remember when I will wake again. And when will that be anyway?</w:t>
-      </w:r>
-    </w:p>
-    <w:p>
-      <w:pPr>
-        <w:rPr>
-          <w:lang w:val="en-US"/>
-        </w:rPr>
-      </w:pPr>
-    </w:p>
-    <w:p/>
-    <w:p/>
-    <w:p/>
-    <w:p/>
-    <w:p/>
-    <w:p/>
-    <w:p/>
-    <w:p/>
-    <w:p/>
-    <w:p/>
-    <w:p/>
+        <w:t xml:space="preserve">“and you also said I inspected this contraption personally, but it is the first time </w:t>
+      </w:r>
+      <w:proofErr w:type="gramStart"/>
+      <w:r>
+        <w:rPr>
+          <w:lang w:val="en-US"/>
+        </w:rPr>
+        <w:t>I’ve</w:t>
+      </w:r>
+      <w:proofErr w:type="gramEnd"/>
+      <w:r>
+        <w:rPr>
+          <w:lang w:val="en-US"/>
+        </w:rPr>
+        <w:t xml:space="preserve"> been here. Do you want the people to think </w:t>
+      </w:r>
+      <w:proofErr w:type="gramStart"/>
+      <w:r>
+        <w:rPr>
+          <w:lang w:val="en-US"/>
+        </w:rPr>
+        <w:t>you’re</w:t>
+      </w:r>
+      <w:proofErr w:type="gramEnd"/>
+      <w:r>
+        <w:rPr>
+          <w:lang w:val="en-US"/>
+        </w:rPr>
+        <w:t xml:space="preserve"> a liar?” “Certainly not,” said the Count “it was inspected by your men a week ago, but to instill more confidence into the crowd I used your well-known name. You cannot fault me for that, can you?” “I suppose not,” answered Friedrich, not entirely convinced, “I just hope everything is in order. And you my boy, did you not bring any more clothes?” “Ehm, clothes for what? I thought we would just go skiing? And</w:t>
+      </w:r>
+      <w:r>
+        <w:rPr>
+          <w:lang w:val="en-US"/>
+        </w:rPr>
+        <w:t xml:space="preserve"> Sir von Tölz,</w:t>
+      </w:r>
+      <w:r>
+        <w:rPr>
+          <w:lang w:val="en-US"/>
+        </w:rPr>
+        <w:t xml:space="preserve"> did you even invite Professor von</w:t>
+      </w:r>
+      <w:r>
+        <w:rPr>
+          <w:lang w:val="en-US"/>
+        </w:rPr>
+        <w:t xml:space="preserve"> Bezold?</w:t>
+      </w:r>
+      <w:r>
+        <w:rPr>
+          <w:lang w:val="en-US"/>
+        </w:rPr>
+        <w:t>”</w:t>
+      </w:r>
+      <w:r>
+        <w:rPr>
+          <w:lang w:val="en-US"/>
+        </w:rPr>
+        <w:t xml:space="preserve"> Asked Alexander </w:t>
+      </w:r>
+      <w:r>
+        <w:rPr>
+          <w:lang w:val="en-US"/>
+        </w:rPr>
+        <w:t xml:space="preserve">towards </w:t>
+      </w:r>
+      <w:r>
+        <w:rPr>
+          <w:lang w:val="en-US"/>
+        </w:rPr>
+        <w:t>the Count</w:t>
+      </w:r>
+      <w:r>
+        <w:rPr>
+          <w:lang w:val="en-US"/>
+        </w:rPr>
+        <w:t>,</w:t>
+      </w:r>
+      <w:r>
+        <w:rPr>
+          <w:lang w:val="en-US"/>
+        </w:rPr>
+        <w:t xml:space="preserve"> slightly confused. “He canceled weeks ago, assuring me you would come. I would rather have you here than him anyway, he can be … challenging company. But I seem to have forgotten to tell you we will be staying her one night, so we can enjoy the ski slopes tomorrow in full. Now there will be lots of people that came from near and far to try it out. But right in the morning we will be the first, starting from the top. My chalet is only a few minutes away from the slope. And my butler</w:t>
+      </w:r>
+      <w:r>
+        <w:rPr>
+          <w:lang w:val="en-US"/>
+        </w:rPr>
+        <w:t xml:space="preserve"> Erik</w:t>
+      </w:r>
+      <w:r>
+        <w:rPr>
+          <w:lang w:val="en-US"/>
+        </w:rPr>
+        <w:t xml:space="preserve"> is quite your size, he can borrow you some clothes if you need them.” Marina knew this place, visiting it once two years ago when she </w:t>
+      </w:r>
+      <w:r>
+        <w:rPr>
+          <w:lang w:val="en-US"/>
+        </w:rPr>
+        <w:t>met</w:t>
+      </w:r>
+      <w:r>
+        <w:rPr>
+          <w:lang w:val="en-US"/>
+        </w:rPr>
+        <w:t xml:space="preserve"> with von Tölz the first time as he wanted to buy a boat from her. And so did Alexander it seemed, looking happy at the prospect to stay there. “I can’t wait to read more of your books there again,” said Alexander with </w:t>
+      </w:r>
+      <w:r>
+        <w:rPr>
+          <w:lang w:val="en-US"/>
+        </w:rPr>
+        <w:t xml:space="preserve">a pleased look, “I did not think you would be interested in all of those topics too, wildlife, hunting, history, even fairytales.” Then the face of the young man changed to attentiveness, as if he did notice something concerning. “What is it, Mister Do-?” started Marina, as he interrupted her with a raised finger that wandered towards his ear, signaling her to listen. </w:t>
+      </w:r>
+      <w:r>
+        <w:rPr>
+          <w:lang w:val="en-US"/>
+        </w:rPr>
+        <w:t xml:space="preserve">She could only hear the car gliding upwards, nothing strange happening. Her confused look towards Friedrich reassuring her that nothing was a miss. Von Tölz was not convinced though. “What do you hear Alexander? What is going on?” “I believe the clamp came loose and we are balancing on the cable with just the holding rod of the car. Do you hear the scraping sound? </w:t>
+      </w:r>
+      <w:r>
+        <w:rPr>
+          <w:lang w:val="en-US"/>
+        </w:rPr>
+        <w:t>That is</w:t>
+      </w:r>
+      <w:r>
+        <w:rPr>
+          <w:lang w:val="en-US"/>
+        </w:rPr>
+        <w:t xml:space="preserve"> us making the car tip over slightly and the holding rod touching.” Concern was creeping up inside of Martina, trusting machinery was never her strong suit. But this man</w:t>
+      </w:r>
+      <w:r>
+        <w:rPr>
+          <w:lang w:val="en-US"/>
+        </w:rPr>
+        <w:t xml:space="preserve"> showed total confidence, which he did not display before, and that kept her from panicking. Friedrich however was apparently not convinced, shooting up from his seat, “are we going to fall?” </w:t>
+      </w:r>
+      <w:r>
+        <w:rPr>
+          <w:lang w:val="en-US"/>
+        </w:rPr>
+        <w:t>Right as he did so the car started to rock dangerously towards his direction, making the Count and Marina grab the railing</w:t>
+      </w:r>
+      <w:r>
+        <w:rPr>
+          <w:lang w:val="en-US"/>
+        </w:rPr>
+        <w:t xml:space="preserve"> and Johnny bark in fear,</w:t>
+      </w:r>
+      <w:r>
+        <w:rPr>
+          <w:lang w:val="en-US"/>
+        </w:rPr>
+        <w:t xml:space="preserve"> while </w:t>
+      </w:r>
+      <w:r>
+        <w:rPr>
+          <w:lang w:val="en-US"/>
+        </w:rPr>
+        <w:t xml:space="preserve">Alexander, who sat diagonally from </w:t>
+      </w:r>
+      <w:r>
+        <w:rPr>
+          <w:lang w:val="en-US"/>
+        </w:rPr>
+        <w:t>Friedrich, climbed up his seat and the car came to a stop, tilted marginally.</w:t>
+      </w:r>
+    </w:p>
+    <w:p>
+      <w:pPr>
+        <w:spacing w:after="0" w:line="300" w:lineRule="exact"/>
+        <w:rPr>
+          <w:lang w:val="en-US"/>
+        </w:rPr>
+      </w:pPr>
+    </w:p>
+    <w:p>
+      <w:pPr>
+        <w:spacing w:after="0" w:line="300" w:lineRule="exact"/>
+        <w:rPr>
+          <w:lang w:val="en-US"/>
+        </w:rPr>
+      </w:pPr>
+      <w:r>
+        <w:rPr>
+          <w:lang w:val="en-US"/>
+        </w:rPr>
+        <w:t xml:space="preserve">Alexander then </w:t>
+      </w:r>
+      <w:r>
+        <w:rPr>
+          <w:lang w:val="en-US"/>
+        </w:rPr>
+        <w:t>rambled</w:t>
+      </w:r>
+      <w:r>
+        <w:rPr>
+          <w:lang w:val="en-US"/>
+        </w:rPr>
+        <w:t xml:space="preserve"> in a calculating manner to himself, “the center of gravity is directly in the middle of the car, so any tilt to the left towards the cable will have a great chance to </w:t>
+      </w:r>
+      <w:r>
+        <w:rPr>
+          <w:lang w:val="en-US"/>
+        </w:rPr>
+        <w:t xml:space="preserve">make us fall. Any movement from Miss </w:t>
+      </w:r>
+      <w:proofErr w:type="spellStart"/>
+      <w:r>
+        <w:rPr>
+          <w:lang w:val="en-US"/>
+        </w:rPr>
+        <w:t>Adamantidi</w:t>
+      </w:r>
+      <w:proofErr w:type="spellEnd"/>
+      <w:r>
+        <w:rPr>
+          <w:lang w:val="en-US"/>
+        </w:rPr>
+        <w:t xml:space="preserve"> or Sir Pfeiffer will be trouble. The best course of action would be for us to gather at the middle, huddled close together, and lift me up towards the maintenance </w:t>
+      </w:r>
+      <w:r>
+        <w:rPr>
+          <w:lang w:val="en-US"/>
+        </w:rPr>
+        <w:t>ha</w:t>
+      </w:r>
+      <w:r>
+        <w:rPr>
+          <w:lang w:val="en-US"/>
+        </w:rPr>
+        <w:t xml:space="preserve">tch between the cable and the holding arm.” There </w:t>
+      </w:r>
+      <w:proofErr w:type="gramStart"/>
+      <w:r>
+        <w:rPr>
+          <w:lang w:val="en-US"/>
+        </w:rPr>
+        <w:t>were</w:t>
+      </w:r>
+      <w:proofErr w:type="gramEnd"/>
+      <w:r>
+        <w:rPr>
+          <w:lang w:val="en-US"/>
+        </w:rPr>
+        <w:t xml:space="preserve"> some more words Marina couldn’t understand, but Friedrich already took charge following Alexanders plan. “You heard him, Miss </w:t>
+      </w:r>
+      <w:proofErr w:type="spellStart"/>
+      <w:r>
+        <w:rPr>
+          <w:lang w:val="en-US"/>
+        </w:rPr>
+        <w:t>Adamantidi</w:t>
+      </w:r>
+      <w:proofErr w:type="spellEnd"/>
+      <w:r>
+        <w:rPr>
+          <w:lang w:val="en-US"/>
+        </w:rPr>
+        <w:t xml:space="preserve"> when I count down to </w:t>
+      </w:r>
+      <w:r>
+        <w:rPr>
+          <w:lang w:val="en-US"/>
+        </w:rPr>
+        <w:t>one,</w:t>
+      </w:r>
+      <w:r>
+        <w:rPr>
+          <w:lang w:val="en-US"/>
+        </w:rPr>
+        <w:t xml:space="preserve"> we both stand up slowly and walk towards the middle, am I clear?” “Clear as the see at </w:t>
+      </w:r>
+      <w:proofErr w:type="spellStart"/>
+      <w:r>
+        <w:rPr>
+          <w:lang w:val="en-US"/>
+        </w:rPr>
+        <w:t>Alonnisos</w:t>
+      </w:r>
+      <w:proofErr w:type="spellEnd"/>
+      <w:r>
+        <w:rPr>
+          <w:lang w:val="en-US"/>
+        </w:rPr>
+        <w:t>,” she answered.</w:t>
+      </w:r>
+      <w:r>
+        <w:rPr>
+          <w:lang w:val="en-US"/>
+        </w:rPr>
+        <w:t xml:space="preserve"> “Three, two… one!” They both sat up slowly, Johnny clutched under Marinas arms, and walked, step by step, to the right, coming to a stop in the middle, the car tilting again, this time to the right. Von Tölz watched on in quiet excitement while Alexander nodded his head, his first step of the plan done, and said, “now Sir Count, on one we do the same. Three, two, one.” The moved gingerly as well, the cabin still trailing upwards as they came to another tower, its rolls shaking the unaligned car, making them fall together, </w:t>
+      </w:r>
+      <w:r>
+        <w:rPr>
+          <w:lang w:val="en-US"/>
+        </w:rPr>
+        <w:lastRenderedPageBreak/>
+        <w:t>clutching each other. And now the cabin was aligned to a light right, putting it in the perfect spot for what came next.</w:t>
+      </w:r>
+      <w:r>
+        <w:rPr>
+          <w:lang w:val="en-US"/>
+        </w:rPr>
+        <w:t xml:space="preserve"> “Sir Count, you are the tallest so I will stand on your shoulders, if you don’t mind,” said Alexander, trying not to be too forward, “and from there will have a look outside through the hatch and see what is wrong.” He was clutching a small bag under his arm, small tools peeking out of it. “Of course, Alexander,” answered the Count, laying his hands over another to give him the first rung, his shoulders being the second, “just be careful, I might need your head for more brilliancy again.” Alexander </w:t>
+      </w:r>
+      <w:proofErr w:type="gramStart"/>
+      <w:r>
+        <w:rPr>
+          <w:lang w:val="en-US"/>
+        </w:rPr>
+        <w:t>didn’t</w:t>
+      </w:r>
+      <w:proofErr w:type="gramEnd"/>
+      <w:r>
+        <w:rPr>
+          <w:lang w:val="en-US"/>
+        </w:rPr>
+        <w:t xml:space="preserve"> seem to take this lightly, the sense of danger at last returning to him shown in his face, gritting his teeth. He needs some reassurance, so Marina gave it to him. “We trust you Alexander, and so should you. We will hold you by your legs, so nothing bad will happen!” She thought to see his mouth close and jaw relax as he climbed</w:t>
+      </w:r>
+      <w:r>
+        <w:rPr>
+          <w:lang w:val="en-US"/>
+        </w:rPr>
+        <w:t xml:space="preserve"> on top of von Tölz, opening the hatch outwards as cold air and a steady sound of grinding metal rushed in. With his head and arms pocking out of the cabin his voice could only be heard as a faint shout. “As I thought, the rope clamp came loose and now the holding arm is scraping on the cable.” It seemed he took out some tools out of the bag, furiously working on something hidden behind the roof. “The control lever is open and so the clamp </w:t>
+      </w:r>
+      <w:proofErr w:type="gramStart"/>
+      <w:r>
+        <w:rPr>
+          <w:lang w:val="en-US"/>
+        </w:rPr>
+        <w:t>won’t</w:t>
+      </w:r>
+      <w:proofErr w:type="gramEnd"/>
+      <w:r>
+        <w:rPr>
+          <w:lang w:val="en-US"/>
+        </w:rPr>
+        <w:t xml:space="preserve"> attach fully. It looks like a spring came loose which caused the lever to rise, truly a wonder that we are still attached and not flying towards the ground.” With sweat building on his now pale forehead, Friedrich lost his patience for explanations. “Then fix it already and </w:t>
+      </w:r>
+      <w:proofErr w:type="gramStart"/>
+      <w:r>
+        <w:rPr>
+          <w:lang w:val="en-US"/>
+        </w:rPr>
+        <w:t>don’t</w:t>
+      </w:r>
+      <w:proofErr w:type="gramEnd"/>
+      <w:r>
+        <w:rPr>
+          <w:lang w:val="en-US"/>
+        </w:rPr>
+        <w:t xml:space="preserve"> tell us what’s wrong! Every word of yours makes me more anxious!” </w:t>
+      </w:r>
+      <w:r>
+        <w:rPr>
+          <w:lang w:val="en-US"/>
+        </w:rPr>
+        <w:t xml:space="preserve">Above them a mighty ‘clamp’ could be heard, the car shifting and coming to an abrupt halt, giving them a good shake, while it was still being pulled up the mountain. </w:t>
+      </w:r>
+      <w:r>
+        <w:rPr>
+          <w:lang w:val="en-US"/>
+        </w:rPr>
+        <w:t>With a ‘thud’ the hatch closed and the tri</w:t>
+      </w:r>
+      <w:r>
+        <w:rPr>
+          <w:lang w:val="en-US"/>
+        </w:rPr>
+        <w:t>o</w:t>
+      </w:r>
+      <w:r>
+        <w:rPr>
+          <w:lang w:val="en-US"/>
+        </w:rPr>
+        <w:t xml:space="preserve"> below relaxed their grip on Alexander’s legs, him jumping to the floor without any fear as the car did not rock in the slightest. “All done, Mister Pfeiffer, talking to myself makes the work feel easier,” said Alexander with a grin, his fearless mood betrayed by an equally pale skin and drips of sweat. Marina traced a cross over her breast, putting Johnny on the ground</w:t>
+      </w:r>
+      <w:r>
+        <w:rPr>
+          <w:lang w:val="en-US"/>
+        </w:rPr>
+        <w:t>. All the</w:t>
+      </w:r>
+      <w:r>
+        <w:rPr>
+          <w:lang w:val="en-US"/>
+        </w:rPr>
+        <w:t xml:space="preserve"> while the Count laughed, falling into his seat with tears in his eyes. “Now that was a thrill! I knew we would have a great time up here, but this made even my heart pump again.” Marina looked on perplexed, not expecting to see this man that happy, thinking to herself, “he is still rolling in his seat, and here I thought he was dangerous</w:t>
+      </w:r>
+      <w:r>
+        <w:rPr>
+          <w:lang w:val="en-US"/>
+        </w:rPr>
+        <w:t xml:space="preserve"> with his tongue</w:t>
+      </w:r>
+      <w:r>
+        <w:rPr>
+          <w:lang w:val="en-US"/>
+        </w:rPr>
+        <w:t>. He is just a kid in a man’s body that knows how to get what he wants. At least Johnny feels the same.” Her dog could not sit still anymore and ran in circles around the legs of von Tölz, his tail wagging in a rigorous pace. Friedrich was sitting in his seat, a handkerchief to his brow</w:t>
+      </w:r>
+      <w:r>
+        <w:rPr>
+          <w:lang w:val="en-US"/>
+        </w:rPr>
+        <w:t>,</w:t>
+      </w:r>
+      <w:r>
+        <w:rPr>
+          <w:lang w:val="en-US"/>
+        </w:rPr>
+        <w:t xml:space="preserve"> drying off his skin, his belly heaving from the effort of staying calm. </w:t>
+      </w:r>
+    </w:p>
+    <w:p>
+      <w:pPr>
+        <w:spacing w:after="0" w:line="300" w:lineRule="exact"/>
+        <w:rPr>
+          <w:lang w:val="en-US"/>
+        </w:rPr>
+      </w:pPr>
+    </w:p>
+    <w:p>
+      <w:pPr>
+        <w:spacing w:after="0" w:line="300" w:lineRule="exact"/>
+        <w:rPr>
+          <w:lang w:val="en-US"/>
+        </w:rPr>
+      </w:pPr>
+      <w:r>
+        <w:rPr>
+          <w:lang w:val="en-US"/>
+        </w:rPr>
+        <w:t>Marina looked out of the window, up to the blue sky, “I guess we had a guardian angel</w:t>
+      </w:r>
+      <w:r>
+        <w:rPr>
+          <w:lang w:val="en-US"/>
+        </w:rPr>
+        <w:t xml:space="preserve"> looking out for us, without this luck we would be a heap of metal twenty meters below.</w:t>
+      </w:r>
+      <w:r>
+        <w:rPr>
+          <w:lang w:val="en-US"/>
+        </w:rPr>
+        <w:t>”</w:t>
+      </w:r>
+      <w:r>
+        <w:rPr>
+          <w:lang w:val="en-US"/>
+        </w:rPr>
+        <w:t xml:space="preserve"> “And a good one at that,” said Alexander, “if I </w:t>
+      </w:r>
+      <w:proofErr w:type="gramStart"/>
+      <w:r>
+        <w:rPr>
+          <w:lang w:val="en-US"/>
+        </w:rPr>
+        <w:t>wasn’t</w:t>
+      </w:r>
+      <w:proofErr w:type="gramEnd"/>
+      <w:r>
+        <w:rPr>
+          <w:lang w:val="en-US"/>
+        </w:rPr>
+        <w:t xml:space="preserve"> here this thing would not have gone up much further. Sir we </w:t>
+      </w:r>
+      <w:proofErr w:type="gramStart"/>
+      <w:r>
+        <w:rPr>
+          <w:lang w:val="en-US"/>
+        </w:rPr>
+        <w:t>have to</w:t>
+      </w:r>
+      <w:proofErr w:type="gramEnd"/>
+      <w:r>
+        <w:rPr>
+          <w:lang w:val="en-US"/>
+        </w:rPr>
+        <w:t xml:space="preserve"> put in more safety measures. A second clamp on the cable, an emergency stop switch, and</w:t>
+      </w:r>
+      <w:proofErr w:type="gramStart"/>
+      <w:r>
+        <w:rPr>
+          <w:lang w:val="en-US"/>
+        </w:rPr>
+        <w:t>-“ “</w:t>
+      </w:r>
+      <w:proofErr w:type="gramEnd"/>
+      <w:r>
+        <w:rPr>
+          <w:lang w:val="en-US"/>
+        </w:rPr>
+        <w:t>Alright, Alexander,” interrupted the Count</w:t>
+      </w:r>
+      <w:r>
+        <w:rPr>
+          <w:lang w:val="en-US"/>
+        </w:rPr>
+        <w:t xml:space="preserve"> in a serious tone</w:t>
+      </w:r>
+      <w:r>
+        <w:rPr>
+          <w:lang w:val="en-US"/>
+        </w:rPr>
+        <w:t xml:space="preserve">, “I see where you are going with this. I will tell the mountain station to have an eye out, so this mistake </w:t>
+      </w:r>
+      <w:r>
+        <w:rPr>
+          <w:lang w:val="en-US"/>
+        </w:rPr>
+        <w:t>will not</w:t>
+      </w:r>
+      <w:r>
+        <w:rPr>
+          <w:lang w:val="en-US"/>
+        </w:rPr>
+        <w:t xml:space="preserve"> happen again. Be it a mistake of material or personnel.</w:t>
+      </w:r>
+      <w:r>
+        <w:rPr>
+          <w:lang w:val="en-US"/>
+        </w:rPr>
+        <w:t xml:space="preserve"> Now were almost at the top and I bet no one at the bottom saw what was happening. So, no harm done, and we can go skiing. Finally!</w:t>
+      </w:r>
+      <w:r>
+        <w:rPr>
+          <w:lang w:val="en-US"/>
+        </w:rPr>
+        <w:t>”</w:t>
+      </w:r>
+      <w:r>
+        <w:rPr>
+          <w:lang w:val="en-US"/>
+        </w:rPr>
+        <w:t xml:space="preserve"> With these last words the relaxation that was slowly coming back to Friedrich vanished again, his anxiety of driving down a steep and slick snow slope was written in his face.</w:t>
+      </w:r>
+      <w:r>
+        <w:rPr>
+          <w:lang w:val="en-US"/>
+        </w:rPr>
+        <w:t xml:space="preserve"> The count turned towards the window in their direction of drive, giving off a short wave to a middle-aged man in a Bavarian style suit standing next to dour pairs of skis. “Ah, </w:t>
+      </w:r>
+      <w:r>
+        <w:rPr>
+          <w:lang w:val="en-US"/>
+        </w:rPr>
+        <w:lastRenderedPageBreak/>
+        <w:t xml:space="preserve">that is my dutiful Erik, he already prepared everything for our departure downwards. Leave your luggage with him, he will take it to my chalet. I hope you are all quite ready?” He let his gaze wander over his three guests, as Martina spoke up. “I regretfully </w:t>
+      </w:r>
+      <w:proofErr w:type="gramStart"/>
+      <w:r>
+        <w:rPr>
+          <w:lang w:val="en-US"/>
+        </w:rPr>
+        <w:t>have to</w:t>
+      </w:r>
+      <w:proofErr w:type="gramEnd"/>
+      <w:r>
+        <w:rPr>
+          <w:lang w:val="en-US"/>
+        </w:rPr>
+        <w:t xml:space="preserve"> decline this ski trip for today, as my clothing choice was for the ceremony only, and not for skiing right away. You </w:t>
+      </w:r>
+      <w:proofErr w:type="gramStart"/>
+      <w:r>
+        <w:rPr>
+          <w:lang w:val="en-US"/>
+        </w:rPr>
+        <w:t>have to</w:t>
+      </w:r>
+      <w:proofErr w:type="gramEnd"/>
+      <w:r>
+        <w:rPr>
+          <w:lang w:val="en-US"/>
+        </w:rPr>
+        <w:t xml:space="preserve"> know a lady has to dress accordingly for the occasion.” This was a lie of course, she already prepared herself in the morning to be winter and snow ready. But the opportunity to pry some information out of the butler Erik would not be unexploited. “Of course, my dear Lady,” said the Count back with his disarming smile, “you can go directly with Eric to the Chalet while we</w:t>
+      </w:r>
+      <w:r>
+        <w:rPr>
+          <w:lang w:val="en-US"/>
+        </w:rPr>
+        <w:t xml:space="preserve"> men can do sports!</w:t>
+      </w:r>
+      <w:r>
+        <w:rPr>
+          <w:lang w:val="en-US"/>
+        </w:rPr>
+        <w:t>”</w:t>
+      </w:r>
+      <w:r>
+        <w:rPr>
+          <w:lang w:val="en-US"/>
+        </w:rPr>
+        <w:t xml:space="preserve"> He emphasized his words with his fist doing a half-punch into the air. Alexander was </w:t>
+      </w:r>
+      <w:proofErr w:type="gramStart"/>
+      <w:r>
+        <w:rPr>
+          <w:lang w:val="en-US"/>
+        </w:rPr>
+        <w:t>actually looking</w:t>
+      </w:r>
+      <w:proofErr w:type="gramEnd"/>
+      <w:r>
+        <w:rPr>
+          <w:lang w:val="en-US"/>
+        </w:rPr>
+        <w:t xml:space="preserve"> quite giddy, and Friedrich toughened up, his demeanor now stoic.</w:t>
+      </w:r>
+      <w:r>
+        <w:rPr>
+          <w:lang w:val="en-US"/>
+        </w:rPr>
+        <w:t xml:space="preserve"> </w:t>
+      </w:r>
+      <w:r>
+        <w:rPr>
+          <w:lang w:val="en-US"/>
+        </w:rPr>
+        <w:t xml:space="preserve">With the car starting its U-turn the four stood up with their luggage and stepped out as the doors opened, their eyes blinded shortly by the last rays of a sinking sun that barely crept over the mountain ridge. “Good Erik, please take Miss </w:t>
+      </w:r>
+      <w:proofErr w:type="spellStart"/>
+      <w:r>
+        <w:rPr>
+          <w:lang w:val="en-US"/>
+        </w:rPr>
+        <w:t>Adamantidi</w:t>
+      </w:r>
+      <w:proofErr w:type="spellEnd"/>
+      <w:r>
+        <w:rPr>
+          <w:lang w:val="en-US"/>
+        </w:rPr>
+        <w:t xml:space="preserve"> to the chalet with our things. The rest of us will go for one last round before we meet you there.” “Certainly Sir,” answered Eric in a husky voice of obedience, pulling up a sled to carry their luggage. Marina made small curtsy to bid farewell to the men, saying as she came up again, “I wish you the best on your descent, we will see you later in good health.” Then she turned around measuring up Erik, a man she had almost forgotten over the last two years she saw him. His bold scalp with ridges of grey hair around his head, as well as his puffy nose and cheeks made him look, well, just simple. But of course, a man like von Tölz would not have someone like that in his service, especially not as personal servant. Behind her she could hear the Count firing up Alexander and Friedrich, as they put on their ski and ski poles, a woolen hat enough protection for their head.</w:t>
+      </w:r>
+    </w:p>
+    <w:p>
+      <w:pPr>
+        <w:spacing w:after="0" w:line="300" w:lineRule="exact"/>
+        <w:rPr>
+          <w:lang w:val="en-US"/>
+        </w:rPr>
+      </w:pPr>
+    </w:p>
+    <w:p>
+      <w:pPr>
+        <w:spacing w:after="0" w:line="300" w:lineRule="exact"/>
+        <w:rPr>
+          <w:lang w:val="en-US"/>
+        </w:rPr>
+      </w:pPr>
+      <w:r>
+        <w:rPr>
+          <w:lang w:val="en-US"/>
+        </w:rPr>
+        <w:t xml:space="preserve">The butler trotted slightly in front and to her right, pulling his laden sled on the snow, his heavy boots </w:t>
+      </w:r>
+      <w:proofErr w:type="gramStart"/>
+      <w:r>
+        <w:rPr>
+          <w:lang w:val="en-US"/>
+        </w:rPr>
+        <w:t>lifting up</w:t>
+      </w:r>
+      <w:proofErr w:type="gramEnd"/>
+      <w:r>
+        <w:rPr>
+          <w:lang w:val="en-US"/>
+        </w:rPr>
+        <w:t xml:space="preserve"> the white </w:t>
+      </w:r>
+      <w:proofErr w:type="spellStart"/>
+      <w:r>
+        <w:rPr>
+          <w:lang w:val="en-US"/>
+        </w:rPr>
+        <w:t>poweder</w:t>
+      </w:r>
+      <w:proofErr w:type="spellEnd"/>
+      <w:r>
+        <w:rPr>
+          <w:lang w:val="en-US"/>
+        </w:rPr>
+        <w:t xml:space="preserve"> behind him. His heavy coat making him look like a </w:t>
+      </w:r>
+      <w:proofErr w:type="spellStart"/>
+      <w:r>
+        <w:rPr>
+          <w:lang w:val="en-US"/>
+        </w:rPr>
+        <w:t>penguine</w:t>
+      </w:r>
+      <w:proofErr w:type="spellEnd"/>
+      <w:r>
+        <w:rPr>
+          <w:lang w:val="en-US"/>
+        </w:rPr>
+        <w:t xml:space="preserve">. Without turning back he said, “watch out Lady </w:t>
+      </w:r>
+      <w:proofErr w:type="spellStart"/>
+      <w:r>
+        <w:rPr>
+          <w:lang w:val="en-US"/>
+        </w:rPr>
+        <w:t>Adamantidi</w:t>
+      </w:r>
+      <w:proofErr w:type="spellEnd"/>
+      <w:r>
+        <w:rPr>
+          <w:lang w:val="en-US"/>
+        </w:rPr>
+        <w:t xml:space="preserve">, the snow is not well flattened around here, and your shoes are slippery.” “Thank you, Erik, but I am confident in my shoes to not fail me. And we may not look like it, but we Greeks do know about snow. I even went skiing on Mount Olympus once.” The snow was quite slippery, but she could not let herself been seen weak after such a boast. “Very well my Lady. Count Grossberg von Tölz was quite impressed by your boat he bought last </w:t>
+      </w:r>
+      <w:proofErr w:type="gramStart"/>
+      <w:r>
+        <w:rPr>
+          <w:lang w:val="en-US"/>
+        </w:rPr>
+        <w:t>year,</w:t>
+      </w:r>
+      <w:proofErr w:type="gramEnd"/>
+      <w:r>
+        <w:rPr>
+          <w:lang w:val="en-US"/>
+        </w:rPr>
+        <w:t xml:space="preserve"> he went sailing in the summer at Tegernsee almost every second day.” “Oh, </w:t>
+      </w:r>
+      <w:proofErr w:type="gramStart"/>
+      <w:r>
+        <w:rPr>
+          <w:lang w:val="en-US"/>
+        </w:rPr>
+        <w:t>I’m</w:t>
+      </w:r>
+      <w:proofErr w:type="gramEnd"/>
+      <w:r>
+        <w:rPr>
+          <w:lang w:val="en-US"/>
+        </w:rPr>
+        <w:t xml:space="preserve"> quite happy to hear it, I even </w:t>
+      </w:r>
+      <w:r>
+        <w:rPr>
+          <w:lang w:val="en-US"/>
+        </w:rPr>
+        <w:t>worked on some planks myself. I usually leave a small sign on them, you can search for it and tell me what it some time,</w:t>
+      </w:r>
+      <w:r>
+        <w:rPr>
+          <w:lang w:val="en-US"/>
+        </w:rPr>
+        <w:t>”</w:t>
+      </w:r>
+      <w:r>
+        <w:rPr>
+          <w:lang w:val="en-US"/>
+        </w:rPr>
+        <w:t xml:space="preserve"> Marina chuckled lightly, remembering leaving a small Evil Eye on any other plank to ward of any envious glares at the beautiful boat. Usually, you would wear the Evil Eye on you as jewelry, but it should even work on objects. Now back to prying a little bit. </w:t>
+      </w:r>
+      <w:proofErr w:type="gramStart"/>
+      <w:r>
+        <w:rPr>
+          <w:lang w:val="en-US"/>
+        </w:rPr>
+        <w:t>“</w:t>
+      </w:r>
+      <w:proofErr w:type="gramEnd"/>
+      <w:r>
+        <w:rPr>
+          <w:lang w:val="en-US"/>
+        </w:rPr>
+        <w:t xml:space="preserve">Say, for how long have you worked for the Count. Are you happy with your service? It must have been quite the many years.” “I have you know, my Lady, that I just turned forty-two and feel spring as a mountain goat. </w:t>
+      </w:r>
+      <w:r>
+        <w:rPr>
+          <w:lang w:val="en-US"/>
+        </w:rPr>
+        <w:t>So,</w:t>
+      </w:r>
+      <w:r>
+        <w:rPr>
+          <w:lang w:val="en-US"/>
+        </w:rPr>
+        <w:t xml:space="preserve"> it </w:t>
+      </w:r>
+      <w:proofErr w:type="gramStart"/>
+      <w:r>
+        <w:rPr>
+          <w:lang w:val="en-US"/>
+        </w:rPr>
+        <w:t>hasn’t</w:t>
+      </w:r>
+      <w:proofErr w:type="gramEnd"/>
+      <w:r>
+        <w:rPr>
+          <w:lang w:val="en-US"/>
+        </w:rPr>
+        <w:t xml:space="preserve"> been that long, around seventeen years, a few months after my daughter was born.</w:t>
+      </w:r>
+      <w:r>
+        <w:rPr>
+          <w:lang w:val="en-US"/>
+        </w:rPr>
+        <w:t xml:space="preserve"> Whom he took in as well, letting her live in his household. My wife died young right at my daughter’s birth, the poor thing. If she could only see what our child had become.</w:t>
+      </w:r>
+      <w:r>
+        <w:rPr>
+          <w:lang w:val="en-US"/>
+        </w:rPr>
+        <w:t xml:space="preserve">” </w:t>
+      </w:r>
+      <w:r>
+        <w:rPr>
+          <w:lang w:val="en-US"/>
+        </w:rPr>
+        <w:t xml:space="preserve">With a sigh he stretched his back and pulled on the sled more tightly. Marina felt a little pain as well, the loss of her mother, whilst distant, never subsided completely. “I try to believe, that they all can watch us, be it from above or even don below. I catch myself thinking of what purpose one has in his life. Especially if you have so much like me. And I </w:t>
+      </w:r>
+      <w:proofErr w:type="gramStart"/>
+      <w:r>
+        <w:rPr>
+          <w:lang w:val="en-US"/>
+        </w:rPr>
+        <w:t>don’t</w:t>
+      </w:r>
+      <w:proofErr w:type="gramEnd"/>
+      <w:r>
+        <w:rPr>
+          <w:lang w:val="en-US"/>
+        </w:rPr>
+        <w:t xml:space="preserve"> want pity for that thought, I don’t want anyone to feel lesser for </w:t>
+      </w:r>
+      <w:r>
+        <w:rPr>
+          <w:lang w:val="en-US"/>
+        </w:rPr>
+        <w:lastRenderedPageBreak/>
+        <w:t xml:space="preserve">having less. But from my perspective there is not much more to do, so why live on? Then it gets to me, that there should be a reason for our every step and that makes only sense for me if you can observe what comes after your passing. Not being able to experience the changes I left behind my whole life would be greatly frustrating.” Erik came to a stop and looked at Marina in slight concern. “I hope he didn’t think of me as a weird woman,” she thought, giving him a warm smile, “that was all sincere.” “That is a fresh perspective, to say the least. Not that I would agree right away. I just dream of a better life for my daughter and hope she can do the same for hers, when it comes to it someday. A lesser thought some would say, but it is enough to commit myself to.” “Not at all lesser, being humble like this is one of the highest forms of living, giving from yourself to advance others. Without people like you the great </w:t>
+      </w:r>
+      <w:r>
+        <w:rPr>
+          <w:lang w:val="en-US"/>
+        </w:rPr>
+        <w:t>minds</w:t>
+      </w:r>
+      <w:r>
+        <w:rPr>
+          <w:lang w:val="en-US"/>
+        </w:rPr>
+        <w:t xml:space="preserve"> would</w:t>
+      </w:r>
+      <w:r>
+        <w:rPr>
+          <w:lang w:val="en-US"/>
+        </w:rPr>
+        <w:t xml:space="preserve"> have no chance to rise. Who would do their dishes?</w:t>
+      </w:r>
+      <w:r>
+        <w:rPr>
+          <w:lang w:val="en-US"/>
+        </w:rPr>
+        <w:t>”</w:t>
+      </w:r>
+      <w:r>
+        <w:rPr>
+          <w:lang w:val="en-US"/>
+        </w:rPr>
+        <w:t xml:space="preserve"> For the first time Marina could hear Erik laugh a little as he resumed his steps. “To come back to your other question, I am very happy with the Counts treatment of me and his other servants. He is polite, straight forward, and never rude. He wants to advance us to higher stations as well, instilling locality into whoever works for him.” “Would he not have been quite young when you started at his estate? He looks my age,” asked Marina. “Oh, no he pretty much looked the same. Its probably all those noble genes he has, just like the Habsburgs with their chin.” “Uh, poor Karl II. and his </w:t>
+      </w:r>
+      <w:proofErr w:type="spellStart"/>
+      <w:r>
+        <w:rPr>
+          <w:lang w:val="en-US"/>
+        </w:rPr>
+        <w:t>Kraxn</w:t>
+      </w:r>
+      <w:proofErr w:type="spellEnd"/>
+      <w:r>
+        <w:rPr>
+          <w:lang w:val="en-US"/>
+        </w:rPr>
+        <w:t xml:space="preserve">, ugly, chin,” Marina’s face contorted a little. “Well, he is not from the direct family of Grossberg, but from an offshoot. When the estate burned down over thirty years ago, he was the only living member of the family. Good thing they found him too, as he was making his rounds in the Balkans at the time.” “I hope you </w:t>
+      </w:r>
+      <w:r>
+        <w:rPr>
+          <w:lang w:val="en-US"/>
+        </w:rPr>
+        <w:t>do not</w:t>
+      </w:r>
+      <w:r>
+        <w:rPr>
+          <w:lang w:val="en-US"/>
+        </w:rPr>
+        <w:t xml:space="preserve"> count Greece as Balkan, Butler Erik. </w:t>
+      </w:r>
+      <w:r>
+        <w:rPr>
+          <w:lang w:val="en-US"/>
+        </w:rPr>
+        <w:t>Do not</w:t>
+      </w:r>
+      <w:r>
+        <w:rPr>
+          <w:lang w:val="en-US"/>
+        </w:rPr>
+        <w:t xml:space="preserve"> insult my whole country.” “And here I thought you were German now, Lady </w:t>
+      </w:r>
+      <w:proofErr w:type="spellStart"/>
+      <w:r>
+        <w:rPr>
+          <w:lang w:val="en-US"/>
+        </w:rPr>
+        <w:t>Adamantidi</w:t>
+      </w:r>
+      <w:proofErr w:type="spellEnd"/>
+      <w:r>
+        <w:rPr>
+          <w:lang w:val="en-US"/>
+        </w:rPr>
+        <w:t xml:space="preserve">?” He wrongly pronounced her name, making it sound </w:t>
+      </w:r>
+      <w:r>
+        <w:rPr>
+          <w:lang w:val="en-US"/>
+        </w:rPr>
+        <w:t>extremely</w:t>
+      </w:r>
+      <w:r>
+        <w:rPr>
+          <w:lang w:val="en-US"/>
+        </w:rPr>
+        <w:t xml:space="preserve"> </w:t>
+      </w:r>
+      <w:r>
+        <w:rPr>
+          <w:lang w:val="en-US"/>
+        </w:rPr>
+        <w:t>German</w:t>
+      </w:r>
+      <w:r>
+        <w:rPr>
+          <w:lang w:val="en-US"/>
+        </w:rPr>
+        <w:t>.</w:t>
+      </w:r>
+      <w:r>
+        <w:rPr>
+          <w:lang w:val="en-US"/>
+        </w:rPr>
+        <w:t xml:space="preserve"> “No, I got never used to the stick up your, </w:t>
+      </w:r>
+      <w:proofErr w:type="spellStart"/>
+      <w:r>
+        <w:rPr>
+          <w:lang w:val="en-US"/>
+        </w:rPr>
+        <w:t>Oarsch</w:t>
+      </w:r>
+      <w:proofErr w:type="spellEnd"/>
+      <w:r>
+        <w:rPr>
+          <w:lang w:val="en-US"/>
+        </w:rPr>
+        <w:t xml:space="preserve">, asses. I prefer to live care free.” “My Lady, I am appalled. I hope you do not talk as such in the presence of the sticks!” Again, another laugh from Erik. And she heard quite a lot already. But now followed the boring part, research in books, to fin out what happened thirty years ago. Maybe she could dig out something to make sure her investment will be fruitful. “And here we are,” said Erik, as the Chalet came into view around the bend of a snowy mount, a double story house </w:t>
+      </w:r>
+      <w:r>
+        <w:rPr>
+          <w:lang w:val="en-US"/>
+        </w:rPr>
+        <w:t>made of</w:t>
+      </w:r>
+      <w:r>
+        <w:rPr>
+          <w:lang w:val="en-US"/>
+        </w:rPr>
+        <w:t xml:space="preserve"> finished wood with a long and not so steep roof, as was the style in the alps. The snow on it was not in big amounts, testament to someone clearing it from there from time to time. A trickle of smoke rose from the chimney, stacks of firewood piled right under the overhangs around the house. A cozy estate far from any other humans right next to the dark woods. A great place to be alone and be happy about it.</w:t>
+      </w:r>
+    </w:p>
+    <w:p>
+      <w:pPr>
+        <w:spacing w:after="0" w:line="300" w:lineRule="exact"/>
+        <w:rPr>
+          <w:lang w:val="en-US"/>
+        </w:rPr>
+      </w:pPr>
+    </w:p>
+    <w:p>
+      <w:pPr>
+        <w:spacing w:after="0" w:line="300" w:lineRule="exact"/>
+        <w:rPr>
+          <w:lang w:val="en-US"/>
+        </w:rPr>
+      </w:pPr>
+    </w:p>
+    <w:p>
+      <w:pPr>
+        <w:spacing w:after="0" w:line="300" w:lineRule="exact"/>
+        <w:rPr>
+          <w:lang w:val="en-US"/>
+        </w:rPr>
+      </w:pPr>
+    </w:p>
+    <w:p>
+      <w:pPr>
+        <w:spacing w:after="0" w:line="300" w:lineRule="exact"/>
+        <w:rPr>
+          <w:lang w:val="en-US"/>
+        </w:rPr>
+      </w:pPr>
+    </w:p>
+    <w:p>
+      <w:pPr>
+        <w:spacing w:after="0" w:line="300" w:lineRule="exact"/>
+        <w:rPr>
+          <w:lang w:val="en-US"/>
+        </w:rPr>
+      </w:pPr>
+    </w:p>
+    <w:p>
+      <w:pPr>
+        <w:spacing w:after="0" w:line="300" w:lineRule="exact"/>
+        <w:rPr>
+          <w:lang w:val="en-US"/>
+        </w:rPr>
+      </w:pPr>
+    </w:p>
+    <w:p>
+      <w:pPr>
+        <w:spacing w:after="0" w:line="300" w:lineRule="exact"/>
+        <w:rPr>
+          <w:lang w:val="en-US"/>
+        </w:rPr>
+      </w:pPr>
+    </w:p>
+    <w:p>
+      <w:pPr>
+        <w:spacing w:after="0" w:line="300" w:lineRule="exact"/>
+        <w:rPr>
+          <w:lang w:val="en-US"/>
+        </w:rPr>
+      </w:pPr>
+    </w:p>
+    <w:p>
+      <w:pPr>
+        <w:spacing w:after="0" w:line="300" w:lineRule="exact"/>
+        <w:rPr>
+          <w:lang w:val="en-US"/>
+        </w:rPr>
+      </w:pPr>
+    </w:p>
+    <w:p>
+      <w:pPr>
+        <w:spacing w:after="0" w:line="300" w:lineRule="exact"/>
+        <w:rPr>
+          <w:lang w:val="en-US"/>
+        </w:rPr>
+      </w:pPr>
+    </w:p>
     <w:sectPr>
       <w:pgSz w:w="11906" w:h="16838"/>
-      <w:pgMar w:top="1417" w:right="1417" w:bottom="1134" w:left="1417" w:header="708" w:footer="708" w:gutter="0"/>
-      <w:cols w:space="708"/>
+      <w:pgMar w:top="1417" w:right="1417" w:bottom="1134" w:left="1417" w:header="0" w:footer="0" w:gutter="0"/>
+      <w:cols w:space="720"/>
+      <w:formProt w:val="0"/>
       <w:docGrid w:linePitch="360"/>
     </w:sectPr>
   </w:body>
@@ -349,7 +5884,7 @@
     </w:rPrDefault>
     <w:pPrDefault>
       <w:pPr>
-        <w:spacing w:after="160" w:line="278" w:lineRule="auto"/>
+        <w:suppressAutoHyphens/>
       </w:pPr>
     </w:pPrDefault>
   </w:docDefaults>
@@ -734,6 +6269,10 @@
   <w:style w:type="paragraph" w:default="1" w:styleId="Standard">
     <w:name w:val="Normal"/>
     <w:qFormat/>
+    <w:rsid w:val="00AA0717"/>
+    <w:pPr>
+      <w:spacing w:after="160" w:line="276" w:lineRule="auto"/>
+    </w:pPr>
   </w:style>
   <w:style w:type="paragraph" w:styleId="berschrift1">
     <w:name w:val="heading 1"/>
@@ -742,7 +6281,7 @@
     <w:link w:val="berschrift1Zchn"/>
     <w:uiPriority w:val="9"/>
     <w:qFormat/>
-    <w:rsid w:val="005B166F"/>
+    <w:rsid w:val="006E5226"/>
     <w:pPr>
       <w:keepNext/>
       <w:keepLines/>
@@ -762,10 +6301,9 @@
     <w:next w:val="Standard"/>
     <w:link w:val="berschrift2Zchn"/>
     <w:uiPriority w:val="9"/>
-    <w:semiHidden/>
     <w:unhideWhenUsed/>
     <w:qFormat/>
-    <w:rsid w:val="005B166F"/>
+    <w:rsid w:val="006E5226"/>
     <w:pPr>
       <w:keepNext/>
       <w:keepLines/>
@@ -788,7 +6326,7 @@
     <w:semiHidden/>
     <w:unhideWhenUsed/>
     <w:qFormat/>
-    <w:rsid w:val="005B166F"/>
+    <w:rsid w:val="006E5226"/>
     <w:pPr>
       <w:keepNext/>
       <w:keepLines/>
@@ -811,7 +6349,7 @@
     <w:semiHidden/>
     <w:unhideWhenUsed/>
     <w:qFormat/>
-    <w:rsid w:val="005B166F"/>
+    <w:rsid w:val="006E5226"/>
     <w:pPr>
       <w:keepNext/>
       <w:keepLines/>
@@ -834,7 +6372,7 @@
     <w:semiHidden/>
     <w:unhideWhenUsed/>
     <w:qFormat/>
-    <w:rsid w:val="005B166F"/>
+    <w:rsid w:val="006E5226"/>
     <w:pPr>
       <w:keepNext/>
       <w:keepLines/>
@@ -855,7 +6393,7 @@
     <w:semiHidden/>
     <w:unhideWhenUsed/>
     <w:qFormat/>
-    <w:rsid w:val="005B166F"/>
+    <w:rsid w:val="006E5226"/>
     <w:pPr>
       <w:keepNext/>
       <w:keepLines/>
@@ -878,7 +6416,7 @@
     <w:semiHidden/>
     <w:unhideWhenUsed/>
     <w:qFormat/>
-    <w:rsid w:val="005B166F"/>
+    <w:rsid w:val="006E5226"/>
     <w:pPr>
       <w:keepNext/>
       <w:keepLines/>
@@ -899,7 +6437,7 @@
     <w:semiHidden/>
     <w:unhideWhenUsed/>
     <w:qFormat/>
-    <w:rsid w:val="005B166F"/>
+    <w:rsid w:val="006E5226"/>
     <w:pPr>
       <w:keepNext/>
       <w:keepLines/>
@@ -922,7 +6460,7 @@
     <w:semiHidden/>
     <w:unhideWhenUsed/>
     <w:qFormat/>
-    <w:rsid w:val="005B166F"/>
+    <w:rsid w:val="006E5226"/>
     <w:pPr>
       <w:keepNext/>
       <w:keepLines/>
@@ -966,7 +6504,8 @@
     <w:basedOn w:val="Absatz-Standardschriftart"/>
     <w:link w:val="berschrift1"/>
     <w:uiPriority w:val="9"/>
-    <w:rsid w:val="005B166F"/>
+    <w:qFormat/>
+    <w:rsid w:val="006E5226"/>
     <w:rPr>
       <w:rFonts w:asciiTheme="majorHAnsi" w:eastAsiaTheme="majorEastAsia" w:hAnsiTheme="majorHAnsi" w:cstheme="majorBidi"/>
       <w:color w:val="2F5496" w:themeColor="accent1" w:themeShade="BF"/>
@@ -979,8 +6518,8 @@
     <w:basedOn w:val="Absatz-Standardschriftart"/>
     <w:link w:val="berschrift2"/>
     <w:uiPriority w:val="9"/>
-    <w:semiHidden/>
-    <w:rsid w:val="005B166F"/>
+    <w:qFormat/>
+    <w:rsid w:val="006E5226"/>
     <w:rPr>
       <w:rFonts w:asciiTheme="majorHAnsi" w:eastAsiaTheme="majorEastAsia" w:hAnsiTheme="majorHAnsi" w:cstheme="majorBidi"/>
       <w:color w:val="2F5496" w:themeColor="accent1" w:themeShade="BF"/>
@@ -994,7 +6533,8 @@
     <w:link w:val="berschrift3"/>
     <w:uiPriority w:val="9"/>
     <w:semiHidden/>
-    <w:rsid w:val="005B166F"/>
+    <w:qFormat/>
+    <w:rsid w:val="006E5226"/>
     <w:rPr>
       <w:rFonts w:eastAsiaTheme="majorEastAsia" w:cstheme="majorBidi"/>
       <w:color w:val="2F5496" w:themeColor="accent1" w:themeShade="BF"/>
@@ -1008,7 +6548,8 @@
     <w:link w:val="berschrift4"/>
     <w:uiPriority w:val="9"/>
     <w:semiHidden/>
-    <w:rsid w:val="005B166F"/>
+    <w:qFormat/>
+    <w:rsid w:val="006E5226"/>
     <w:rPr>
       <w:rFonts w:eastAsiaTheme="majorEastAsia" w:cstheme="majorBidi"/>
       <w:i/>
@@ -1022,7 +6563,8 @@
     <w:link w:val="berschrift5"/>
     <w:uiPriority w:val="9"/>
     <w:semiHidden/>
-    <w:rsid w:val="005B166F"/>
+    <w:qFormat/>
+    <w:rsid w:val="006E5226"/>
     <w:rPr>
       <w:rFonts w:eastAsiaTheme="majorEastAsia" w:cstheme="majorBidi"/>
       <w:color w:val="2F5496" w:themeColor="accent1" w:themeShade="BF"/>
@@ -1034,7 +6576,8 @@
     <w:link w:val="berschrift6"/>
     <w:uiPriority w:val="9"/>
     <w:semiHidden/>
-    <w:rsid w:val="005B166F"/>
+    <w:qFormat/>
+    <w:rsid w:val="006E5226"/>
     <w:rPr>
       <w:rFonts w:eastAsiaTheme="majorEastAsia" w:cstheme="majorBidi"/>
       <w:i/>
@@ -1048,7 +6591,8 @@
     <w:link w:val="berschrift7"/>
     <w:uiPriority w:val="9"/>
     <w:semiHidden/>
-    <w:rsid w:val="005B166F"/>
+    <w:qFormat/>
+    <w:rsid w:val="006E5226"/>
     <w:rPr>
       <w:rFonts w:eastAsiaTheme="majorEastAsia" w:cstheme="majorBidi"/>
       <w:color w:val="595959" w:themeColor="text1" w:themeTint="A6"/>
@@ -1060,7 +6604,8 @@
     <w:link w:val="berschrift8"/>
     <w:uiPriority w:val="9"/>
     <w:semiHidden/>
-    <w:rsid w:val="005B166F"/>
+    <w:qFormat/>
+    <w:rsid w:val="006E5226"/>
     <w:rPr>
       <w:rFonts w:eastAsiaTheme="majorEastAsia" w:cstheme="majorBidi"/>
       <w:i/>
@@ -1074,10 +6619,173 @@
     <w:link w:val="berschrift9"/>
     <w:uiPriority w:val="9"/>
     <w:semiHidden/>
-    <w:rsid w:val="005B166F"/>
+    <w:qFormat/>
+    <w:rsid w:val="006E5226"/>
     <w:rPr>
       <w:rFonts w:eastAsiaTheme="majorEastAsia" w:cstheme="majorBidi"/>
       <w:color w:val="272727" w:themeColor="text1" w:themeTint="D8"/>
+    </w:rPr>
+  </w:style>
+  <w:style w:type="character" w:customStyle="1" w:styleId="TitelZchn">
+    <w:name w:val="Titel Zchn"/>
+    <w:basedOn w:val="Absatz-Standardschriftart"/>
+    <w:link w:val="Titel"/>
+    <w:uiPriority w:val="10"/>
+    <w:qFormat/>
+    <w:rsid w:val="006E5226"/>
+    <w:rPr>
+      <w:rFonts w:asciiTheme="majorHAnsi" w:eastAsiaTheme="majorEastAsia" w:hAnsiTheme="majorHAnsi" w:cstheme="majorBidi"/>
+      <w:spacing w:val="-10"/>
+      <w:kern w:val="2"/>
+      <w:sz w:val="56"/>
+      <w:szCs w:val="56"/>
+    </w:rPr>
+  </w:style>
+  <w:style w:type="character" w:customStyle="1" w:styleId="UntertitelZchn">
+    <w:name w:val="Untertitel Zchn"/>
+    <w:basedOn w:val="Absatz-Standardschriftart"/>
+    <w:link w:val="Untertitel"/>
+    <w:uiPriority w:val="11"/>
+    <w:qFormat/>
+    <w:rsid w:val="006E5226"/>
+    <w:rPr>
+      <w:rFonts w:eastAsiaTheme="majorEastAsia" w:cstheme="majorBidi"/>
+      <w:color w:val="595959" w:themeColor="text1" w:themeTint="A6"/>
+      <w:spacing w:val="15"/>
+      <w:sz w:val="28"/>
+      <w:szCs w:val="28"/>
+    </w:rPr>
+  </w:style>
+  <w:style w:type="character" w:customStyle="1" w:styleId="ZitatZchn">
+    <w:name w:val="Zitat Zchn"/>
+    <w:basedOn w:val="Absatz-Standardschriftart"/>
+    <w:link w:val="Zitat"/>
+    <w:uiPriority w:val="29"/>
+    <w:qFormat/>
+    <w:rsid w:val="006E5226"/>
+    <w:rPr>
+      <w:i/>
+      <w:iCs/>
+      <w:color w:val="404040" w:themeColor="text1" w:themeTint="BF"/>
+    </w:rPr>
+  </w:style>
+  <w:style w:type="character" w:styleId="IntensiveHervorhebung">
+    <w:name w:val="Intense Emphasis"/>
+    <w:basedOn w:val="Absatz-Standardschriftart"/>
+    <w:uiPriority w:val="21"/>
+    <w:qFormat/>
+    <w:rsid w:val="006E5226"/>
+    <w:rPr>
+      <w:i/>
+      <w:iCs/>
+      <w:color w:val="2F5496" w:themeColor="accent1" w:themeShade="BF"/>
+    </w:rPr>
+  </w:style>
+  <w:style w:type="character" w:customStyle="1" w:styleId="IntensivesZitatZchn">
+    <w:name w:val="Intensives Zitat Zchn"/>
+    <w:basedOn w:val="Absatz-Standardschriftart"/>
+    <w:link w:val="IntensivesZitat"/>
+    <w:uiPriority w:val="30"/>
+    <w:qFormat/>
+    <w:rsid w:val="006E5226"/>
+    <w:rPr>
+      <w:i/>
+      <w:iCs/>
+      <w:color w:val="2F5496" w:themeColor="accent1" w:themeShade="BF"/>
+    </w:rPr>
+  </w:style>
+  <w:style w:type="character" w:styleId="IntensiverVerweis">
+    <w:name w:val="Intense Reference"/>
+    <w:basedOn w:val="Absatz-Standardschriftart"/>
+    <w:uiPriority w:val="32"/>
+    <w:qFormat/>
+    <w:rsid w:val="006E5226"/>
+    <w:rPr>
+      <w:b/>
+      <w:bCs/>
+      <w:smallCaps/>
+      <w:color w:val="2F5496" w:themeColor="accent1" w:themeShade="BF"/>
+      <w:spacing w:val="5"/>
+    </w:rPr>
+  </w:style>
+  <w:style w:type="paragraph" w:customStyle="1" w:styleId="berschrift">
+    <w:name w:val="Überschrift"/>
+    <w:basedOn w:val="Standard"/>
+    <w:next w:val="Textkrper"/>
+    <w:qFormat/>
+    <w:pPr>
+      <w:keepNext/>
+      <w:spacing w:before="240" w:after="120"/>
+    </w:pPr>
+    <w:rPr>
+      <w:rFonts w:ascii="Liberation Sans" w:eastAsia="Microsoft YaHei" w:hAnsi="Liberation Sans" w:cs="Lucida Sans"/>
+      <w:sz w:val="28"/>
+      <w:szCs w:val="28"/>
+    </w:rPr>
+  </w:style>
+  <w:style w:type="paragraph" w:styleId="Textkrper">
+    <w:name w:val="Body Text"/>
+    <w:basedOn w:val="Standard"/>
+    <w:pPr>
+      <w:spacing w:after="140"/>
+    </w:pPr>
+  </w:style>
+  <w:style w:type="paragraph" w:styleId="Liste">
+    <w:name w:val="List"/>
+    <w:basedOn w:val="Textkrper"/>
+    <w:rPr>
+      <w:rFonts w:cs="Lucida Sans"/>
+    </w:rPr>
+  </w:style>
+  <w:style w:type="paragraph" w:styleId="Beschriftung">
+    <w:name w:val="caption"/>
+    <w:basedOn w:val="Standard"/>
+    <w:qFormat/>
+    <w:pPr>
+      <w:suppressLineNumbers/>
+      <w:spacing w:before="120" w:after="120"/>
+    </w:pPr>
+    <w:rPr>
+      <w:rFonts w:cs="Lucida Sans"/>
+      <w:i/>
+      <w:iCs/>
+    </w:rPr>
+  </w:style>
+  <w:style w:type="paragraph" w:customStyle="1" w:styleId="Verzeichnis">
+    <w:name w:val="Verzeichnis"/>
+    <w:basedOn w:val="Standard"/>
+    <w:qFormat/>
+    <w:pPr>
+      <w:suppressLineNumbers/>
+    </w:pPr>
+    <w:rPr>
+      <w:rFonts w:cs="Lucida Sans"/>
+    </w:rPr>
+  </w:style>
+  <w:style w:type="paragraph" w:customStyle="1" w:styleId="berschriftuser">
+    <w:name w:val="Überschrift (user)"/>
+    <w:basedOn w:val="Standard"/>
+    <w:next w:val="Textkrper"/>
+    <w:qFormat/>
+    <w:pPr>
+      <w:keepNext/>
+      <w:spacing w:before="240" w:after="120"/>
+    </w:pPr>
+    <w:rPr>
+      <w:rFonts w:ascii="Liberation Sans" w:eastAsia="Microsoft YaHei" w:hAnsi="Liberation Sans" w:cs="Lucida Sans"/>
+      <w:sz w:val="28"/>
+      <w:szCs w:val="28"/>
+    </w:rPr>
+  </w:style>
+  <w:style w:type="paragraph" w:customStyle="1" w:styleId="Verzeichnisuser">
+    <w:name w:val="Verzeichnis (user)"/>
+    <w:basedOn w:val="Standard"/>
+    <w:qFormat/>
+    <w:pPr>
+      <w:suppressLineNumbers/>
+    </w:pPr>
+    <w:rPr>
+      <w:rFonts w:cs="Lucida Sans"/>
     </w:rPr>
   </w:style>
   <w:style w:type="paragraph" w:styleId="Titel">
@@ -1087,7 +6795,7 @@
     <w:link w:val="TitelZchn"/>
     <w:uiPriority w:val="10"/>
     <w:qFormat/>
-    <w:rsid w:val="005B166F"/>
+    <w:rsid w:val="006E5226"/>
     <w:pPr>
       <w:spacing w:after="80" w:line="240" w:lineRule="auto"/>
       <w:contextualSpacing/>
@@ -1095,21 +6803,6 @@
     <w:rPr>
       <w:rFonts w:asciiTheme="majorHAnsi" w:eastAsiaTheme="majorEastAsia" w:hAnsiTheme="majorHAnsi" w:cstheme="majorBidi"/>
       <w:spacing w:val="-10"/>
-      <w:kern w:val="28"/>
-      <w:sz w:val="56"/>
-      <w:szCs w:val="56"/>
-    </w:rPr>
-  </w:style>
-  <w:style w:type="character" w:customStyle="1" w:styleId="TitelZchn">
-    <w:name w:val="Titel Zchn"/>
-    <w:basedOn w:val="Absatz-Standardschriftart"/>
-    <w:link w:val="Titel"/>
-    <w:uiPriority w:val="10"/>
-    <w:rsid w:val="005B166F"/>
-    <w:rPr>
-      <w:rFonts w:asciiTheme="majorHAnsi" w:eastAsiaTheme="majorEastAsia" w:hAnsiTheme="majorHAnsi" w:cstheme="majorBidi"/>
-      <w:spacing w:val="-10"/>
-      <w:kern w:val="28"/>
       <w:sz w:val="56"/>
       <w:szCs w:val="56"/>
     </w:rPr>
@@ -1121,26 +6814,7 @@
     <w:link w:val="UntertitelZchn"/>
     <w:uiPriority w:val="11"/>
     <w:qFormat/>
-    <w:rsid w:val="005B166F"/>
-    <w:pPr>
-      <w:numPr>
-        <w:ilvl w:val="1"/>
-      </w:numPr>
-    </w:pPr>
-    <w:rPr>
-      <w:rFonts w:eastAsiaTheme="majorEastAsia" w:cstheme="majorBidi"/>
-      <w:color w:val="595959" w:themeColor="text1" w:themeTint="A6"/>
-      <w:spacing w:val="15"/>
-      <w:sz w:val="28"/>
-      <w:szCs w:val="28"/>
-    </w:rPr>
-  </w:style>
-  <w:style w:type="character" w:customStyle="1" w:styleId="UntertitelZchn">
-    <w:name w:val="Untertitel Zchn"/>
-    <w:basedOn w:val="Absatz-Standardschriftart"/>
-    <w:link w:val="Untertitel"/>
-    <w:uiPriority w:val="11"/>
-    <w:rsid w:val="005B166F"/>
+    <w:rsid w:val="006E5226"/>
     <w:rPr>
       <w:rFonts w:eastAsiaTheme="majorEastAsia" w:cstheme="majorBidi"/>
       <w:color w:val="595959" w:themeColor="text1" w:themeTint="A6"/>
@@ -1156,23 +6830,11 @@
     <w:link w:val="ZitatZchn"/>
     <w:uiPriority w:val="29"/>
     <w:qFormat/>
-    <w:rsid w:val="005B166F"/>
+    <w:rsid w:val="006E5226"/>
     <w:pPr>
       <w:spacing w:before="160"/>
       <w:jc w:val="center"/>
     </w:pPr>
-    <w:rPr>
-      <w:i/>
-      <w:iCs/>
-      <w:color w:val="404040" w:themeColor="text1" w:themeTint="BF"/>
-    </w:rPr>
-  </w:style>
-  <w:style w:type="character" w:customStyle="1" w:styleId="ZitatZchn">
-    <w:name w:val="Zitat Zchn"/>
-    <w:basedOn w:val="Absatz-Standardschriftart"/>
-    <w:link w:val="Zitat"/>
-    <w:uiPriority w:val="29"/>
-    <w:rsid w:val="005B166F"/>
     <w:rPr>
       <w:i/>
       <w:iCs/>
@@ -1184,23 +6846,11 @@
     <w:basedOn w:val="Standard"/>
     <w:uiPriority w:val="34"/>
     <w:qFormat/>
-    <w:rsid w:val="005B166F"/>
+    <w:rsid w:val="006E5226"/>
     <w:pPr>
       <w:ind w:left="720"/>
       <w:contextualSpacing/>
     </w:pPr>
-  </w:style>
-  <w:style w:type="character" w:styleId="IntensiveHervorhebung">
-    <w:name w:val="Intense Emphasis"/>
-    <w:basedOn w:val="Absatz-Standardschriftart"/>
-    <w:uiPriority w:val="21"/>
-    <w:qFormat/>
-    <w:rsid w:val="005B166F"/>
-    <w:rPr>
-      <w:i/>
-      <w:iCs/>
-      <w:color w:val="2F5496" w:themeColor="accent1" w:themeShade="BF"/>
-    </w:rPr>
   </w:style>
   <w:style w:type="paragraph" w:styleId="IntensivesZitat">
     <w:name w:val="Intense Quote"/>
@@ -1209,7 +6859,7 @@
     <w:link w:val="IntensivesZitatZchn"/>
     <w:uiPriority w:val="30"/>
     <w:qFormat/>
-    <w:rsid w:val="005B166F"/>
+    <w:rsid w:val="006E5226"/>
     <w:pPr>
       <w:pBdr>
         <w:top w:val="single" w:sz="4" w:space="10" w:color="2F5496" w:themeColor="accent1" w:themeShade="BF"/>
@@ -1225,30 +6875,23 @@
       <w:color w:val="2F5496" w:themeColor="accent1" w:themeShade="BF"/>
     </w:rPr>
   </w:style>
-  <w:style w:type="character" w:customStyle="1" w:styleId="IntensivesZitatZchn">
-    <w:name w:val="Intensives Zitat Zchn"/>
-    <w:basedOn w:val="Absatz-Standardschriftart"/>
-    <w:link w:val="IntensivesZitat"/>
-    <w:uiPriority w:val="30"/>
-    <w:rsid w:val="005B166F"/>
+  <w:style w:type="paragraph" w:styleId="KeinLeerraum">
+    <w:name w:val="No Spacing"/>
+    <w:uiPriority w:val="1"/>
+    <w:qFormat/>
+    <w:rsid w:val="001B3D9E"/>
+  </w:style>
+  <w:style w:type="paragraph" w:customStyle="1" w:styleId="VorformatierterText">
+    <w:name w:val="Vorformatierter Text"/>
+    <w:basedOn w:val="Standard"/>
+    <w:qFormat/>
+    <w:pPr>
+      <w:spacing w:after="0"/>
+    </w:pPr>
     <w:rPr>
-      <w:i/>
-      <w:iCs/>
-      <w:color w:val="2F5496" w:themeColor="accent1" w:themeShade="BF"/>
-    </w:rPr>
-  </w:style>
-  <w:style w:type="character" w:styleId="IntensiverVerweis">
-    <w:name w:val="Intense Reference"/>
-    <w:basedOn w:val="Absatz-Standardschriftart"/>
-    <w:uiPriority w:val="32"/>
-    <w:qFormat/>
-    <w:rsid w:val="005B166F"/>
-    <w:rPr>
-      <w:b/>
-      <w:bCs/>
-      <w:smallCaps/>
-      <w:color w:val="2F5496" w:themeColor="accent1" w:themeShade="BF"/>
-      <w:spacing w:val="5"/>
+      <w:rFonts w:ascii="Liberation Mono" w:eastAsia="ＭＳ ゴシック" w:hAnsi="Liberation Mono" w:cs="Liberation Mono"/>
+      <w:sz w:val="20"/>
+      <w:szCs w:val="20"/>
     </w:rPr>
   </w:style>
 </w:styles>
@@ -1259,10 +6902,10 @@
   <a:themeElements>
     <a:clrScheme name="Office">
       <a:dk1>
-        <a:sysClr val="windowText" lastClr="000000"/>
+        <a:srgbClr val="000000"/>
       </a:dk1>
       <a:lt1>
-        <a:sysClr val="window" lastClr="FFFFFF"/>
+        <a:srgbClr val="FFFFFF"/>
       </a:lt1>
       <a:dk2>
         <a:srgbClr val="44546A"/>
@@ -1300,150 +6943,52 @@
         <a:latin typeface="Calibri Light" panose="020F0302020204030204"/>
         <a:ea typeface=""/>
         <a:cs typeface=""/>
-        <a:font script="Jpan" typeface="游ゴシック Light"/>
-        <a:font script="Hang" typeface="맑은 고딕"/>
-        <a:font script="Hans" typeface="等线 Light"/>
-        <a:font script="Hant" typeface="新細明體"/>
-        <a:font script="Arab" typeface="Times New Roman"/>
-        <a:font script="Hebr" typeface="Times New Roman"/>
-        <a:font script="Thai" typeface="Angsana New"/>
-        <a:font script="Ethi" typeface="Nyala"/>
-        <a:font script="Beng" typeface="Vrinda"/>
-        <a:font script="Gujr" typeface="Shruti"/>
-        <a:font script="Khmr" typeface="MoolBoran"/>
-        <a:font script="Knda" typeface="Tunga"/>
-        <a:font script="Guru" typeface="Raavi"/>
-        <a:font script="Cans" typeface="Euphemia"/>
-        <a:font script="Cher" typeface="Plantagenet Cherokee"/>
-        <a:font script="Yiii" typeface="Microsoft Yi Baiti"/>
-        <a:font script="Tibt" typeface="Microsoft Himalaya"/>
-        <a:font script="Thaa" typeface="MV Boli"/>
-        <a:font script="Deva" typeface="Mangal"/>
-        <a:font script="Telu" typeface="Gautami"/>
-        <a:font script="Taml" typeface="Latha"/>
-        <a:font script="Syrc" typeface="Estrangelo Edessa"/>
-        <a:font script="Orya" typeface="Kalinga"/>
-        <a:font script="Mlym" typeface="Kartika"/>
-        <a:font script="Laoo" typeface="DokChampa"/>
-        <a:font script="Sinh" typeface="Iskoola Pota"/>
-        <a:font script="Mong" typeface="Mongolian Baiti"/>
-        <a:font script="Viet" typeface="Times New Roman"/>
-        <a:font script="Uigh" typeface="Microsoft Uighur"/>
-        <a:font script="Geor" typeface="Sylfaen"/>
-        <a:font script="Armn" typeface="Arial"/>
-        <a:font script="Bugi" typeface="Leelawadee UI"/>
-        <a:font script="Bopo" typeface="Microsoft JhengHei"/>
-        <a:font script="Java" typeface="Javanese Text"/>
-        <a:font script="Lisu" typeface="Segoe UI"/>
-        <a:font script="Mymr" typeface="Myanmar Text"/>
-        <a:font script="Nkoo" typeface="Ebrima"/>
-        <a:font script="Olck" typeface="Nirmala UI"/>
-        <a:font script="Osma" typeface="Ebrima"/>
-        <a:font script="Phag" typeface="Phagspa"/>
-        <a:font script="Syrn" typeface="Estrangelo Edessa"/>
-        <a:font script="Syrj" typeface="Estrangelo Edessa"/>
-        <a:font script="Syre" typeface="Estrangelo Edessa"/>
-        <a:font script="Sora" typeface="Nirmala UI"/>
-        <a:font script="Tale" typeface="Microsoft Tai Le"/>
-        <a:font script="Talu" typeface="Microsoft New Tai Lue"/>
-        <a:font script="Tfng" typeface="Ebrima"/>
       </a:majorFont>
       <a:minorFont>
         <a:latin typeface="Calibri" panose="020F0502020204030204"/>
         <a:ea typeface=""/>
         <a:cs typeface=""/>
-        <a:font script="Jpan" typeface="游明朝"/>
-        <a:font script="Hang" typeface="맑은 고딕"/>
-        <a:font script="Hans" typeface="等线"/>
-        <a:font script="Hant" typeface="新細明體"/>
-        <a:font script="Arab" typeface="Arial"/>
-        <a:font script="Hebr" typeface="Arial"/>
-        <a:font script="Thai" typeface="Cordia New"/>
-        <a:font script="Ethi" typeface="Nyala"/>
-        <a:font script="Beng" typeface="Vrinda"/>
-        <a:font script="Gujr" typeface="Shruti"/>
-        <a:font script="Khmr" typeface="DaunPenh"/>
-        <a:font script="Knda" typeface="Tunga"/>
-        <a:font script="Guru" typeface="Raavi"/>
-        <a:font script="Cans" typeface="Euphemia"/>
-        <a:font script="Cher" typeface="Plantagenet Cherokee"/>
-        <a:font script="Yiii" typeface="Microsoft Yi Baiti"/>
-        <a:font script="Tibt" typeface="Microsoft Himalaya"/>
-        <a:font script="Thaa" typeface="MV Boli"/>
-        <a:font script="Deva" typeface="Mangal"/>
-        <a:font script="Telu" typeface="Gautami"/>
-        <a:font script="Taml" typeface="Latha"/>
-        <a:font script="Syrc" typeface="Estrangelo Edessa"/>
-        <a:font script="Orya" typeface="Kalinga"/>
-        <a:font script="Mlym" typeface="Kartika"/>
-        <a:font script="Laoo" typeface="DokChampa"/>
-        <a:font script="Sinh" typeface="Iskoola Pota"/>
-        <a:font script="Mong" typeface="Mongolian Baiti"/>
-        <a:font script="Viet" typeface="Arial"/>
-        <a:font script="Uigh" typeface="Microsoft Uighur"/>
-        <a:font script="Geor" typeface="Sylfaen"/>
-        <a:font script="Armn" typeface="Arial"/>
-        <a:font script="Bugi" typeface="Leelawadee UI"/>
-        <a:font script="Bopo" typeface="Microsoft JhengHei"/>
-        <a:font script="Java" typeface="Javanese Text"/>
-        <a:font script="Lisu" typeface="Segoe UI"/>
-        <a:font script="Mymr" typeface="Myanmar Text"/>
-        <a:font script="Nkoo" typeface="Ebrima"/>
-        <a:font script="Olck" typeface="Nirmala UI"/>
-        <a:font script="Osma" typeface="Ebrima"/>
-        <a:font script="Phag" typeface="Phagspa"/>
-        <a:font script="Syrn" typeface="Estrangelo Edessa"/>
-        <a:font script="Syrj" typeface="Estrangelo Edessa"/>
-        <a:font script="Syre" typeface="Estrangelo Edessa"/>
-        <a:font script="Sora" typeface="Nirmala UI"/>
-        <a:font script="Tale" typeface="Microsoft Tai Le"/>
-        <a:font script="Talu" typeface="Microsoft New Tai Lue"/>
-        <a:font script="Tfng" typeface="Ebrima"/>
       </a:minorFont>
     </a:fontScheme>
-    <a:fmtScheme name="Office">
+    <a:fmtScheme>
       <a:fillStyleLst>
         <a:solidFill>
           <a:schemeClr val="phClr"/>
         </a:solidFill>
-        <a:gradFill rotWithShape="1">
+        <a:gradFill>
           <a:gsLst>
             <a:gs pos="0">
               <a:schemeClr val="phClr">
                 <a:lumMod val="110000"/>
-                <a:satMod val="105000"/>
                 <a:tint val="67000"/>
               </a:schemeClr>
             </a:gs>
             <a:gs pos="50000">
               <a:schemeClr val="phClr">
                 <a:lumMod val="105000"/>
-                <a:satMod val="103000"/>
                 <a:tint val="73000"/>
               </a:schemeClr>
             </a:gs>
             <a:gs pos="100000">
               <a:schemeClr val="phClr">
                 <a:lumMod val="105000"/>
-                <a:satMod val="109000"/>
                 <a:tint val="81000"/>
               </a:schemeClr>
             </a:gs>
           </a:gsLst>
           <a:lin ang="5400000" scaled="0"/>
+          <a:tileRect/>
         </a:gradFill>
-        <a:gradFill rotWithShape="1">
+        <a:gradFill>
           <a:gsLst>
             <a:gs pos="0">
               <a:schemeClr val="phClr">
-                <a:satMod val="103000"/>
                 <a:lumMod val="102000"/>
                 <a:tint val="94000"/>
               </a:schemeClr>
             </a:gs>
             <a:gs pos="50000">
               <a:schemeClr val="phClr">
-                <a:satMod val="110000"/>
                 <a:lumMod val="100000"/>
                 <a:shade val="100000"/>
               </a:schemeClr>
@@ -1451,33 +6996,24 @@
             <a:gs pos="100000">
               <a:schemeClr val="phClr">
                 <a:lumMod val="99000"/>
-                <a:satMod val="120000"/>
                 <a:shade val="78000"/>
               </a:schemeClr>
             </a:gs>
           </a:gsLst>
           <a:lin ang="5400000" scaled="0"/>
+          <a:tileRect/>
         </a:gradFill>
       </a:fillStyleLst>
       <a:lnStyleLst>
         <a:ln w="6350" cap="flat" cmpd="sng" algn="ctr">
-          <a:solidFill>
-            <a:schemeClr val="phClr"/>
-          </a:solidFill>
           <a:prstDash val="solid"/>
           <a:miter lim="800000"/>
         </a:ln>
         <a:ln w="12700" cap="flat" cmpd="sng" algn="ctr">
-          <a:solidFill>
-            <a:schemeClr val="phClr"/>
-          </a:solidFill>
           <a:prstDash val="solid"/>
           <a:miter lim="800000"/>
         </a:ln>
         <a:ln w="19050" cap="flat" cmpd="sng" algn="ctr">
-          <a:solidFill>
-            <a:schemeClr val="phClr"/>
-          </a:solidFill>
           <a:prstDash val="solid"/>
           <a:miter lim="800000"/>
         </a:ln>
@@ -1490,13 +7026,7 @@
           <a:effectLst/>
         </a:effectStyle>
         <a:effectStyle>
-          <a:effectLst>
-            <a:outerShdw blurRad="57150" dist="19050" dir="5400000" algn="ctr" rotWithShape="0">
-              <a:srgbClr val="000000">
-                <a:alpha val="63000"/>
-              </a:srgbClr>
-            </a:outerShdw>
-          </a:effectLst>
+          <a:effectLst/>
         </a:effectStyle>
       </a:effectStyleLst>
       <a:bgFillStyleLst>
@@ -1506,15 +7036,13 @@
         <a:solidFill>
           <a:schemeClr val="phClr">
             <a:tint val="95000"/>
-            <a:satMod val="170000"/>
           </a:schemeClr>
         </a:solidFill>
-        <a:gradFill rotWithShape="1">
+        <a:gradFill>
           <a:gsLst>
             <a:gs pos="0">
               <a:schemeClr val="phClr">
                 <a:tint val="93000"/>
-                <a:satMod val="150000"/>
                 <a:shade val="98000"/>
                 <a:lumMod val="102000"/>
               </a:schemeClr>
@@ -1522,7 +7050,6 @@
             <a:gs pos="50000">
               <a:schemeClr val="phClr">
                 <a:tint val="98000"/>
-                <a:satMod val="130000"/>
                 <a:shade val="90000"/>
                 <a:lumMod val="103000"/>
               </a:schemeClr>
@@ -1530,21 +7057,16 @@
             <a:gs pos="100000">
               <a:schemeClr val="phClr">
                 <a:shade val="63000"/>
-                <a:satMod val="120000"/>
               </a:schemeClr>
             </a:gs>
           </a:gsLst>
           <a:lin ang="5400000" scaled="0"/>
+          <a:tileRect/>
         </a:gradFill>
       </a:bgFillStyleLst>
     </a:fmtScheme>
   </a:themeElements>
   <a:objectDefaults/>
   <a:extraClrSchemeLst/>
-  <a:extLst>
-    <a:ext uri="{05A4C25C-085E-4340-85A3-A5531E510DB2}">
-      <thm15:themeFamily xmlns:thm15="http://schemas.microsoft.com/office/thememl/2012/main" name="Office Theme" id="{62F939B6-93AF-4DB8-9C6B-D6C7DFDC589F}" vid="{4A3C46E8-61CC-4603-A589-7422A47A8E4A}"/>
-    </a:ext>
-  </a:extLst>
 </a:theme>
 </file>